--- a/pr-preview/pr-145/variance-covariance-tracked-changes.docx
+++ b/pr-preview/pr-145/variance-covariance-tracked-changes.docx
@@ -26,7 +26,7 @@
       </w:pPr>
       <w:ins w:id="2" w:author="PR Preview" w:date="2026-01-01T00:00:00Z">
         <w:r>
-          <w:t xml:space="preserve">Last modified: 2026-10-14 13:40:09 (PDT)</w:t>
+          <w:t xml:space="preserve">Last modified: 2026-10-14 13:59:07 (PDT)</w:t>
         </w:r>
       </w:ins>
     </w:p>
@@ -1863,12 +1863,16 @@
       <w:pPr>
         <w:pStyle w:val="BodyText"/>
       </w:pPr>
-      <w:r>
-        <w:t xml:space="preserve">Show that</w:t>
-      </w:r>
-      <w:r>
-        <w:t xml:space="preserve"> </w:t>
-      </w:r>
+      <w:del w:id="3" w:author="PR Preview" w:date="2026-01-01T00:00:00Z">
+        <w:r>
+          <w:delText xml:space="preserve">Show that</w:delText>
+        </w:r>
+      </w:del>
+      <w:del w:id="4" w:author="PR Preview" w:date="2026-01-01T00:00:00Z">
+        <w:r>
+          <w:delText xml:space="preserve"> </w:delText>
+        </w:r>
+      </w:del>
       <m:oMath>
         <m:r>
           <m:rPr>
@@ -1919,23 +1923,27 @@
           </m:sup>
         </m:sSup>
       </m:oMath>
-      <w:r>
-        <w:t xml:space="preserve">,</w:t>
-      </w:r>
-      <w:r>
-        <w:t xml:space="preserve"> </w:t>
-      </w:r>
-      <w:r>
-        <w:t xml:space="preserve">and say which earlier result you used.</w:t>
-      </w:r>
+      <w:del w:id="5" w:author="PR Preview" w:date="2026-01-01T00:00:00Z">
+        <w:r>
+          <w:delText xml:space="preserve">,</w:delText>
+        </w:r>
+      </w:del>
+      <w:del w:id="6" w:author="PR Preview" w:date="2026-01-01T00:00:00Z">
+        <w:r>
+          <w:delText xml:space="preserve"> </w:delText>
+        </w:r>
+      </w:del>
+      <w:del w:id="7" w:author="PR Preview" w:date="2026-01-01T00:00:00Z">
+        <w:r>
+          <w:delText xml:space="preserve">and say which earlier result you used.</w:delText>
+        </w:r>
+      </w:del>
     </w:p>
-    <w:bookmarkEnd w:id="22"/>
-    <w:bookmarkStart w:id="24" w:name="sol-noise-second-moment"/>
     <w:p>
       <w:pPr>
         <w:pStyle w:val="BodyText"/>
       </w:pPr>
-      <w:del w:id="3" w:author="PR Preview" w:date="2026-01-01T00:00:00Z">
+      <w:del w:id="8" w:author="PR Preview" w:date="2026-01-01T00:00:00Z">
         <w:r>
           <w:rPr>
             <w:i/>
@@ -1944,13 +1952,13 @@
           <w:delText xml:space="preserve">Solution 1</w:delText>
         </w:r>
       </w:del>
-      <w:del w:id="4" w:author="PR Preview" w:date="2026-01-01T00:00:00Z">
+      <w:del w:id="9" w:author="PR Preview" w:date="2026-01-01T00:00:00Z">
         <w:r>
           <w:delText xml:space="preserve">. </w:delText>
         </w:r>
       </w:del>
       <w:hyperlink w:anchor="thm-variance">
-        <w:del w:id="5" w:author="PR Preview" w:date="2026-01-01T00:00:00Z">
+        <w:del w:id="10" w:author="PR Preview" w:date="2026-01-01T00:00:00Z">
           <w:r>
             <w:rPr>
               <w:rStyle w:val="Hyperlink"/>
@@ -1959,17 +1967,17 @@
           </w:r>
         </w:del>
       </w:hyperlink>
-      <w:del w:id="6" w:author="PR Preview" w:date="2026-01-01T00:00:00Z">
+      <w:del w:id="11" w:author="PR Preview" w:date="2026-01-01T00:00:00Z">
         <w:r>
           <w:delText xml:space="preserve"> </w:delText>
         </w:r>
       </w:del>
-      <w:del w:id="7" w:author="PR Preview" w:date="2026-01-01T00:00:00Z">
+      <w:del w:id="12" w:author="PR Preview" w:date="2026-01-01T00:00:00Z">
         <w:r>
           <w:delText xml:space="preserve">says</w:delText>
         </w:r>
       </w:del>
-      <w:del w:id="8" w:author="PR Preview" w:date="2026-01-01T00:00:00Z">
+      <w:del w:id="13" w:author="PR Preview" w:date="2026-01-01T00:00:00Z">
         <w:r>
           <w:delText xml:space="preserve"> </w:delText>
         </w:r>
@@ -2085,17 +2093,17 @@
           </m:sup>
         </m:sSup>
       </m:oMath>
-      <w:del w:id="9" w:author="PR Preview" w:date="2026-01-01T00:00:00Z">
+      <w:del w:id="14" w:author="PR Preview" w:date="2026-01-01T00:00:00Z">
         <w:r>
           <w:delText xml:space="preserve"> </w:delText>
         </w:r>
       </w:del>
-      <w:del w:id="10" w:author="PR Preview" w:date="2026-01-01T00:00:00Z">
+      <w:del w:id="15" w:author="PR Preview" w:date="2026-01-01T00:00:00Z">
         <w:r>
           <w:delText xml:space="preserve">for any</w:delText>
         </w:r>
       </w:del>
-      <w:del w:id="11" w:author="PR Preview" w:date="2026-01-01T00:00:00Z">
+      <w:del w:id="16" w:author="PR Preview" w:date="2026-01-01T00:00:00Z">
         <w:r>
           <w:delText xml:space="preserve"> </w:delText>
         </w:r>
@@ -2105,22 +2113,22 @@
           <m:t>X</m:t>
         </m:r>
       </m:oMath>
-      <w:del w:id="12" w:author="PR Preview" w:date="2026-01-01T00:00:00Z">
+      <w:del w:id="17" w:author="PR Preview" w:date="2026-01-01T00:00:00Z">
         <w:r>
           <w:delText xml:space="preserve">.</w:delText>
         </w:r>
       </w:del>
-      <w:del w:id="13" w:author="PR Preview" w:date="2026-01-01T00:00:00Z">
+      <w:del w:id="18" w:author="PR Preview" w:date="2026-01-01T00:00:00Z">
         <w:r>
           <w:delText xml:space="preserve"> </w:delText>
         </w:r>
       </w:del>
-      <w:del w:id="14" w:author="PR Preview" w:date="2026-01-01T00:00:00Z">
+      <w:del w:id="19" w:author="PR Preview" w:date="2026-01-01T00:00:00Z">
         <w:r>
           <w:delText xml:space="preserve">Taking</w:delText>
         </w:r>
       </w:del>
-      <w:del w:id="15" w:author="PR Preview" w:date="2026-01-01T00:00:00Z">
+      <w:del w:id="20" w:author="PR Preview" w:date="2026-01-01T00:00:00Z">
         <w:r>
           <w:delText xml:space="preserve"> </w:delText>
         </w:r>
@@ -2139,17 +2147,17 @@
           <m:t>ε</m:t>
         </m:r>
       </m:oMath>
-      <w:del w:id="16" w:author="PR Preview" w:date="2026-01-01T00:00:00Z">
+      <w:del w:id="21" w:author="PR Preview" w:date="2026-01-01T00:00:00Z">
         <w:r>
           <w:delText xml:space="preserve"> </w:delText>
         </w:r>
       </w:del>
-      <w:del w:id="17" w:author="PR Preview" w:date="2026-01-01T00:00:00Z">
+      <w:del w:id="22" w:author="PR Preview" w:date="2026-01-01T00:00:00Z">
         <w:r>
           <w:delText xml:space="preserve">and substituting</w:delText>
         </w:r>
       </w:del>
-      <w:del w:id="18" w:author="PR Preview" w:date="2026-01-01T00:00:00Z">
+      <w:del w:id="23" w:author="PR Preview" w:date="2026-01-01T00:00:00Z">
         <w:r>
           <w:delText xml:space="preserve"> </w:delText>
         </w:r>
@@ -2186,7 +2194,7 @@
           <m:t>0</m:t>
         </m:r>
       </m:oMath>
-      <w:del w:id="19" w:author="PR Preview" w:date="2026-01-01T00:00:00Z">
+      <w:del w:id="24" w:author="PR Preview" w:date="2026-01-01T00:00:00Z">
         <w:r>
           <w:delText xml:space="preserve">,</w:delText>
         </w:r>
@@ -2196,7 +2204,100 @@
       <w:pPr>
         <w:pStyle w:val="BodyText"/>
       </w:pPr>
-      <w:ins w:id="20" w:author="PR Preview" w:date="2026-01-01T00:00:00Z">
+      <w:ins w:id="25" w:author="PR Preview" w:date="2026-01-01T00:00:00Z">
+        <w:r>
+          <w:t xml:space="preserve">Find</w:t>
+        </w:r>
+      </w:ins>
+      <w:ins w:id="26" w:author="PR Preview" w:date="2026-01-01T00:00:00Z">
+        <w:r>
+          <w:t xml:space="preserve"> </w:t>
+        </w:r>
+      </w:ins>
+      <m:oMath>
+        <m:r>
+          <m:rPr>
+            <m:sty m:val="p"/>
+          </m:rPr>
+          <m:t>E</m:t>
+        </m:r>
+        <m:r>
+          <m:rPr>
+            <m:sty m:val="p"/>
+          </m:rPr>
+          <m:t>[</m:t>
+        </m:r>
+        <m:sSup>
+          <m:e>
+            <m:r>
+              <m:t>ε</m:t>
+            </m:r>
+          </m:e>
+          <m:sup>
+            <m:r>
+              <m:t>2</m:t>
+            </m:r>
+          </m:sup>
+        </m:sSup>
+        <m:r>
+          <m:rPr>
+            <m:sty m:val="p"/>
+          </m:rPr>
+          <m:t>]</m:t>
+        </m:r>
+      </m:oMath>
+      <w:ins w:id="27" w:author="PR Preview" w:date="2026-01-01T00:00:00Z">
+        <w:r>
+          <w:t xml:space="preserve"> </w:t>
+        </w:r>
+      </w:ins>
+      <w:ins w:id="28" w:author="PR Preview" w:date="2026-01-01T00:00:00Z">
+        <w:r>
+          <w:t xml:space="preserve">in terms of</w:t>
+        </w:r>
+      </w:ins>
+      <w:ins w:id="29" w:author="PR Preview" w:date="2026-01-01T00:00:00Z">
+        <w:r>
+          <w:t xml:space="preserve"> </w:t>
+        </w:r>
+      </w:ins>
+      <m:oMath>
+        <m:sSup>
+          <m:e>
+            <m:r>
+              <m:t>σ</m:t>
+            </m:r>
+          </m:e>
+          <m:sup>
+            <m:r>
+              <m:t>2</m:t>
+            </m:r>
+          </m:sup>
+        </m:sSup>
+      </m:oMath>
+      <w:ins w:id="30" w:author="PR Preview" w:date="2026-01-01T00:00:00Z">
+        <w:r>
+          <w:t xml:space="preserve">,</w:t>
+        </w:r>
+      </w:ins>
+      <w:ins w:id="31" w:author="PR Preview" w:date="2026-01-01T00:00:00Z">
+        <w:r>
+          <w:t xml:space="preserve"> </w:t>
+        </w:r>
+      </w:ins>
+      <w:ins w:id="32" w:author="PR Preview" w:date="2026-01-01T00:00:00Z">
+        <w:r>
+          <w:t xml:space="preserve">and say which earlier result you used.</w:t>
+        </w:r>
+      </w:ins>
+    </w:p>
+    <w:bookmarkEnd w:id="22"/>
+    <w:bookmarkStart w:id="24" w:name="sol-noise-second-moment"/>
+    <w:p>
+      <w:pPr>
+        <w:pStyle w:val="BodyText"/>
+      </w:pPr>
+      <w:ins w:id="33" w:author="PR Preview" w:date="2026-01-01T00:00:00Z">
         <w:r>
           <w:rPr>
             <w:i/>
@@ -2205,13 +2306,13 @@
           <w:t xml:space="preserve">Solution 1</w:t>
         </w:r>
       </w:ins>
-      <w:ins w:id="21" w:author="PR Preview" w:date="2026-01-01T00:00:00Z">
+      <w:ins w:id="34" w:author="PR Preview" w:date="2026-01-01T00:00:00Z">
         <w:r>
           <w:t xml:space="preserve">. </w:t>
         </w:r>
       </w:ins>
       <w:hyperlink w:anchor="thm-variance">
-        <w:ins w:id="22" w:author="PR Preview" w:date="2026-01-01T00:00:00Z">
+        <w:ins w:id="35" w:author="PR Preview" w:date="2026-01-01T00:00:00Z">
           <w:r>
             <w:rPr>
               <w:rStyle w:val="Hyperlink"/>
@@ -2220,17 +2321,17 @@
           </w:r>
         </w:ins>
       </w:hyperlink>
-      <w:ins w:id="23" w:author="PR Preview" w:date="2026-01-01T00:00:00Z">
+      <w:ins w:id="36" w:author="PR Preview" w:date="2026-01-01T00:00:00Z">
         <w:r>
           <w:t xml:space="preserve"> </w:t>
         </w:r>
       </w:ins>
-      <w:ins w:id="24" w:author="PR Preview" w:date="2026-01-01T00:00:00Z">
+      <w:ins w:id="37" w:author="PR Preview" w:date="2026-01-01T00:00:00Z">
         <w:r>
           <w:t xml:space="preserve">says</w:t>
         </w:r>
       </w:ins>
-      <w:ins w:id="25" w:author="PR Preview" w:date="2026-01-01T00:00:00Z">
+      <w:ins w:id="38" w:author="PR Preview" w:date="2026-01-01T00:00:00Z">
         <w:r>
           <w:t xml:space="preserve"> </w:t>
         </w:r>
@@ -2346,17 +2447,17 @@
           </m:sup>
         </m:sSup>
       </m:oMath>
-      <w:ins w:id="26" w:author="PR Preview" w:date="2026-01-01T00:00:00Z">
+      <w:ins w:id="39" w:author="PR Preview" w:date="2026-01-01T00:00:00Z">
         <w:r>
           <w:t xml:space="preserve"> </w:t>
         </w:r>
       </w:ins>
-      <w:ins w:id="27" w:author="PR Preview" w:date="2026-01-01T00:00:00Z">
+      <w:ins w:id="40" w:author="PR Preview" w:date="2026-01-01T00:00:00Z">
         <w:r>
           <w:t xml:space="preserve">for any</w:t>
         </w:r>
       </w:ins>
-      <w:ins w:id="28" w:author="PR Preview" w:date="2026-01-01T00:00:00Z">
+      <w:ins w:id="41" w:author="PR Preview" w:date="2026-01-01T00:00:00Z">
         <w:r>
           <w:t xml:space="preserve"> </w:t>
         </w:r>
@@ -2366,22 +2467,22 @@
           <m:t>X</m:t>
         </m:r>
       </m:oMath>
-      <w:ins w:id="29" w:author="PR Preview" w:date="2026-01-01T00:00:00Z">
+      <w:ins w:id="42" w:author="PR Preview" w:date="2026-01-01T00:00:00Z">
         <w:r>
           <w:t xml:space="preserve">.</w:t>
         </w:r>
       </w:ins>
-      <w:ins w:id="30" w:author="PR Preview" w:date="2026-01-01T00:00:00Z">
+      <w:ins w:id="43" w:author="PR Preview" w:date="2026-01-01T00:00:00Z">
         <w:r>
           <w:t xml:space="preserve"> </w:t>
         </w:r>
       </w:ins>
-      <w:ins w:id="31" w:author="PR Preview" w:date="2026-01-01T00:00:00Z">
+      <w:ins w:id="44" w:author="PR Preview" w:date="2026-01-01T00:00:00Z">
         <w:r>
           <w:t xml:space="preserve">Taking</w:t>
         </w:r>
       </w:ins>
-      <w:ins w:id="32" w:author="PR Preview" w:date="2026-01-01T00:00:00Z">
+      <w:ins w:id="45" w:author="PR Preview" w:date="2026-01-01T00:00:00Z">
         <w:r>
           <w:t xml:space="preserve"> </w:t>
         </w:r>
@@ -2400,17 +2501,17 @@
           <m:t>ε</m:t>
         </m:r>
       </m:oMath>
-      <w:ins w:id="33" w:author="PR Preview" w:date="2026-01-01T00:00:00Z">
+      <w:ins w:id="46" w:author="PR Preview" w:date="2026-01-01T00:00:00Z">
         <w:r>
           <w:t xml:space="preserve"> </w:t>
         </w:r>
       </w:ins>
-      <w:ins w:id="34" w:author="PR Preview" w:date="2026-01-01T00:00:00Z">
+      <w:ins w:id="47" w:author="PR Preview" w:date="2026-01-01T00:00:00Z">
         <w:r>
           <w:t xml:space="preserve">and substituting</w:t>
         </w:r>
       </w:ins>
-      <w:ins w:id="35" w:author="PR Preview" w:date="2026-01-01T00:00:00Z">
+      <w:ins w:id="48" w:author="PR Preview" w:date="2026-01-01T00:00:00Z">
         <w:r>
           <w:t xml:space="preserve"> </w:t>
         </w:r>
@@ -2447,7 +2548,7 @@
           <m:t>0</m:t>
         </m:r>
       </m:oMath>
-      <w:ins w:id="36" w:author="PR Preview" w:date="2026-01-01T00:00:00Z">
+      <w:ins w:id="49" w:author="PR Preview" w:date="2026-01-01T00:00:00Z">
         <w:r>
           <w:t xml:space="preserve">,</w:t>
         </w:r>
@@ -2702,7 +2803,7 @@
       <w:pPr>
         <w:pStyle w:val="BodyText"/>
       </w:pPr>
-      <w:ins w:id="37" w:author="PR Preview" w:date="2026-01-01T00:00:00Z">
+      <w:ins w:id="50" w:author="PR Preview" w:date="2026-01-01T00:00:00Z">
         <w:r>
           <w:rPr>
             <w:b/>
@@ -2711,17 +2812,17 @@
           <w:t xml:space="preserve">Theorem 1 (The second moment of mean-zero noise)</w:t>
         </w:r>
       </w:ins>
-      <w:ins w:id="38" w:author="PR Preview" w:date="2026-01-01T00:00:00Z">
+      <w:ins w:id="51" w:author="PR Preview" w:date="2026-01-01T00:00:00Z">
         <w:r>
           <w:t xml:space="preserve"> </w:t>
         </w:r>
       </w:ins>
-      <w:ins w:id="39" w:author="PR Preview" w:date="2026-01-01T00:00:00Z">
+      <w:ins w:id="52" w:author="PR Preview" w:date="2026-01-01T00:00:00Z">
         <w:r>
           <w:t xml:space="preserve">Let</w:t>
         </w:r>
       </w:ins>
-      <w:ins w:id="40" w:author="PR Preview" w:date="2026-01-01T00:00:00Z">
+      <w:ins w:id="53" w:author="PR Preview" w:date="2026-01-01T00:00:00Z">
         <w:r>
           <w:t xml:space="preserve"> </w:t>
         </w:r>
@@ -2731,17 +2832,17 @@
           <m:t>ε</m:t>
         </m:r>
       </m:oMath>
-      <w:ins w:id="41" w:author="PR Preview" w:date="2026-01-01T00:00:00Z">
+      <w:ins w:id="54" w:author="PR Preview" w:date="2026-01-01T00:00:00Z">
         <w:r>
           <w:t xml:space="preserve"> </w:t>
         </w:r>
       </w:ins>
-      <w:ins w:id="42" w:author="PR Preview" w:date="2026-01-01T00:00:00Z">
+      <w:ins w:id="55" w:author="PR Preview" w:date="2026-01-01T00:00:00Z">
         <w:r>
           <w:t xml:space="preserve">be a random variable with</w:t>
         </w:r>
       </w:ins>
-      <w:ins w:id="43" w:author="PR Preview" w:date="2026-01-01T00:00:00Z">
+      <w:ins w:id="56" w:author="PR Preview" w:date="2026-01-01T00:00:00Z">
         <w:r>
           <w:t xml:space="preserve"> </w:t>
         </w:r>
@@ -2778,17 +2879,17 @@
           <m:t>0</m:t>
         </m:r>
       </m:oMath>
-      <w:ins w:id="44" w:author="PR Preview" w:date="2026-01-01T00:00:00Z">
+      <w:ins w:id="57" w:author="PR Preview" w:date="2026-01-01T00:00:00Z">
         <w:r>
           <w:t xml:space="preserve"> </w:t>
         </w:r>
       </w:ins>
-      <w:ins w:id="45" w:author="PR Preview" w:date="2026-01-01T00:00:00Z">
+      <w:ins w:id="58" w:author="PR Preview" w:date="2026-01-01T00:00:00Z">
         <w:r>
           <w:t xml:space="preserve">and</w:t>
         </w:r>
       </w:ins>
-      <w:ins w:id="46" w:author="PR Preview" w:date="2026-01-01T00:00:00Z">
+      <w:ins w:id="59" w:author="PR Preview" w:date="2026-01-01T00:00:00Z">
         <w:r>
           <w:t xml:space="preserve"> </w:t>
         </w:r>
@@ -2838,17 +2939,17 @@
           </m:sup>
         </m:sSup>
       </m:oMath>
-      <w:ins w:id="47" w:author="PR Preview" w:date="2026-01-01T00:00:00Z">
+      <w:ins w:id="60" w:author="PR Preview" w:date="2026-01-01T00:00:00Z">
         <w:r>
           <w:t xml:space="preserve">.</w:t>
         </w:r>
       </w:ins>
-      <w:ins w:id="48" w:author="PR Preview" w:date="2026-01-01T00:00:00Z">
+      <w:ins w:id="61" w:author="PR Preview" w:date="2026-01-01T00:00:00Z">
         <w:r>
           <w:t xml:space="preserve"> </w:t>
         </w:r>
       </w:ins>
-      <w:ins w:id="49" w:author="PR Preview" w:date="2026-01-01T00:00:00Z">
+      <w:ins w:id="62" w:author="PR Preview" w:date="2026-01-01T00:00:00Z">
         <w:r>
           <w:t xml:space="preserve">Then</w:t>
         </w:r>
@@ -2919,7 +3020,7 @@
       <w:pPr>
         <w:pStyle w:val="FirstParagraph"/>
       </w:pPr>
-      <w:ins w:id="50" w:author="PR Preview" w:date="2026-01-01T00:00:00Z">
+      <w:ins w:id="63" w:author="PR Preview" w:date="2026-01-01T00:00:00Z">
         <w:r>
           <w:rPr>
             <w:i/>
@@ -2928,23 +3029,23 @@
           <w:t xml:space="preserve">Proof</w:t>
         </w:r>
       </w:ins>
-      <w:ins w:id="51" w:author="PR Preview" w:date="2026-01-01T00:00:00Z">
+      <w:ins w:id="64" w:author="PR Preview" w:date="2026-01-01T00:00:00Z">
         <w:r>
           <w:t xml:space="preserve">. </w:t>
         </w:r>
       </w:ins>
-      <w:ins w:id="52" w:author="PR Preview" w:date="2026-01-01T00:00:00Z">
+      <w:ins w:id="65" w:author="PR Preview" w:date="2026-01-01T00:00:00Z">
         <w:r>
           <w:t xml:space="preserve">This is the solution to</w:t>
         </w:r>
       </w:ins>
-      <w:ins w:id="53" w:author="PR Preview" w:date="2026-01-01T00:00:00Z">
+      <w:ins w:id="66" w:author="PR Preview" w:date="2026-01-01T00:00:00Z">
         <w:r>
           <w:t xml:space="preserve"> </w:t>
         </w:r>
       </w:ins>
       <w:hyperlink w:anchor="exr-noise-second-moment">
-        <w:ins w:id="54" w:author="PR Preview" w:date="2026-01-01T00:00:00Z">
+        <w:ins w:id="67" w:author="PR Preview" w:date="2026-01-01T00:00:00Z">
           <w:r>
             <w:rPr>
               <w:rStyle w:val="Hyperlink"/>
@@ -2953,28 +3054,48 @@
           </w:r>
         </w:ins>
       </w:hyperlink>
-      <w:ins w:id="55" w:author="PR Preview" w:date="2026-01-01T00:00:00Z">
+      <w:ins w:id="68" w:author="PR Preview" w:date="2026-01-01T00:00:00Z">
+        <w:r>
+          <w:t xml:space="preserve">, worked in</w:t>
+        </w:r>
+      </w:ins>
+      <w:ins w:id="69" w:author="PR Preview" w:date="2026-01-01T00:00:00Z">
+        <w:r>
+          <w:t xml:space="preserve"> </w:t>
+        </w:r>
+      </w:ins>
+      <w:hyperlink w:anchor="sol-noise-second-moment">
+        <w:ins w:id="70" w:author="PR Preview" w:date="2026-01-01T00:00:00Z">
+          <w:r>
+            <w:rPr>
+              <w:rStyle w:val="Hyperlink"/>
+            </w:rPr>
+            <w:t xml:space="preserve">Solution 1</w:t>
+          </w:r>
+        </w:ins>
+      </w:hyperlink>
+      <w:ins w:id="71" w:author="PR Preview" w:date="2026-01-01T00:00:00Z">
         <w:r>
           <w:t xml:space="preserve">.</w:t>
         </w:r>
       </w:ins>
-      <w:ins w:id="56" w:author="PR Preview" w:date="2026-01-01T00:00:00Z">
+      <w:ins w:id="72" w:author="PR Preview" w:date="2026-01-01T00:00:00Z">
         <w:r>
           <w:t xml:space="preserve"> </w:t>
         </w:r>
       </w:ins>
-      <w:ins w:id="57" w:author="PR Preview" w:date="2026-01-01T00:00:00Z">
-        <w:r>
-          <w:t xml:space="preserve">By</w:t>
+      <w:ins w:id="73" w:author="PR Preview" w:date="2026-01-01T00:00:00Z">
+        <w:r>
+          <w:t xml:space="preserve">It rearranges</w:t>
         </w:r>
       </w:ins>
-      <w:ins w:id="58" w:author="PR Preview" w:date="2026-01-01T00:00:00Z">
+      <w:ins w:id="74" w:author="PR Preview" w:date="2026-01-01T00:00:00Z">
         <w:r>
           <w:t xml:space="preserve"> </w:t>
         </w:r>
       </w:ins>
       <w:hyperlink w:anchor="thm-variance">
-        <w:ins w:id="59" w:author="PR Preview" w:date="2026-01-01T00:00:00Z">
+        <w:ins w:id="75" w:author="PR Preview" w:date="2026-01-01T00:00:00Z">
           <w:r>
             <w:rPr>
               <w:rStyle w:val="Hyperlink"/>
@@ -2983,12 +3104,12 @@
           </w:r>
         </w:ins>
       </w:hyperlink>
-      <w:ins w:id="60" w:author="PR Preview" w:date="2026-01-01T00:00:00Z">
-        <w:r>
-          <w:t xml:space="preserve">,</w:t>
+      <w:ins w:id="76" w:author="PR Preview" w:date="2026-01-01T00:00:00Z">
+        <w:r>
+          <w:t xml:space="preserve">, using</w:t>
         </w:r>
       </w:ins>
-      <w:ins w:id="61" w:author="PR Preview" w:date="2026-01-01T00:00:00Z">
+      <w:ins w:id="77" w:author="PR Preview" w:date="2026-01-01T00:00:00Z">
         <w:r>
           <w:t xml:space="preserve"> </w:t>
         </w:r>
@@ -2998,26 +3119,22 @@
           <m:rPr>
             <m:sty m:val="p"/>
           </m:rPr>
-          <m:t>Var</m:t>
-        </m:r>
-        <m:r>
-          <m:t>​</m:t>
-        </m:r>
-        <m:d>
-          <m:dPr>
-            <m:begChr m:val="("/>
-            <m:sepChr m:val=""/>
-            <m:endChr m:val=")"/>
-            <m:grow/>
-          </m:dPr>
-          <m:e>
-            <m:r>
-              <m:t>ε</m:t>
-            </m:r>
-          </m:e>
-        </m:d>
-        <m:r>
-          <m:t>​</m:t>
+          <m:t>E</m:t>
+        </m:r>
+        <m:r>
+          <m:rPr>
+            <m:sty m:val="p"/>
+          </m:rPr>
+          <m:t>[</m:t>
+        </m:r>
+        <m:r>
+          <m:t>ε</m:t>
+        </m:r>
+        <m:r>
+          <m:rPr>
+            <m:sty m:val="p"/>
+          </m:rPr>
+          <m:t>]</m:t>
         </m:r>
         <m:r>
           <m:rPr>
@@ -3026,309 +3143,14 @@
           <m:t>=</m:t>
         </m:r>
         <m:r>
-          <m:rPr>
-            <m:sty m:val="p"/>
-          </m:rPr>
-          <m:t>E</m:t>
-        </m:r>
-        <m:r>
-          <m:rPr>
-            <m:sty m:val="p"/>
-          </m:rPr>
-          <m:t>[</m:t>
-        </m:r>
-        <m:sSup>
-          <m:e>
-            <m:r>
-              <m:t>ε</m:t>
-            </m:r>
-          </m:e>
-          <m:sup>
-            <m:r>
-              <m:t>2</m:t>
-            </m:r>
-          </m:sup>
-        </m:sSup>
-        <m:r>
-          <m:rPr>
-            <m:sty m:val="p"/>
-          </m:rPr>
-          <m:t>]</m:t>
-        </m:r>
-        <m:r>
-          <m:rPr>
-            <m:sty m:val="p"/>
-          </m:rPr>
-          <m:t>−</m:t>
-        </m:r>
-        <m:r>
-          <m:rPr>
-            <m:sty m:val="p"/>
-          </m:rPr>
-          <m:t>(</m:t>
-        </m:r>
-        <m:r>
-          <m:rPr>
-            <m:sty m:val="p"/>
-          </m:rPr>
-          <m:t>E</m:t>
-        </m:r>
-        <m:r>
-          <m:rPr>
-            <m:sty m:val="p"/>
-          </m:rPr>
-          <m:t>[</m:t>
-        </m:r>
-        <m:r>
-          <m:t>ε</m:t>
-        </m:r>
-        <m:r>
-          <m:rPr>
-            <m:sty m:val="p"/>
-          </m:rPr>
-          <m:t>]</m:t>
-        </m:r>
-        <m:sSup>
-          <m:e>
-            <m:r>
-              <m:rPr>
-                <m:sty m:val="p"/>
-              </m:rPr>
-              <m:t>)</m:t>
-            </m:r>
-          </m:e>
-          <m:sup>
-            <m:r>
-              <m:t>2</m:t>
-            </m:r>
-          </m:sup>
-        </m:sSup>
+          <m:t>0</m:t>
+        </m:r>
       </m:oMath>
-      <w:ins w:id="62" w:author="PR Preview" w:date="2026-01-01T00:00:00Z">
+      <w:ins w:id="78" w:author="PR Preview" w:date="2026-01-01T00:00:00Z">
         <w:r>
           <w:t xml:space="preserve">.</w:t>
         </w:r>
       </w:ins>
-      <w:ins w:id="63" w:author="PR Preview" w:date="2026-01-01T00:00:00Z">
-        <w:r>
-          <w:t xml:space="preserve"> </w:t>
-        </w:r>
-      </w:ins>
-      <w:ins w:id="64" w:author="PR Preview" w:date="2026-01-01T00:00:00Z">
-        <w:r>
-          <w:t xml:space="preserve">Substituting</w:t>
-        </w:r>
-      </w:ins>
-      <w:ins w:id="65" w:author="PR Preview" w:date="2026-01-01T00:00:00Z">
-        <w:r>
-          <w:t xml:space="preserve"> </w:t>
-        </w:r>
-      </w:ins>
-      <m:oMath>
-        <m:r>
-          <m:rPr>
-            <m:sty m:val="p"/>
-          </m:rPr>
-          <m:t>E</m:t>
-        </m:r>
-        <m:r>
-          <m:rPr>
-            <m:sty m:val="p"/>
-          </m:rPr>
-          <m:t>[</m:t>
-        </m:r>
-        <m:r>
-          <m:t>ε</m:t>
-        </m:r>
-        <m:r>
-          <m:rPr>
-            <m:sty m:val="p"/>
-          </m:rPr>
-          <m:t>]</m:t>
-        </m:r>
-        <m:r>
-          <m:rPr>
-            <m:sty m:val="p"/>
-          </m:rPr>
-          <m:t>=</m:t>
-        </m:r>
-        <m:r>
-          <m:t>0</m:t>
-        </m:r>
-      </m:oMath>
-      <w:ins w:id="66" w:author="PR Preview" w:date="2026-01-01T00:00:00Z">
-        <w:r>
-          <w:t xml:space="preserve"> </w:t>
-        </w:r>
-      </w:ins>
-      <w:ins w:id="67" w:author="PR Preview" w:date="2026-01-01T00:00:00Z">
-        <w:r>
-          <w:t xml:space="preserve">and solving for</w:t>
-        </w:r>
-      </w:ins>
-      <w:ins w:id="68" w:author="PR Preview" w:date="2026-01-01T00:00:00Z">
-        <w:r>
-          <w:t xml:space="preserve"> </w:t>
-        </w:r>
-      </w:ins>
-      <m:oMath>
-        <m:r>
-          <m:rPr>
-            <m:sty m:val="p"/>
-          </m:rPr>
-          <m:t>E</m:t>
-        </m:r>
-        <m:r>
-          <m:rPr>
-            <m:sty m:val="p"/>
-          </m:rPr>
-          <m:t>[</m:t>
-        </m:r>
-        <m:sSup>
-          <m:e>
-            <m:r>
-              <m:t>ε</m:t>
-            </m:r>
-          </m:e>
-          <m:sup>
-            <m:r>
-              <m:t>2</m:t>
-            </m:r>
-          </m:sup>
-        </m:sSup>
-        <m:r>
-          <m:rPr>
-            <m:sty m:val="p"/>
-          </m:rPr>
-          <m:t>]</m:t>
-        </m:r>
-      </m:oMath>
-      <w:ins w:id="69" w:author="PR Preview" w:date="2026-01-01T00:00:00Z">
-        <w:r>
-          <w:t xml:space="preserve">,</w:t>
-        </w:r>
-      </w:ins>
-    </w:p>
-    <w:p>
-      <w:pPr>
-        <w:pStyle w:val="BodyText"/>
-      </w:pPr>
-      <m:oMathPara>
-        <m:oMathParaPr>
-          <m:jc m:val="center"/>
-        </m:oMathParaPr>
-        <m:oMath>
-          <m:eqArr>
-            <m:e>
-              <m:r>
-                <m:rPr>
-                  <m:sty m:val="p"/>
-                </m:rPr>
-                <m:t>E</m:t>
-              </m:r>
-              <m:r>
-                <m:rPr>
-                  <m:sty m:val="p"/>
-                </m:rPr>
-                <m:t>[</m:t>
-              </m:r>
-              <m:sSup>
-                <m:e>
-                  <m:r>
-                    <m:t>ε</m:t>
-                  </m:r>
-                </m:e>
-                <m:sup>
-                  <m:r>
-                    <m:t>2</m:t>
-                  </m:r>
-                </m:sup>
-              </m:sSup>
-              <m:r>
-                <m:rPr>
-                  <m:sty m:val="p"/>
-                </m:rPr>
-                <m:t>]</m:t>
-              </m:r>
-              <m:r>
-                <m:t>&amp;</m:t>
-              </m:r>
-              <m:r>
-                <m:rPr>
-                  <m:sty m:val="p"/>
-                </m:rPr>
-                <m:t>=</m:t>
-              </m:r>
-              <m:r>
-                <m:rPr>
-                  <m:sty m:val="p"/>
-                </m:rPr>
-                <m:t>Var</m:t>
-              </m:r>
-              <m:r>
-                <m:t>​</m:t>
-              </m:r>
-              <m:d>
-                <m:dPr>
-                  <m:begChr m:val="("/>
-                  <m:sepChr m:val=""/>
-                  <m:endChr m:val=")"/>
-                  <m:grow/>
-                </m:dPr>
-                <m:e>
-                  <m:r>
-                    <m:t>ε</m:t>
-                  </m:r>
-                </m:e>
-              </m:d>
-              <m:r>
-                <m:t>​</m:t>
-              </m:r>
-              <m:r>
-                <m:rPr>
-                  <m:sty m:val="p"/>
-                </m:rPr>
-                <m:t>+</m:t>
-              </m:r>
-              <m:sSup>
-                <m:e>
-                  <m:r>
-                    <m:t>0</m:t>
-                  </m:r>
-                </m:e>
-                <m:sup>
-                  <m:r>
-                    <m:t>2</m:t>
-                  </m:r>
-                </m:sup>
-              </m:sSup>
-            </m:e>
-            <m:e>
-              <m:r>
-                <m:t>&amp;</m:t>
-              </m:r>
-              <m:r>
-                <m:rPr>
-                  <m:sty m:val="p"/>
-                </m:rPr>
-                <m:t>=</m:t>
-              </m:r>
-              <m:sSup>
-                <m:e>
-                  <m:r>
-                    <m:t>σ</m:t>
-                  </m:r>
-                </m:e>
-                <m:sup>
-                  <m:r>
-                    <m:t>2</m:t>
-                  </m:r>
-                </m:sup>
-              </m:sSup>
-            </m:e>
-          </m:eqArr>
-        </m:oMath>
-      </m:oMathPara>
     </w:p>
     <w:bookmarkEnd w:id="26"/>
     <w:bookmarkEnd w:id="27"/>
@@ -3601,7 +3423,7 @@
       <w:pPr>
         <w:pStyle w:val="FirstParagraph"/>
       </w:pPr>
-      <w:del w:id="70" w:author="PR Preview" w:date="2026-01-01T00:00:00Z">
+      <w:del w:id="79" w:author="PR Preview" w:date="2026-01-01T00:00:00Z">
         <w:r>
           <w:rPr>
             <w:b/>
@@ -3615,7 +3437,7 @@
       <w:pPr>
         <w:pStyle w:val="FirstParagraph"/>
       </w:pPr>
-      <w:ins w:id="71" w:author="PR Preview" w:date="2026-01-01T00:00:00Z">
+      <w:ins w:id="80" w:author="PR Preview" w:date="2026-01-01T00:00:00Z">
         <w:r>
           <w:rPr>
             <w:b/>
@@ -4114,7 +3936,7 @@
       <w:pPr>
         <w:pStyle w:val="BodyText"/>
       </w:pPr>
-      <w:del w:id="72" w:author="PR Preview" w:date="2026-01-01T00:00:00Z">
+      <w:del w:id="81" w:author="PR Preview" w:date="2026-01-01T00:00:00Z">
         <w:r>
           <w:rPr>
             <w:b/>
@@ -4128,7 +3950,7 @@
       <w:pPr>
         <w:pStyle w:val="BodyText"/>
       </w:pPr>
-      <w:ins w:id="73" w:author="PR Preview" w:date="2026-01-01T00:00:00Z">
+      <w:ins w:id="82" w:author="PR Preview" w:date="2026-01-01T00:00:00Z">
         <w:r>
           <w:rPr>
             <w:b/>
@@ -8529,7 +8351,7 @@
       <w:pPr>
         <w:pStyle w:val="BodyText"/>
       </w:pPr>
-      <w:del w:id="74" w:author="PR Preview" w:date="2026-01-01T00:00:00Z">
+      <w:del w:id="83" w:author="PR Preview" w:date="2026-01-01T00:00:00Z">
         <w:r>
           <w:rPr>
             <w:b/>
@@ -8538,17 +8360,17 @@
           <w:delText xml:space="preserve">Theorem 3 (Law of total variance)</w:delText>
         </w:r>
       </w:del>
-      <w:del w:id="75" w:author="PR Preview" w:date="2026-01-01T00:00:00Z">
+      <w:del w:id="84" w:author="PR Preview" w:date="2026-01-01T00:00:00Z">
         <w:r>
           <w:delText xml:space="preserve"> </w:delText>
         </w:r>
       </w:del>
-      <w:del w:id="76" w:author="PR Preview" w:date="2026-01-01T00:00:00Z">
+      <w:del w:id="85" w:author="PR Preview" w:date="2026-01-01T00:00:00Z">
         <w:r>
           <w:delText xml:space="preserve">For random variables</w:delText>
         </w:r>
       </w:del>
-      <w:del w:id="77" w:author="PR Preview" w:date="2026-01-01T00:00:00Z">
+      <w:del w:id="86" w:author="PR Preview" w:date="2026-01-01T00:00:00Z">
         <w:r>
           <w:delText xml:space="preserve"> </w:delText>
         </w:r>
@@ -8558,17 +8380,17 @@
           <m:t>X</m:t>
         </m:r>
       </m:oMath>
-      <w:del w:id="78" w:author="PR Preview" w:date="2026-01-01T00:00:00Z">
+      <w:del w:id="87" w:author="PR Preview" w:date="2026-01-01T00:00:00Z">
         <w:r>
           <w:delText xml:space="preserve"> </w:delText>
         </w:r>
       </w:del>
-      <w:del w:id="79" w:author="PR Preview" w:date="2026-01-01T00:00:00Z">
+      <w:del w:id="88" w:author="PR Preview" w:date="2026-01-01T00:00:00Z">
         <w:r>
           <w:delText xml:space="preserve">and</w:delText>
         </w:r>
       </w:del>
-      <w:del w:id="80" w:author="PR Preview" w:date="2026-01-01T00:00:00Z">
+      <w:del w:id="89" w:author="PR Preview" w:date="2026-01-01T00:00:00Z">
         <w:r>
           <w:delText xml:space="preserve"> </w:delText>
         </w:r>
@@ -8578,17 +8400,17 @@
           <m:t>Y</m:t>
         </m:r>
       </m:oMath>
-      <w:del w:id="81" w:author="PR Preview" w:date="2026-01-01T00:00:00Z">
+      <w:del w:id="90" w:author="PR Preview" w:date="2026-01-01T00:00:00Z">
         <w:r>
           <w:delText xml:space="preserve"> </w:delText>
         </w:r>
       </w:del>
-      <w:del w:id="82" w:author="PR Preview" w:date="2026-01-01T00:00:00Z">
+      <w:del w:id="91" w:author="PR Preview" w:date="2026-01-01T00:00:00Z">
         <w:r>
           <w:delText xml:space="preserve">with</w:delText>
         </w:r>
       </w:del>
-      <w:del w:id="83" w:author="PR Preview" w:date="2026-01-01T00:00:00Z">
+      <w:del w:id="92" w:author="PR Preview" w:date="2026-01-01T00:00:00Z">
         <w:r>
           <w:delText xml:space="preserve"> </w:delText>
         </w:r>
@@ -8641,7 +8463,7 @@
           <m:t>∞</m:t>
         </m:r>
       </m:oMath>
-      <w:del w:id="84" w:author="PR Preview" w:date="2026-01-01T00:00:00Z">
+      <w:del w:id="93" w:author="PR Preview" w:date="2026-01-01T00:00:00Z">
         <w:r>
           <w:delText xml:space="preserve">:</w:delText>
         </w:r>
@@ -8651,7 +8473,7 @@
       <w:pPr>
         <w:pStyle w:val="BodyText"/>
       </w:pPr>
-      <w:ins w:id="85" w:author="PR Preview" w:date="2026-01-01T00:00:00Z">
+      <w:ins w:id="94" w:author="PR Preview" w:date="2026-01-01T00:00:00Z">
         <w:r>
           <w:rPr>
             <w:b/>
@@ -8660,17 +8482,17 @@
           <w:t xml:space="preserve">Theorem 4 (Law of total variance)</w:t>
         </w:r>
       </w:ins>
-      <w:ins w:id="86" w:author="PR Preview" w:date="2026-01-01T00:00:00Z">
+      <w:ins w:id="95" w:author="PR Preview" w:date="2026-01-01T00:00:00Z">
         <w:r>
           <w:t xml:space="preserve"> </w:t>
         </w:r>
       </w:ins>
-      <w:ins w:id="87" w:author="PR Preview" w:date="2026-01-01T00:00:00Z">
+      <w:ins w:id="96" w:author="PR Preview" w:date="2026-01-01T00:00:00Z">
         <w:r>
           <w:t xml:space="preserve">For random variables</w:t>
         </w:r>
       </w:ins>
-      <w:ins w:id="88" w:author="PR Preview" w:date="2026-01-01T00:00:00Z">
+      <w:ins w:id="97" w:author="PR Preview" w:date="2026-01-01T00:00:00Z">
         <w:r>
           <w:t xml:space="preserve"> </w:t>
         </w:r>
@@ -8680,17 +8502,17 @@
           <m:t>X</m:t>
         </m:r>
       </m:oMath>
-      <w:ins w:id="89" w:author="PR Preview" w:date="2026-01-01T00:00:00Z">
+      <w:ins w:id="98" w:author="PR Preview" w:date="2026-01-01T00:00:00Z">
         <w:r>
           <w:t xml:space="preserve"> </w:t>
         </w:r>
       </w:ins>
-      <w:ins w:id="90" w:author="PR Preview" w:date="2026-01-01T00:00:00Z">
+      <w:ins w:id="99" w:author="PR Preview" w:date="2026-01-01T00:00:00Z">
         <w:r>
           <w:t xml:space="preserve">and</w:t>
         </w:r>
       </w:ins>
-      <w:ins w:id="91" w:author="PR Preview" w:date="2026-01-01T00:00:00Z">
+      <w:ins w:id="100" w:author="PR Preview" w:date="2026-01-01T00:00:00Z">
         <w:r>
           <w:t xml:space="preserve"> </w:t>
         </w:r>
@@ -8700,17 +8522,17 @@
           <m:t>Y</m:t>
         </m:r>
       </m:oMath>
-      <w:ins w:id="92" w:author="PR Preview" w:date="2026-01-01T00:00:00Z">
+      <w:ins w:id="101" w:author="PR Preview" w:date="2026-01-01T00:00:00Z">
         <w:r>
           <w:t xml:space="preserve"> </w:t>
         </w:r>
       </w:ins>
-      <w:ins w:id="93" w:author="PR Preview" w:date="2026-01-01T00:00:00Z">
+      <w:ins w:id="102" w:author="PR Preview" w:date="2026-01-01T00:00:00Z">
         <w:r>
           <w:t xml:space="preserve">with</w:t>
         </w:r>
       </w:ins>
-      <w:ins w:id="94" w:author="PR Preview" w:date="2026-01-01T00:00:00Z">
+      <w:ins w:id="103" w:author="PR Preview" w:date="2026-01-01T00:00:00Z">
         <w:r>
           <w:t xml:space="preserve"> </w:t>
         </w:r>
@@ -8763,7 +8585,7 @@
           <m:t>∞</m:t>
         </m:r>
       </m:oMath>
-      <w:ins w:id="95" w:author="PR Preview" w:date="2026-01-01T00:00:00Z">
+      <w:ins w:id="104" w:author="PR Preview" w:date="2026-01-01T00:00:00Z">
         <w:r>
           <w:t xml:space="preserve">:</w:t>
         </w:r>
@@ -12575,12 +12397,12 @@
           <m:t>0.6</m:t>
         </m:r>
       </m:oMath>
-      <w:del w:id="96" w:author="PR Preview" w:date="2026-01-01T00:00:00Z">
+      <w:del w:id="105" w:author="PR Preview" w:date="2026-01-01T00:00:00Z">
         <w:r>
           <w:delText xml:space="preserve">, and</w:delText>
         </w:r>
       </w:del>
-      <w:del w:id="97" w:author="PR Preview" w:date="2026-01-01T00:00:00Z">
+      <w:del w:id="106" w:author="PR Preview" w:date="2026-01-01T00:00:00Z">
         <w:r>
           <w:delText xml:space="preserve"> </w:delText>
         </w:r>
@@ -12639,22 +12461,22 @@
           <m:t>0.8</m:t>
         </m:r>
       </m:oMath>
-      <w:del w:id="98" w:author="PR Preview" w:date="2026-01-01T00:00:00Z">
+      <w:del w:id="107" w:author="PR Preview" w:date="2026-01-01T00:00:00Z">
         <w:r>
           <w:delText xml:space="preserve">,</w:delText>
         </w:r>
       </w:del>
-      <w:del w:id="99" w:author="PR Preview" w:date="2026-01-01T00:00:00Z">
+      <w:del w:id="108" w:author="PR Preview" w:date="2026-01-01T00:00:00Z">
         <w:r>
           <w:delText xml:space="preserve"> </w:delText>
         </w:r>
       </w:del>
-      <w:del w:id="100" w:author="PR Preview" w:date="2026-01-01T00:00:00Z">
+      <w:del w:id="109" w:author="PR Preview" w:date="2026-01-01T00:00:00Z">
         <w:r>
           <w:delText xml:space="preserve">so</w:delText>
         </w:r>
       </w:del>
-      <w:del w:id="101" w:author="PR Preview" w:date="2026-01-01T00:00:00Z">
+      <w:del w:id="110" w:author="PR Preview" w:date="2026-01-01T00:00:00Z">
         <w:r>
           <w:delText xml:space="preserve"> </w:delText>
         </w:r>
@@ -12726,18 +12548,18 @@
           <m:t>0.7</m:t>
         </m:r>
       </m:oMath>
-      <w:del w:id="102" w:author="PR Preview" w:date="2026-01-01T00:00:00Z">
+      <w:del w:id="111" w:author="PR Preview" w:date="2026-01-01T00:00:00Z">
         <w:r>
           <w:delText xml:space="preserve">, and by</w:delText>
         </w:r>
       </w:del>
-      <w:del w:id="103" w:author="PR Preview" w:date="2026-01-01T00:00:00Z">
+      <w:del w:id="112" w:author="PR Preview" w:date="2026-01-01T00:00:00Z">
         <w:r>
           <w:delText xml:space="preserve"> </w:delText>
         </w:r>
       </w:del>
       <w:hyperlink w:anchor="thm-total-variance">
-        <w:del w:id="104" w:author="PR Preview" w:date="2026-01-01T00:00:00Z">
+        <w:del w:id="113" w:author="PR Preview" w:date="2026-01-01T00:00:00Z">
           <w:r>
             <w:rPr>
               <w:rStyle w:val="Hyperlink"/>
@@ -12746,7 +12568,7 @@
           </w:r>
         </w:del>
       </w:hyperlink>
-      <w:del w:id="105" w:author="PR Preview" w:date="2026-01-01T00:00:00Z">
+      <w:del w:id="114" w:author="PR Preview" w:date="2026-01-01T00:00:00Z">
         <w:r>
           <w:delText xml:space="preserve">:</w:delText>
         </w:r>
@@ -12810,12 +12632,12 @@
           <m:t>0.6</m:t>
         </m:r>
       </m:oMath>
-      <w:ins w:id="106" w:author="PR Preview" w:date="2026-01-01T00:00:00Z">
+      <w:ins w:id="115" w:author="PR Preview" w:date="2026-01-01T00:00:00Z">
         <w:r>
           <w:t xml:space="preserve">, and</w:t>
         </w:r>
       </w:ins>
-      <w:ins w:id="107" w:author="PR Preview" w:date="2026-01-01T00:00:00Z">
+      <w:ins w:id="116" w:author="PR Preview" w:date="2026-01-01T00:00:00Z">
         <w:r>
           <w:t xml:space="preserve"> </w:t>
         </w:r>
@@ -12874,22 +12696,22 @@
           <m:t>0.8</m:t>
         </m:r>
       </m:oMath>
-      <w:ins w:id="108" w:author="PR Preview" w:date="2026-01-01T00:00:00Z">
+      <w:ins w:id="117" w:author="PR Preview" w:date="2026-01-01T00:00:00Z">
         <w:r>
           <w:t xml:space="preserve">,</w:t>
         </w:r>
       </w:ins>
-      <w:ins w:id="109" w:author="PR Preview" w:date="2026-01-01T00:00:00Z">
+      <w:ins w:id="118" w:author="PR Preview" w:date="2026-01-01T00:00:00Z">
         <w:r>
           <w:t xml:space="preserve"> </w:t>
         </w:r>
       </w:ins>
-      <w:ins w:id="110" w:author="PR Preview" w:date="2026-01-01T00:00:00Z">
+      <w:ins w:id="119" w:author="PR Preview" w:date="2026-01-01T00:00:00Z">
         <w:r>
           <w:t xml:space="preserve">so</w:t>
         </w:r>
       </w:ins>
-      <w:ins w:id="111" w:author="PR Preview" w:date="2026-01-01T00:00:00Z">
+      <w:ins w:id="120" w:author="PR Preview" w:date="2026-01-01T00:00:00Z">
         <w:r>
           <w:t xml:space="preserve"> </w:t>
         </w:r>
@@ -12961,18 +12783,18 @@
           <m:t>0.7</m:t>
         </m:r>
       </m:oMath>
-      <w:ins w:id="112" w:author="PR Preview" w:date="2026-01-01T00:00:00Z">
+      <w:ins w:id="121" w:author="PR Preview" w:date="2026-01-01T00:00:00Z">
         <w:r>
           <w:t xml:space="preserve">, and by</w:t>
         </w:r>
       </w:ins>
-      <w:ins w:id="113" w:author="PR Preview" w:date="2026-01-01T00:00:00Z">
+      <w:ins w:id="122" w:author="PR Preview" w:date="2026-01-01T00:00:00Z">
         <w:r>
           <w:t xml:space="preserve"> </w:t>
         </w:r>
       </w:ins>
       <w:hyperlink w:anchor="thm-total-variance">
-        <w:ins w:id="114" w:author="PR Preview" w:date="2026-01-01T00:00:00Z">
+        <w:ins w:id="123" w:author="PR Preview" w:date="2026-01-01T00:00:00Z">
           <w:r>
             <w:rPr>
               <w:rStyle w:val="Hyperlink"/>
@@ -12981,7 +12803,7 @@
           </w:r>
         </w:ins>
       </w:hyperlink>
-      <w:ins w:id="115" w:author="PR Preview" w:date="2026-01-01T00:00:00Z">
+      <w:ins w:id="124" w:author="PR Preview" w:date="2026-01-01T00:00:00Z">
         <w:r>
           <w:t xml:space="preserve">:</w:t>
         </w:r>
@@ -16201,7 +16023,7 @@
       <w:pPr>
         <w:pStyle w:val="BodyText"/>
       </w:pPr>
-      <w:del w:id="116" w:author="PR Preview" w:date="2026-01-01T00:00:00Z">
+      <w:del w:id="125" w:author="PR Preview" w:date="2026-01-01T00:00:00Z">
         <w:r>
           <w:rPr>
             <w:b/>
@@ -16210,17 +16032,17 @@
           <w:delText xml:space="preserve">Theorem 4 (Expected squared prediction error)</w:delText>
         </w:r>
       </w:del>
-      <w:del w:id="117" w:author="PR Preview" w:date="2026-01-01T00:00:00Z">
+      <w:del w:id="126" w:author="PR Preview" w:date="2026-01-01T00:00:00Z">
         <w:r>
           <w:delText xml:space="preserve"> </w:delText>
         </w:r>
       </w:del>
-      <w:del w:id="118" w:author="PR Preview" w:date="2026-01-01T00:00:00Z">
+      <w:del w:id="127" w:author="PR Preview" w:date="2026-01-01T00:00:00Z">
         <w:r>
           <w:delText xml:space="preserve">Let</w:delText>
         </w:r>
       </w:del>
-      <w:del w:id="119" w:author="PR Preview" w:date="2026-01-01T00:00:00Z">
+      <w:del w:id="128" w:author="PR Preview" w:date="2026-01-01T00:00:00Z">
         <w:r>
           <w:delText xml:space="preserve"> </w:delText>
         </w:r>
@@ -16281,22 +16103,22 @@
           <m:t>ε</m:t>
         </m:r>
       </m:oMath>
-      <w:del w:id="120" w:author="PR Preview" w:date="2026-01-01T00:00:00Z">
+      <w:del w:id="129" w:author="PR Preview" w:date="2026-01-01T00:00:00Z">
         <w:r>
           <w:delText xml:space="preserve">,</w:delText>
         </w:r>
       </w:del>
-      <w:del w:id="121" w:author="PR Preview" w:date="2026-01-01T00:00:00Z">
+      <w:del w:id="130" w:author="PR Preview" w:date="2026-01-01T00:00:00Z">
         <w:r>
           <w:delText xml:space="preserve"> </w:delText>
         </w:r>
       </w:del>
-      <w:del w:id="122" w:author="PR Preview" w:date="2026-01-01T00:00:00Z">
+      <w:del w:id="131" w:author="PR Preview" w:date="2026-01-01T00:00:00Z">
         <w:r>
           <w:delText xml:space="preserve">where</w:delText>
         </w:r>
       </w:del>
-      <w:del w:id="123" w:author="PR Preview" w:date="2026-01-01T00:00:00Z">
+      <w:del w:id="132" w:author="PR Preview" w:date="2026-01-01T00:00:00Z">
         <w:r>
           <w:delText xml:space="preserve"> </w:delText>
         </w:r>
@@ -16306,17 +16128,17 @@
           <m:t>f</m:t>
         </m:r>
       </m:oMath>
-      <w:del w:id="124" w:author="PR Preview" w:date="2026-01-01T00:00:00Z">
+      <w:del w:id="133" w:author="PR Preview" w:date="2026-01-01T00:00:00Z">
         <w:r>
           <w:delText xml:space="preserve"> </w:delText>
         </w:r>
       </w:del>
-      <w:del w:id="125" w:author="PR Preview" w:date="2026-01-01T00:00:00Z">
+      <w:del w:id="134" w:author="PR Preview" w:date="2026-01-01T00:00:00Z">
         <w:r>
           <w:delText xml:space="preserve">is a fixed function,</w:delText>
         </w:r>
       </w:del>
-      <w:del w:id="126" w:author="PR Preview" w:date="2026-01-01T00:00:00Z">
+      <w:del w:id="135" w:author="PR Preview" w:date="2026-01-01T00:00:00Z">
         <w:r>
           <w:delText xml:space="preserve"> </w:delText>
         </w:r>
@@ -16326,17 +16148,17 @@
           <m:t>ε</m:t>
         </m:r>
       </m:oMath>
-      <w:del w:id="127" w:author="PR Preview" w:date="2026-01-01T00:00:00Z">
+      <w:del w:id="136" w:author="PR Preview" w:date="2026-01-01T00:00:00Z">
         <w:r>
           <w:delText xml:space="preserve"> </w:delText>
         </w:r>
       </w:del>
-      <w:del w:id="128" w:author="PR Preview" w:date="2026-01-01T00:00:00Z">
+      <w:del w:id="137" w:author="PR Preview" w:date="2026-01-01T00:00:00Z">
         <w:r>
           <w:delText xml:space="preserve">has</w:delText>
         </w:r>
       </w:del>
-      <w:del w:id="129" w:author="PR Preview" w:date="2026-01-01T00:00:00Z">
+      <w:del w:id="138" w:author="PR Preview" w:date="2026-01-01T00:00:00Z">
         <w:r>
           <w:delText xml:space="preserve"> </w:delText>
         </w:r>
@@ -16377,17 +16199,17 @@
           <m:t>0</m:t>
         </m:r>
       </m:oMath>
-      <w:del w:id="130" w:author="PR Preview" w:date="2026-01-01T00:00:00Z">
+      <w:del w:id="139" w:author="PR Preview" w:date="2026-01-01T00:00:00Z">
         <w:r>
           <w:delText xml:space="preserve"> </w:delText>
         </w:r>
       </w:del>
-      <w:del w:id="131" w:author="PR Preview" w:date="2026-01-01T00:00:00Z">
+      <w:del w:id="140" w:author="PR Preview" w:date="2026-01-01T00:00:00Z">
         <w:r>
           <w:delText xml:space="preserve">and</w:delText>
         </w:r>
       </w:del>
-      <w:del w:id="132" w:author="PR Preview" w:date="2026-01-01T00:00:00Z">
+      <w:del w:id="141" w:author="PR Preview" w:date="2026-01-01T00:00:00Z">
         <w:r>
           <w:delText xml:space="preserve"> </w:delText>
         </w:r>
@@ -16437,22 +16259,22 @@
           </m:sup>
         </m:sSup>
       </m:oMath>
-      <w:del w:id="133" w:author="PR Preview" w:date="2026-01-01T00:00:00Z">
+      <w:del w:id="142" w:author="PR Preview" w:date="2026-01-01T00:00:00Z">
         <w:r>
           <w:delText xml:space="preserve">,</w:delText>
         </w:r>
       </w:del>
-      <w:del w:id="134" w:author="PR Preview" w:date="2026-01-01T00:00:00Z">
+      <w:del w:id="143" w:author="PR Preview" w:date="2026-01-01T00:00:00Z">
         <w:r>
           <w:delText xml:space="preserve"> </w:delText>
         </w:r>
       </w:del>
-      <w:del w:id="135" w:author="PR Preview" w:date="2026-01-01T00:00:00Z">
+      <w:del w:id="144" w:author="PR Preview" w:date="2026-01-01T00:00:00Z">
         <w:r>
           <w:delText xml:space="preserve">and</w:delText>
         </w:r>
       </w:del>
-      <w:del w:id="136" w:author="PR Preview" w:date="2026-01-01T00:00:00Z">
+      <w:del w:id="145" w:author="PR Preview" w:date="2026-01-01T00:00:00Z">
         <w:r>
           <w:delText xml:space="preserve"> </w:delText>
         </w:r>
@@ -16462,17 +16284,17 @@
           <m:t>ε</m:t>
         </m:r>
       </m:oMath>
-      <w:del w:id="137" w:author="PR Preview" w:date="2026-01-01T00:00:00Z">
+      <w:del w:id="146" w:author="PR Preview" w:date="2026-01-01T00:00:00Z">
         <w:r>
           <w:delText xml:space="preserve"> </w:delText>
         </w:r>
       </w:del>
-      <w:del w:id="138" w:author="PR Preview" w:date="2026-01-01T00:00:00Z">
+      <w:del w:id="147" w:author="PR Preview" w:date="2026-01-01T00:00:00Z">
         <w:r>
           <w:delText xml:space="preserve">is independent of the prediction</w:delText>
         </w:r>
       </w:del>
-      <w:del w:id="139" w:author="PR Preview" w:date="2026-01-01T00:00:00Z">
+      <w:del w:id="148" w:author="PR Preview" w:date="2026-01-01T00:00:00Z">
         <w:r>
           <w:delText xml:space="preserve"> </w:delText>
         </w:r>
@@ -16513,22 +16335,22 @@
           <m:t>)</m:t>
         </m:r>
       </m:oMath>
-      <w:del w:id="140" w:author="PR Preview" w:date="2026-01-01T00:00:00Z">
+      <w:del w:id="149" w:author="PR Preview" w:date="2026-01-01T00:00:00Z">
         <w:r>
           <w:delText xml:space="preserve">,</w:delText>
         </w:r>
       </w:del>
-      <w:del w:id="141" w:author="PR Preview" w:date="2026-01-01T00:00:00Z">
+      <w:del w:id="150" w:author="PR Preview" w:date="2026-01-01T00:00:00Z">
         <w:r>
           <w:delText xml:space="preserve"> </w:delText>
         </w:r>
       </w:del>
-      <w:del w:id="142" w:author="PR Preview" w:date="2026-01-01T00:00:00Z">
+      <w:del w:id="151" w:author="PR Preview" w:date="2026-01-01T00:00:00Z">
         <w:r>
           <w:delText xml:space="preserve">which has</w:delText>
         </w:r>
       </w:del>
-      <w:del w:id="143" w:author="PR Preview" w:date="2026-01-01T00:00:00Z">
+      <w:del w:id="152" w:author="PR Preview" w:date="2026-01-01T00:00:00Z">
         <w:r>
           <w:delText xml:space="preserve"> </w:delText>
         </w:r>
@@ -16612,17 +16434,17 @@
           <m:t>∞</m:t>
         </m:r>
       </m:oMath>
-      <w:del w:id="144" w:author="PR Preview" w:date="2026-01-01T00:00:00Z">
+      <w:del w:id="153" w:author="PR Preview" w:date="2026-01-01T00:00:00Z">
         <w:r>
           <w:delText xml:space="preserve">.</w:delText>
         </w:r>
       </w:del>
-      <w:del w:id="145" w:author="PR Preview" w:date="2026-01-01T00:00:00Z">
+      <w:del w:id="154" w:author="PR Preview" w:date="2026-01-01T00:00:00Z">
         <w:r>
           <w:delText xml:space="preserve"> </w:delText>
         </w:r>
       </w:del>
-      <w:del w:id="146" w:author="PR Preview" w:date="2026-01-01T00:00:00Z">
+      <w:del w:id="155" w:author="PR Preview" w:date="2026-01-01T00:00:00Z">
         <w:r>
           <w:delText xml:space="preserve">Then</w:delText>
         </w:r>
@@ -16632,7 +16454,7 @@
       <w:pPr>
         <w:pStyle w:val="BodyText"/>
       </w:pPr>
-      <w:ins w:id="147" w:author="PR Preview" w:date="2026-01-01T00:00:00Z">
+      <w:ins w:id="156" w:author="PR Preview" w:date="2026-01-01T00:00:00Z">
         <w:r>
           <w:rPr>
             <w:b/>
@@ -16641,17 +16463,17 @@
           <w:t xml:space="preserve">Theorem 5 (Expected squared prediction error)</w:t>
         </w:r>
       </w:ins>
-      <w:ins w:id="148" w:author="PR Preview" w:date="2026-01-01T00:00:00Z">
+      <w:ins w:id="157" w:author="PR Preview" w:date="2026-01-01T00:00:00Z">
         <w:r>
           <w:t xml:space="preserve"> </w:t>
         </w:r>
       </w:ins>
-      <w:ins w:id="149" w:author="PR Preview" w:date="2026-01-01T00:00:00Z">
+      <w:ins w:id="158" w:author="PR Preview" w:date="2026-01-01T00:00:00Z">
         <w:r>
           <w:t xml:space="preserve">Let</w:t>
         </w:r>
       </w:ins>
-      <w:ins w:id="150" w:author="PR Preview" w:date="2026-01-01T00:00:00Z">
+      <w:ins w:id="159" w:author="PR Preview" w:date="2026-01-01T00:00:00Z">
         <w:r>
           <w:t xml:space="preserve"> </w:t>
         </w:r>
@@ -16712,22 +16534,22 @@
           <m:t>ε</m:t>
         </m:r>
       </m:oMath>
-      <w:ins w:id="151" w:author="PR Preview" w:date="2026-01-01T00:00:00Z">
+      <w:ins w:id="160" w:author="PR Preview" w:date="2026-01-01T00:00:00Z">
         <w:r>
           <w:t xml:space="preserve">,</w:t>
         </w:r>
       </w:ins>
-      <w:ins w:id="152" w:author="PR Preview" w:date="2026-01-01T00:00:00Z">
+      <w:ins w:id="161" w:author="PR Preview" w:date="2026-01-01T00:00:00Z">
         <w:r>
           <w:t xml:space="preserve"> </w:t>
         </w:r>
       </w:ins>
-      <w:ins w:id="153" w:author="PR Preview" w:date="2026-01-01T00:00:00Z">
+      <w:ins w:id="162" w:author="PR Preview" w:date="2026-01-01T00:00:00Z">
         <w:r>
           <w:t xml:space="preserve">where</w:t>
         </w:r>
       </w:ins>
-      <w:ins w:id="154" w:author="PR Preview" w:date="2026-01-01T00:00:00Z">
+      <w:ins w:id="163" w:author="PR Preview" w:date="2026-01-01T00:00:00Z">
         <w:r>
           <w:t xml:space="preserve"> </w:t>
         </w:r>
@@ -16737,17 +16559,17 @@
           <m:t>f</m:t>
         </m:r>
       </m:oMath>
-      <w:ins w:id="155" w:author="PR Preview" w:date="2026-01-01T00:00:00Z">
+      <w:ins w:id="164" w:author="PR Preview" w:date="2026-01-01T00:00:00Z">
         <w:r>
           <w:t xml:space="preserve"> </w:t>
         </w:r>
       </w:ins>
-      <w:ins w:id="156" w:author="PR Preview" w:date="2026-01-01T00:00:00Z">
+      <w:ins w:id="165" w:author="PR Preview" w:date="2026-01-01T00:00:00Z">
         <w:r>
           <w:t xml:space="preserve">is a fixed function,</w:t>
         </w:r>
       </w:ins>
-      <w:ins w:id="157" w:author="PR Preview" w:date="2026-01-01T00:00:00Z">
+      <w:ins w:id="166" w:author="PR Preview" w:date="2026-01-01T00:00:00Z">
         <w:r>
           <w:t xml:space="preserve"> </w:t>
         </w:r>
@@ -16757,17 +16579,17 @@
           <m:t>ε</m:t>
         </m:r>
       </m:oMath>
-      <w:ins w:id="158" w:author="PR Preview" w:date="2026-01-01T00:00:00Z">
+      <w:ins w:id="167" w:author="PR Preview" w:date="2026-01-01T00:00:00Z">
         <w:r>
           <w:t xml:space="preserve"> </w:t>
         </w:r>
       </w:ins>
-      <w:ins w:id="159" w:author="PR Preview" w:date="2026-01-01T00:00:00Z">
+      <w:ins w:id="168" w:author="PR Preview" w:date="2026-01-01T00:00:00Z">
         <w:r>
           <w:t xml:space="preserve">has</w:t>
         </w:r>
       </w:ins>
-      <w:ins w:id="160" w:author="PR Preview" w:date="2026-01-01T00:00:00Z">
+      <w:ins w:id="169" w:author="PR Preview" w:date="2026-01-01T00:00:00Z">
         <w:r>
           <w:t xml:space="preserve"> </w:t>
         </w:r>
@@ -16808,17 +16630,17 @@
           <m:t>0</m:t>
         </m:r>
       </m:oMath>
-      <w:ins w:id="161" w:author="PR Preview" w:date="2026-01-01T00:00:00Z">
+      <w:ins w:id="170" w:author="PR Preview" w:date="2026-01-01T00:00:00Z">
         <w:r>
           <w:t xml:space="preserve"> </w:t>
         </w:r>
       </w:ins>
-      <w:ins w:id="162" w:author="PR Preview" w:date="2026-01-01T00:00:00Z">
+      <w:ins w:id="171" w:author="PR Preview" w:date="2026-01-01T00:00:00Z">
         <w:r>
           <w:t xml:space="preserve">and</w:t>
         </w:r>
       </w:ins>
-      <w:ins w:id="163" w:author="PR Preview" w:date="2026-01-01T00:00:00Z">
+      <w:ins w:id="172" w:author="PR Preview" w:date="2026-01-01T00:00:00Z">
         <w:r>
           <w:t xml:space="preserve"> </w:t>
         </w:r>
@@ -16868,22 +16690,22 @@
           </m:sup>
         </m:sSup>
       </m:oMath>
-      <w:ins w:id="164" w:author="PR Preview" w:date="2026-01-01T00:00:00Z">
+      <w:ins w:id="173" w:author="PR Preview" w:date="2026-01-01T00:00:00Z">
         <w:r>
           <w:t xml:space="preserve">,</w:t>
         </w:r>
       </w:ins>
-      <w:ins w:id="165" w:author="PR Preview" w:date="2026-01-01T00:00:00Z">
+      <w:ins w:id="174" w:author="PR Preview" w:date="2026-01-01T00:00:00Z">
         <w:r>
           <w:t xml:space="preserve"> </w:t>
         </w:r>
       </w:ins>
-      <w:ins w:id="166" w:author="PR Preview" w:date="2026-01-01T00:00:00Z">
+      <w:ins w:id="175" w:author="PR Preview" w:date="2026-01-01T00:00:00Z">
         <w:r>
           <w:t xml:space="preserve">and</w:t>
         </w:r>
       </w:ins>
-      <w:ins w:id="167" w:author="PR Preview" w:date="2026-01-01T00:00:00Z">
+      <w:ins w:id="176" w:author="PR Preview" w:date="2026-01-01T00:00:00Z">
         <w:r>
           <w:t xml:space="preserve"> </w:t>
         </w:r>
@@ -16893,17 +16715,17 @@
           <m:t>ε</m:t>
         </m:r>
       </m:oMath>
-      <w:ins w:id="168" w:author="PR Preview" w:date="2026-01-01T00:00:00Z">
+      <w:ins w:id="177" w:author="PR Preview" w:date="2026-01-01T00:00:00Z">
         <w:r>
           <w:t xml:space="preserve"> </w:t>
         </w:r>
       </w:ins>
-      <w:ins w:id="169" w:author="PR Preview" w:date="2026-01-01T00:00:00Z">
+      <w:ins w:id="178" w:author="PR Preview" w:date="2026-01-01T00:00:00Z">
         <w:r>
           <w:t xml:space="preserve">is independent of the prediction</w:t>
         </w:r>
       </w:ins>
-      <w:ins w:id="170" w:author="PR Preview" w:date="2026-01-01T00:00:00Z">
+      <w:ins w:id="179" w:author="PR Preview" w:date="2026-01-01T00:00:00Z">
         <w:r>
           <w:t xml:space="preserve"> </w:t>
         </w:r>
@@ -16944,22 +16766,22 @@
           <m:t>)</m:t>
         </m:r>
       </m:oMath>
-      <w:ins w:id="171" w:author="PR Preview" w:date="2026-01-01T00:00:00Z">
+      <w:ins w:id="180" w:author="PR Preview" w:date="2026-01-01T00:00:00Z">
         <w:r>
           <w:t xml:space="preserve">,</w:t>
         </w:r>
       </w:ins>
-      <w:ins w:id="172" w:author="PR Preview" w:date="2026-01-01T00:00:00Z">
+      <w:ins w:id="181" w:author="PR Preview" w:date="2026-01-01T00:00:00Z">
         <w:r>
           <w:t xml:space="preserve"> </w:t>
         </w:r>
       </w:ins>
-      <w:ins w:id="173" w:author="PR Preview" w:date="2026-01-01T00:00:00Z">
+      <w:ins w:id="182" w:author="PR Preview" w:date="2026-01-01T00:00:00Z">
         <w:r>
           <w:t xml:space="preserve">which has</w:t>
         </w:r>
       </w:ins>
-      <w:ins w:id="174" w:author="PR Preview" w:date="2026-01-01T00:00:00Z">
+      <w:ins w:id="183" w:author="PR Preview" w:date="2026-01-01T00:00:00Z">
         <w:r>
           <w:t xml:space="preserve"> </w:t>
         </w:r>
@@ -17043,17 +16865,17 @@
           <m:t>∞</m:t>
         </m:r>
       </m:oMath>
-      <w:ins w:id="175" w:author="PR Preview" w:date="2026-01-01T00:00:00Z">
+      <w:ins w:id="184" w:author="PR Preview" w:date="2026-01-01T00:00:00Z">
         <w:r>
           <w:t xml:space="preserve">.</w:t>
         </w:r>
       </w:ins>
-      <w:ins w:id="176" w:author="PR Preview" w:date="2026-01-01T00:00:00Z">
+      <w:ins w:id="185" w:author="PR Preview" w:date="2026-01-01T00:00:00Z">
         <w:r>
           <w:t xml:space="preserve"> </w:t>
         </w:r>
       </w:ins>
-      <w:ins w:id="177" w:author="PR Preview" w:date="2026-01-01T00:00:00Z">
+      <w:ins w:id="186" w:author="PR Preview" w:date="2026-01-01T00:00:00Z">
         <w:r>
           <w:t xml:space="preserve">Then</w:t>
         </w:r>
@@ -17852,28 +17674,28 @@
           </m:sup>
         </m:sSup>
       </m:oMath>
-      <w:del w:id="178" w:author="PR Preview" w:date="2026-01-01T00:00:00Z">
+      <w:del w:id="187" w:author="PR Preview" w:date="2026-01-01T00:00:00Z">
         <w:r>
           <w:delText xml:space="preserve">,</w:delText>
         </w:r>
       </w:del>
-      <w:del w:id="179" w:author="PR Preview" w:date="2026-01-01T00:00:00Z">
+      <w:del w:id="188" w:author="PR Preview" w:date="2026-01-01T00:00:00Z">
         <w:r>
           <w:delText xml:space="preserve"> </w:delText>
         </w:r>
       </w:del>
-      <w:del w:id="180" w:author="PR Preview" w:date="2026-01-01T00:00:00Z">
+      <w:del w:id="189" w:author="PR Preview" w:date="2026-01-01T00:00:00Z">
         <w:r>
           <w:delText xml:space="preserve">by</w:delText>
         </w:r>
       </w:del>
-      <w:del w:id="181" w:author="PR Preview" w:date="2026-01-01T00:00:00Z">
+      <w:del w:id="190" w:author="PR Preview" w:date="2026-01-01T00:00:00Z">
         <w:r>
           <w:delText xml:space="preserve"> </w:delText>
         </w:r>
       </w:del>
       <w:hyperlink w:anchor="sol-noise-second-moment">
-        <w:del w:id="182" w:author="PR Preview" w:date="2026-01-01T00:00:00Z">
+        <w:del w:id="191" w:author="PR Preview" w:date="2026-01-01T00:00:00Z">
           <w:r>
             <w:rPr>
               <w:rStyle w:val="Hyperlink"/>
@@ -17882,7 +17704,7 @@
           </w:r>
         </w:del>
       </w:hyperlink>
-      <w:del w:id="183" w:author="PR Preview" w:date="2026-01-01T00:00:00Z">
+      <w:del w:id="192" w:author="PR Preview" w:date="2026-01-01T00:00:00Z">
         <w:r>
           <w:delText xml:space="preserve">.</w:delText>
         </w:r>
@@ -17949,28 +17771,28 @@
           </m:sup>
         </m:sSup>
       </m:oMath>
-      <w:ins w:id="184" w:author="PR Preview" w:date="2026-01-01T00:00:00Z">
+      <w:ins w:id="193" w:author="PR Preview" w:date="2026-01-01T00:00:00Z">
         <w:r>
           <w:t xml:space="preserve">,</w:t>
         </w:r>
       </w:ins>
-      <w:ins w:id="185" w:author="PR Preview" w:date="2026-01-01T00:00:00Z">
+      <w:ins w:id="194" w:author="PR Preview" w:date="2026-01-01T00:00:00Z">
         <w:r>
           <w:t xml:space="preserve"> </w:t>
         </w:r>
       </w:ins>
-      <w:ins w:id="186" w:author="PR Preview" w:date="2026-01-01T00:00:00Z">
+      <w:ins w:id="195" w:author="PR Preview" w:date="2026-01-01T00:00:00Z">
         <w:r>
           <w:t xml:space="preserve">by</w:t>
         </w:r>
       </w:ins>
-      <w:ins w:id="187" w:author="PR Preview" w:date="2026-01-01T00:00:00Z">
+      <w:ins w:id="196" w:author="PR Preview" w:date="2026-01-01T00:00:00Z">
         <w:r>
           <w:t xml:space="preserve"> </w:t>
         </w:r>
       </w:ins>
       <w:hyperlink w:anchor="thm-noise-second-moment">
-        <w:ins w:id="188" w:author="PR Preview" w:date="2026-01-01T00:00:00Z">
+        <w:ins w:id="197" w:author="PR Preview" w:date="2026-01-01T00:00:00Z">
           <w:r>
             <w:rPr>
               <w:rStyle w:val="Hyperlink"/>
@@ -17979,7 +17801,7 @@
           </w:r>
         </w:ins>
       </w:hyperlink>
-      <w:ins w:id="189" w:author="PR Preview" w:date="2026-01-01T00:00:00Z">
+      <w:ins w:id="198" w:author="PR Preview" w:date="2026-01-01T00:00:00Z">
         <w:r>
           <w:t xml:space="preserve">.</w:t>
         </w:r>
@@ -18247,18 +18069,18 @@
           <w:numId w:val="1004"/>
         </w:numPr>
       </w:pPr>
-      <w:del w:id="190" w:author="PR Preview" w:date="2026-01-01T00:00:00Z">
+      <w:del w:id="199" w:author="PR Preview" w:date="2026-01-01T00:00:00Z">
         <w:r>
           <w:delText xml:space="preserve">By</w:delText>
         </w:r>
       </w:del>
-      <w:del w:id="191" w:author="PR Preview" w:date="2026-01-01T00:00:00Z">
+      <w:del w:id="200" w:author="PR Preview" w:date="2026-01-01T00:00:00Z">
         <w:r>
           <w:delText xml:space="preserve"> </w:delText>
         </w:r>
       </w:del>
       <w:hyperlink w:anchor="thm-variance">
-        <w:del w:id="192" w:author="PR Preview" w:date="2026-01-01T00:00:00Z">
+        <w:del w:id="201" w:author="PR Preview" w:date="2026-01-01T00:00:00Z">
           <w:r>
             <w:rPr>
               <w:rStyle w:val="Hyperlink"/>
@@ -18267,12 +18089,12 @@
           </w:r>
         </w:del>
       </w:hyperlink>
-      <w:del w:id="193" w:author="PR Preview" w:date="2026-01-01T00:00:00Z">
+      <w:del w:id="202" w:author="PR Preview" w:date="2026-01-01T00:00:00Z">
         <w:r>
           <w:delText xml:space="preserve">,</w:delText>
         </w:r>
       </w:del>
-      <w:del w:id="194" w:author="PR Preview" w:date="2026-01-01T00:00:00Z">
+      <w:del w:id="203" w:author="PR Preview" w:date="2026-01-01T00:00:00Z">
         <w:r>
           <w:delText xml:space="preserve"> </w:delText>
         </w:r>
@@ -18400,22 +18222,22 @@
           <m:t>​</m:t>
         </m:r>
       </m:oMath>
-      <w:del w:id="195" w:author="PR Preview" w:date="2026-01-01T00:00:00Z">
+      <w:del w:id="204" w:author="PR Preview" w:date="2026-01-01T00:00:00Z">
         <w:r>
           <w:delText xml:space="preserve">.</w:delText>
         </w:r>
       </w:del>
-      <w:del w:id="196" w:author="PR Preview" w:date="2026-01-01T00:00:00Z">
+      <w:del w:id="205" w:author="PR Preview" w:date="2026-01-01T00:00:00Z">
         <w:r>
           <w:delText xml:space="preserve"> </w:delText>
         </w:r>
       </w:del>
-      <w:del w:id="197" w:author="PR Preview" w:date="2026-01-01T00:00:00Z">
+      <w:del w:id="206" w:author="PR Preview" w:date="2026-01-01T00:00:00Z">
         <w:r>
           <w:delText xml:space="preserve">Here</w:delText>
         </w:r>
       </w:del>
-      <w:del w:id="198" w:author="PR Preview" w:date="2026-01-01T00:00:00Z">
+      <w:del w:id="207" w:author="PR Preview" w:date="2026-01-01T00:00:00Z">
         <w:r>
           <w:delText xml:space="preserve"> </w:delText>
         </w:r>
@@ -18509,22 +18331,22 @@
           <m:t>​</m:t>
         </m:r>
       </m:oMath>
-      <w:del w:id="199" w:author="PR Preview" w:date="2026-01-01T00:00:00Z">
+      <w:del w:id="208" w:author="PR Preview" w:date="2026-01-01T00:00:00Z">
         <w:r>
           <w:delText xml:space="preserve">,</w:delText>
         </w:r>
       </w:del>
-      <w:del w:id="200" w:author="PR Preview" w:date="2026-01-01T00:00:00Z">
+      <w:del w:id="209" w:author="PR Preview" w:date="2026-01-01T00:00:00Z">
         <w:r>
           <w:delText xml:space="preserve"> </w:delText>
         </w:r>
       </w:del>
-      <w:del w:id="201" w:author="PR Preview" w:date="2026-01-01T00:00:00Z">
+      <w:del w:id="210" w:author="PR Preview" w:date="2026-01-01T00:00:00Z">
         <w:r>
           <w:delText xml:space="preserve">because</w:delText>
         </w:r>
       </w:del>
-      <w:del w:id="202" w:author="PR Preview" w:date="2026-01-01T00:00:00Z">
+      <w:del w:id="211" w:author="PR Preview" w:date="2026-01-01T00:00:00Z">
         <w:r>
           <w:delText xml:space="preserve"> </w:delText>
         </w:r>
@@ -18558,22 +18380,22 @@
           <m:t>)</m:t>
         </m:r>
       </m:oMath>
-      <w:del w:id="203" w:author="PR Preview" w:date="2026-01-01T00:00:00Z">
+      <w:del w:id="212" w:author="PR Preview" w:date="2026-01-01T00:00:00Z">
         <w:r>
           <w:delText xml:space="preserve"> </w:delText>
         </w:r>
       </w:del>
-      <w:del w:id="204" w:author="PR Preview" w:date="2026-01-01T00:00:00Z">
+      <w:del w:id="213" w:author="PR Preview" w:date="2026-01-01T00:00:00Z">
         <w:r>
           <w:delText xml:space="preserve">is a constant,</w:delText>
         </w:r>
       </w:del>
-      <w:del w:id="205" w:author="PR Preview" w:date="2026-01-01T00:00:00Z">
+      <w:del w:id="214" w:author="PR Preview" w:date="2026-01-01T00:00:00Z">
         <w:r>
           <w:delText xml:space="preserve"> </w:delText>
         </w:r>
       </w:del>
-      <w:del w:id="206" w:author="PR Preview" w:date="2026-01-01T00:00:00Z">
+      <w:del w:id="215" w:author="PR Preview" w:date="2026-01-01T00:00:00Z">
         <w:r>
           <w:delText xml:space="preserve">and</w:delText>
         </w:r>
@@ -18586,18 +18408,18 @@
           <w:numId w:val="1004"/>
         </w:numPr>
       </w:pPr>
-      <w:ins w:id="207" w:author="PR Preview" w:date="2026-01-01T00:00:00Z">
+      <w:ins w:id="216" w:author="PR Preview" w:date="2026-01-01T00:00:00Z">
         <w:r>
           <w:t xml:space="preserve">By</w:t>
         </w:r>
       </w:ins>
-      <w:ins w:id="208" w:author="PR Preview" w:date="2026-01-01T00:00:00Z">
+      <w:ins w:id="217" w:author="PR Preview" w:date="2026-01-01T00:00:00Z">
         <w:r>
           <w:t xml:space="preserve"> </w:t>
         </w:r>
       </w:ins>
       <w:hyperlink w:anchor="thm-variance">
-        <w:ins w:id="209" w:author="PR Preview" w:date="2026-01-01T00:00:00Z">
+        <w:ins w:id="218" w:author="PR Preview" w:date="2026-01-01T00:00:00Z">
           <w:r>
             <w:rPr>
               <w:rStyle w:val="Hyperlink"/>
@@ -18606,12 +18428,12 @@
           </w:r>
         </w:ins>
       </w:hyperlink>
-      <w:ins w:id="210" w:author="PR Preview" w:date="2026-01-01T00:00:00Z">
+      <w:ins w:id="219" w:author="PR Preview" w:date="2026-01-01T00:00:00Z">
         <w:r>
           <w:t xml:space="preserve">,</w:t>
         </w:r>
       </w:ins>
-      <w:ins w:id="211" w:author="PR Preview" w:date="2026-01-01T00:00:00Z">
+      <w:ins w:id="220" w:author="PR Preview" w:date="2026-01-01T00:00:00Z">
         <w:r>
           <w:t xml:space="preserve"> </w:t>
         </w:r>
@@ -18739,22 +18561,22 @@
           <m:t>​</m:t>
         </m:r>
       </m:oMath>
-      <w:ins w:id="212" w:author="PR Preview" w:date="2026-01-01T00:00:00Z">
+      <w:ins w:id="221" w:author="PR Preview" w:date="2026-01-01T00:00:00Z">
         <w:r>
           <w:t xml:space="preserve">.</w:t>
         </w:r>
       </w:ins>
-      <w:ins w:id="213" w:author="PR Preview" w:date="2026-01-01T00:00:00Z">
+      <w:ins w:id="222" w:author="PR Preview" w:date="2026-01-01T00:00:00Z">
         <w:r>
           <w:t xml:space="preserve"> </w:t>
         </w:r>
       </w:ins>
-      <w:ins w:id="214" w:author="PR Preview" w:date="2026-01-01T00:00:00Z">
+      <w:ins w:id="223" w:author="PR Preview" w:date="2026-01-01T00:00:00Z">
         <w:r>
           <w:t xml:space="preserve">Here</w:t>
         </w:r>
       </w:ins>
-      <w:ins w:id="215" w:author="PR Preview" w:date="2026-01-01T00:00:00Z">
+      <w:ins w:id="224" w:author="PR Preview" w:date="2026-01-01T00:00:00Z">
         <w:r>
           <w:t xml:space="preserve"> </w:t>
         </w:r>
@@ -18848,22 +18670,22 @@
           <m:t>​</m:t>
         </m:r>
       </m:oMath>
-      <w:ins w:id="216" w:author="PR Preview" w:date="2026-01-01T00:00:00Z">
+      <w:ins w:id="225" w:author="PR Preview" w:date="2026-01-01T00:00:00Z">
         <w:r>
           <w:t xml:space="preserve">,</w:t>
         </w:r>
       </w:ins>
-      <w:ins w:id="217" w:author="PR Preview" w:date="2026-01-01T00:00:00Z">
+      <w:ins w:id="226" w:author="PR Preview" w:date="2026-01-01T00:00:00Z">
         <w:r>
           <w:t xml:space="preserve"> </w:t>
         </w:r>
       </w:ins>
-      <w:ins w:id="218" w:author="PR Preview" w:date="2026-01-01T00:00:00Z">
+      <w:ins w:id="227" w:author="PR Preview" w:date="2026-01-01T00:00:00Z">
         <w:r>
           <w:t xml:space="preserve">because</w:t>
         </w:r>
       </w:ins>
-      <w:ins w:id="219" w:author="PR Preview" w:date="2026-01-01T00:00:00Z">
+      <w:ins w:id="228" w:author="PR Preview" w:date="2026-01-01T00:00:00Z">
         <w:r>
           <w:t xml:space="preserve"> </w:t>
         </w:r>
@@ -18897,22 +18719,22 @@
           <m:t>)</m:t>
         </m:r>
       </m:oMath>
-      <w:ins w:id="220" w:author="PR Preview" w:date="2026-01-01T00:00:00Z">
+      <w:ins w:id="229" w:author="PR Preview" w:date="2026-01-01T00:00:00Z">
         <w:r>
           <w:t xml:space="preserve"> </w:t>
         </w:r>
       </w:ins>
-      <w:ins w:id="221" w:author="PR Preview" w:date="2026-01-01T00:00:00Z">
+      <w:ins w:id="230" w:author="PR Preview" w:date="2026-01-01T00:00:00Z">
         <w:r>
           <w:t xml:space="preserve">is a constant,</w:t>
         </w:r>
       </w:ins>
-      <w:ins w:id="222" w:author="PR Preview" w:date="2026-01-01T00:00:00Z">
+      <w:ins w:id="231" w:author="PR Preview" w:date="2026-01-01T00:00:00Z">
         <w:r>
           <w:t xml:space="preserve"> </w:t>
         </w:r>
       </w:ins>
-      <w:ins w:id="223" w:author="PR Preview" w:date="2026-01-01T00:00:00Z">
+      <w:ins w:id="232" w:author="PR Preview" w:date="2026-01-01T00:00:00Z">
         <w:r>
           <w:t xml:space="preserve">and</w:t>
         </w:r>
@@ -19305,7 +19127,7 @@
       <w:pPr>
         <w:pStyle w:val="BodyText"/>
       </w:pPr>
-      <w:del w:id="224" w:author="PR Preview" w:date="2026-01-01T00:00:00Z">
+      <w:del w:id="233" w:author="PR Preview" w:date="2026-01-01T00:00:00Z">
         <w:r>
           <w:rPr>
             <w:b/>
@@ -19314,23 +19136,23 @@
           <w:delText xml:space="preserve">Definition 10 (Irreducible error)</w:delText>
         </w:r>
       </w:del>
-      <w:del w:id="225" w:author="PR Preview" w:date="2026-01-01T00:00:00Z">
+      <w:del w:id="234" w:author="PR Preview" w:date="2026-01-01T00:00:00Z">
         <w:r>
           <w:delText xml:space="preserve"> </w:delText>
         </w:r>
       </w:del>
-      <w:del w:id="226" w:author="PR Preview" w:date="2026-01-01T00:00:00Z">
+      <w:del w:id="235" w:author="PR Preview" w:date="2026-01-01T00:00:00Z">
         <w:r>
           <w:delText xml:space="preserve">In</w:delText>
         </w:r>
       </w:del>
-      <w:del w:id="227" w:author="PR Preview" w:date="2026-01-01T00:00:00Z">
+      <w:del w:id="236" w:author="PR Preview" w:date="2026-01-01T00:00:00Z">
         <w:r>
           <w:delText xml:space="preserve"> </w:delText>
         </w:r>
       </w:del>
       <w:hyperlink w:anchor="thm-prediction-error">
-        <w:del w:id="228" w:author="PR Preview" w:date="2026-01-01T00:00:00Z">
+        <w:del w:id="237" w:author="PR Preview" w:date="2026-01-01T00:00:00Z">
           <w:r>
             <w:rPr>
               <w:rStyle w:val="Hyperlink"/>
@@ -19339,22 +19161,22 @@
           </w:r>
         </w:del>
       </w:hyperlink>
-      <w:del w:id="229" w:author="PR Preview" w:date="2026-01-01T00:00:00Z">
+      <w:del w:id="238" w:author="PR Preview" w:date="2026-01-01T00:00:00Z">
         <w:r>
           <w:delText xml:space="preserve">,</w:delText>
         </w:r>
       </w:del>
-      <w:del w:id="230" w:author="PR Preview" w:date="2026-01-01T00:00:00Z">
+      <w:del w:id="239" w:author="PR Preview" w:date="2026-01-01T00:00:00Z">
         <w:r>
           <w:delText xml:space="preserve"> </w:delText>
         </w:r>
       </w:del>
-      <w:del w:id="231" w:author="PR Preview" w:date="2026-01-01T00:00:00Z">
+      <w:del w:id="240" w:author="PR Preview" w:date="2026-01-01T00:00:00Z">
         <w:r>
           <w:delText xml:space="preserve">the term</w:delText>
         </w:r>
       </w:del>
-      <w:del w:id="232" w:author="PR Preview" w:date="2026-01-01T00:00:00Z">
+      <w:del w:id="241" w:author="PR Preview" w:date="2026-01-01T00:00:00Z">
         <w:r>
           <w:delText xml:space="preserve"> </w:delText>
         </w:r>
@@ -19404,22 +19226,22 @@
           <m:t>​</m:t>
         </m:r>
       </m:oMath>
-      <w:del w:id="233" w:author="PR Preview" w:date="2026-01-01T00:00:00Z">
+      <w:del w:id="242" w:author="PR Preview" w:date="2026-01-01T00:00:00Z">
         <w:r>
           <w:delText xml:space="preserve"> </w:delText>
         </w:r>
       </w:del>
-      <w:del w:id="234" w:author="PR Preview" w:date="2026-01-01T00:00:00Z">
+      <w:del w:id="243" w:author="PR Preview" w:date="2026-01-01T00:00:00Z">
         <w:r>
           <w:delText xml:space="preserve">is the</w:delText>
         </w:r>
       </w:del>
-      <w:del w:id="235" w:author="PR Preview" w:date="2026-01-01T00:00:00Z">
+      <w:del w:id="244" w:author="PR Preview" w:date="2026-01-01T00:00:00Z">
         <w:r>
           <w:delText xml:space="preserve"> </w:delText>
         </w:r>
       </w:del>
-      <w:del w:id="236" w:author="PR Preview" w:date="2026-01-01T00:00:00Z">
+      <w:del w:id="245" w:author="PR Preview" w:date="2026-01-01T00:00:00Z">
         <w:r>
           <w:rPr>
             <w:b/>
@@ -19428,22 +19250,22 @@
           <w:delText xml:space="preserve">irreducible error</w:delText>
         </w:r>
       </w:del>
-      <w:del w:id="237" w:author="PR Preview" w:date="2026-01-01T00:00:00Z">
+      <w:del w:id="246" w:author="PR Preview" w:date="2026-01-01T00:00:00Z">
         <w:r>
           <w:delText xml:space="preserve">.</w:delText>
         </w:r>
       </w:del>
-      <w:del w:id="238" w:author="PR Preview" w:date="2026-01-01T00:00:00Z">
+      <w:del w:id="247" w:author="PR Preview" w:date="2026-01-01T00:00:00Z">
         <w:r>
           <w:delText xml:space="preserve"> </w:delText>
         </w:r>
       </w:del>
-      <w:del w:id="239" w:author="PR Preview" w:date="2026-01-01T00:00:00Z">
+      <w:del w:id="248" w:author="PR Preview" w:date="2026-01-01T00:00:00Z">
         <w:r>
           <w:delText xml:space="preserve">It does not depend on the prediction</w:delText>
         </w:r>
       </w:del>
-      <w:del w:id="240" w:author="PR Preview" w:date="2026-01-01T00:00:00Z">
+      <w:del w:id="249" w:author="PR Preview" w:date="2026-01-01T00:00:00Z">
         <w:r>
           <w:delText xml:space="preserve"> </w:delText>
         </w:r>
@@ -19460,38 +19282,38 @@
           </m:e>
         </m:acc>
       </m:oMath>
-      <w:del w:id="241" w:author="PR Preview" w:date="2026-01-01T00:00:00Z">
+      <w:del w:id="250" w:author="PR Preview" w:date="2026-01-01T00:00:00Z">
         <w:r>
           <w:delText xml:space="preserve">,</w:delText>
         </w:r>
       </w:del>
-      <w:del w:id="242" w:author="PR Preview" w:date="2026-01-01T00:00:00Z">
+      <w:del w:id="251" w:author="PR Preview" w:date="2026-01-01T00:00:00Z">
         <w:r>
           <w:delText xml:space="preserve"> </w:delText>
         </w:r>
       </w:del>
-      <w:del w:id="243" w:author="PR Preview" w:date="2026-01-01T00:00:00Z">
+      <w:del w:id="252" w:author="PR Preview" w:date="2026-01-01T00:00:00Z">
         <w:r>
           <w:delText xml:space="preserve">so no choice of prediction can remove it.</w:delText>
         </w:r>
       </w:del>
-      <w:del w:id="244" w:author="PR Preview" w:date="2026-01-01T00:00:00Z">
+      <w:del w:id="253" w:author="PR Preview" w:date="2026-01-01T00:00:00Z">
         <w:r>
           <w:delText xml:space="preserve"> </w:delText>
         </w:r>
       </w:del>
-      <w:del w:id="245" w:author="PR Preview" w:date="2026-01-01T00:00:00Z">
+      <w:del w:id="254" w:author="PR Preview" w:date="2026-01-01T00:00:00Z">
         <w:r>
           <w:delText xml:space="preserve">For example, in</w:delText>
         </w:r>
       </w:del>
-      <w:del w:id="246" w:author="PR Preview" w:date="2026-01-01T00:00:00Z">
+      <w:del w:id="255" w:author="PR Preview" w:date="2026-01-01T00:00:00Z">
         <w:r>
           <w:delText xml:space="preserve"> </w:delText>
         </w:r>
       </w:del>
       <w:hyperlink w:anchor="exr-prediction-error">
-        <w:del w:id="247" w:author="PR Preview" w:date="2026-01-01T00:00:00Z">
+        <w:del w:id="256" w:author="PR Preview" w:date="2026-01-01T00:00:00Z">
           <w:r>
             <w:rPr>
               <w:rStyle w:val="Hyperlink"/>
@@ -19500,12 +19322,12 @@
           </w:r>
         </w:del>
       </w:hyperlink>
-      <w:del w:id="248" w:author="PR Preview" w:date="2026-01-01T00:00:00Z">
+      <w:del w:id="257" w:author="PR Preview" w:date="2026-01-01T00:00:00Z">
         <w:r>
           <w:delText xml:space="preserve">,</w:delText>
         </w:r>
       </w:del>
-      <w:del w:id="249" w:author="PR Preview" w:date="2026-01-01T00:00:00Z">
+      <w:del w:id="258" w:author="PR Preview" w:date="2026-01-01T00:00:00Z">
         <w:r>
           <w:delText xml:space="preserve"> </w:delText>
         </w:r>
@@ -19533,22 +19355,22 @@
           <m:t>3</m:t>
         </m:r>
       </m:oMath>
-      <w:del w:id="250" w:author="PR Preview" w:date="2026-01-01T00:00:00Z">
+      <w:del w:id="259" w:author="PR Preview" w:date="2026-01-01T00:00:00Z">
         <w:r>
           <w:delText xml:space="preserve">,</w:delText>
         </w:r>
       </w:del>
-      <w:del w:id="251" w:author="PR Preview" w:date="2026-01-01T00:00:00Z">
+      <w:del w:id="260" w:author="PR Preview" w:date="2026-01-01T00:00:00Z">
         <w:r>
           <w:delText xml:space="preserve"> </w:delText>
         </w:r>
       </w:del>
-      <w:del w:id="252" w:author="PR Preview" w:date="2026-01-01T00:00:00Z">
+      <w:del w:id="261" w:author="PR Preview" w:date="2026-01-01T00:00:00Z">
         <w:r>
           <w:delText xml:space="preserve">so every prediction there has expected squared error at least</w:delText>
         </w:r>
       </w:del>
-      <w:del w:id="253" w:author="PR Preview" w:date="2026-01-01T00:00:00Z">
+      <w:del w:id="262" w:author="PR Preview" w:date="2026-01-01T00:00:00Z">
         <w:r>
           <w:delText xml:space="preserve"> </w:delText>
         </w:r>
@@ -19558,7 +19380,7 @@
           <m:t>3</m:t>
         </m:r>
       </m:oMath>
-      <w:del w:id="254" w:author="PR Preview" w:date="2026-01-01T00:00:00Z">
+      <w:del w:id="263" w:author="PR Preview" w:date="2026-01-01T00:00:00Z">
         <w:r>
           <w:delText xml:space="preserve">.</w:delText>
         </w:r>
@@ -19568,7 +19390,7 @@
       <w:pPr>
         <w:pStyle w:val="BodyText"/>
       </w:pPr>
-      <w:ins w:id="255" w:author="PR Preview" w:date="2026-01-01T00:00:00Z">
+      <w:ins w:id="264" w:author="PR Preview" w:date="2026-01-01T00:00:00Z">
         <w:r>
           <w:rPr>
             <w:b/>
@@ -19577,23 +19399,23 @@
           <w:t xml:space="preserve">Definition 10 (Irreducible error)</w:t>
         </w:r>
       </w:ins>
-      <w:ins w:id="256" w:author="PR Preview" w:date="2026-01-01T00:00:00Z">
+      <w:ins w:id="265" w:author="PR Preview" w:date="2026-01-01T00:00:00Z">
         <w:r>
           <w:t xml:space="preserve"> </w:t>
         </w:r>
       </w:ins>
-      <w:ins w:id="257" w:author="PR Preview" w:date="2026-01-01T00:00:00Z">
+      <w:ins w:id="266" w:author="PR Preview" w:date="2026-01-01T00:00:00Z">
         <w:r>
           <w:t xml:space="preserve">In</w:t>
         </w:r>
       </w:ins>
-      <w:ins w:id="258" w:author="PR Preview" w:date="2026-01-01T00:00:00Z">
+      <w:ins w:id="267" w:author="PR Preview" w:date="2026-01-01T00:00:00Z">
         <w:r>
           <w:t xml:space="preserve"> </w:t>
         </w:r>
       </w:ins>
       <w:hyperlink w:anchor="thm-prediction-error">
-        <w:ins w:id="259" w:author="PR Preview" w:date="2026-01-01T00:00:00Z">
+        <w:ins w:id="268" w:author="PR Preview" w:date="2026-01-01T00:00:00Z">
           <w:r>
             <w:rPr>
               <w:rStyle w:val="Hyperlink"/>
@@ -19602,22 +19424,22 @@
           </w:r>
         </w:ins>
       </w:hyperlink>
-      <w:ins w:id="260" w:author="PR Preview" w:date="2026-01-01T00:00:00Z">
+      <w:ins w:id="269" w:author="PR Preview" w:date="2026-01-01T00:00:00Z">
         <w:r>
           <w:t xml:space="preserve">,</w:t>
         </w:r>
       </w:ins>
-      <w:ins w:id="261" w:author="PR Preview" w:date="2026-01-01T00:00:00Z">
+      <w:ins w:id="270" w:author="PR Preview" w:date="2026-01-01T00:00:00Z">
         <w:r>
           <w:t xml:space="preserve"> </w:t>
         </w:r>
       </w:ins>
-      <w:ins w:id="262" w:author="PR Preview" w:date="2026-01-01T00:00:00Z">
+      <w:ins w:id="271" w:author="PR Preview" w:date="2026-01-01T00:00:00Z">
         <w:r>
           <w:t xml:space="preserve">the term</w:t>
         </w:r>
       </w:ins>
-      <w:ins w:id="263" w:author="PR Preview" w:date="2026-01-01T00:00:00Z">
+      <w:ins w:id="272" w:author="PR Preview" w:date="2026-01-01T00:00:00Z">
         <w:r>
           <w:t xml:space="preserve"> </w:t>
         </w:r>
@@ -19667,22 +19489,22 @@
           <m:t>​</m:t>
         </m:r>
       </m:oMath>
-      <w:ins w:id="264" w:author="PR Preview" w:date="2026-01-01T00:00:00Z">
+      <w:ins w:id="273" w:author="PR Preview" w:date="2026-01-01T00:00:00Z">
         <w:r>
           <w:t xml:space="preserve"> </w:t>
         </w:r>
       </w:ins>
-      <w:ins w:id="265" w:author="PR Preview" w:date="2026-01-01T00:00:00Z">
+      <w:ins w:id="274" w:author="PR Preview" w:date="2026-01-01T00:00:00Z">
         <w:r>
           <w:t xml:space="preserve">is the</w:t>
         </w:r>
       </w:ins>
-      <w:ins w:id="266" w:author="PR Preview" w:date="2026-01-01T00:00:00Z">
+      <w:ins w:id="275" w:author="PR Preview" w:date="2026-01-01T00:00:00Z">
         <w:r>
           <w:t xml:space="preserve"> </w:t>
         </w:r>
       </w:ins>
-      <w:ins w:id="267" w:author="PR Preview" w:date="2026-01-01T00:00:00Z">
+      <w:ins w:id="276" w:author="PR Preview" w:date="2026-01-01T00:00:00Z">
         <w:r>
           <w:rPr>
             <w:b/>
@@ -19691,22 +19513,22 @@
           <w:t xml:space="preserve">irreducible error</w:t>
         </w:r>
       </w:ins>
-      <w:ins w:id="268" w:author="PR Preview" w:date="2026-01-01T00:00:00Z">
+      <w:ins w:id="277" w:author="PR Preview" w:date="2026-01-01T00:00:00Z">
         <w:r>
           <w:t xml:space="preserve">.</w:t>
         </w:r>
       </w:ins>
-      <w:ins w:id="269" w:author="PR Preview" w:date="2026-01-01T00:00:00Z">
+      <w:ins w:id="278" w:author="PR Preview" w:date="2026-01-01T00:00:00Z">
         <w:r>
           <w:t xml:space="preserve"> </w:t>
         </w:r>
       </w:ins>
-      <w:ins w:id="270" w:author="PR Preview" w:date="2026-01-01T00:00:00Z">
+      <w:ins w:id="279" w:author="PR Preview" w:date="2026-01-01T00:00:00Z">
         <w:r>
           <w:t xml:space="preserve">It does not depend on the prediction</w:t>
         </w:r>
       </w:ins>
-      <w:ins w:id="271" w:author="PR Preview" w:date="2026-01-01T00:00:00Z">
+      <w:ins w:id="280" w:author="PR Preview" w:date="2026-01-01T00:00:00Z">
         <w:r>
           <w:t xml:space="preserve"> </w:t>
         </w:r>
@@ -19723,38 +19545,38 @@
           </m:e>
         </m:acc>
       </m:oMath>
-      <w:ins w:id="272" w:author="PR Preview" w:date="2026-01-01T00:00:00Z">
+      <w:ins w:id="281" w:author="PR Preview" w:date="2026-01-01T00:00:00Z">
         <w:r>
           <w:t xml:space="preserve">,</w:t>
         </w:r>
       </w:ins>
-      <w:ins w:id="273" w:author="PR Preview" w:date="2026-01-01T00:00:00Z">
+      <w:ins w:id="282" w:author="PR Preview" w:date="2026-01-01T00:00:00Z">
         <w:r>
           <w:t xml:space="preserve"> </w:t>
         </w:r>
       </w:ins>
-      <w:ins w:id="274" w:author="PR Preview" w:date="2026-01-01T00:00:00Z">
+      <w:ins w:id="283" w:author="PR Preview" w:date="2026-01-01T00:00:00Z">
         <w:r>
           <w:t xml:space="preserve">so no choice of prediction can remove it.</w:t>
         </w:r>
       </w:ins>
-      <w:ins w:id="275" w:author="PR Preview" w:date="2026-01-01T00:00:00Z">
+      <w:ins w:id="284" w:author="PR Preview" w:date="2026-01-01T00:00:00Z">
         <w:r>
           <w:t xml:space="preserve"> </w:t>
         </w:r>
       </w:ins>
-      <w:ins w:id="276" w:author="PR Preview" w:date="2026-01-01T00:00:00Z">
+      <w:ins w:id="285" w:author="PR Preview" w:date="2026-01-01T00:00:00Z">
         <w:r>
           <w:t xml:space="preserve">For example, in</w:t>
         </w:r>
       </w:ins>
-      <w:ins w:id="277" w:author="PR Preview" w:date="2026-01-01T00:00:00Z">
+      <w:ins w:id="286" w:author="PR Preview" w:date="2026-01-01T00:00:00Z">
         <w:r>
           <w:t xml:space="preserve"> </w:t>
         </w:r>
       </w:ins>
       <w:hyperlink w:anchor="exr-prediction-error">
-        <w:ins w:id="278" w:author="PR Preview" w:date="2026-01-01T00:00:00Z">
+        <w:ins w:id="287" w:author="PR Preview" w:date="2026-01-01T00:00:00Z">
           <w:r>
             <w:rPr>
               <w:rStyle w:val="Hyperlink"/>
@@ -19763,12 +19585,12 @@
           </w:r>
         </w:ins>
       </w:hyperlink>
-      <w:ins w:id="279" w:author="PR Preview" w:date="2026-01-01T00:00:00Z">
+      <w:ins w:id="288" w:author="PR Preview" w:date="2026-01-01T00:00:00Z">
         <w:r>
           <w:t xml:space="preserve">,</w:t>
         </w:r>
       </w:ins>
-      <w:ins w:id="280" w:author="PR Preview" w:date="2026-01-01T00:00:00Z">
+      <w:ins w:id="289" w:author="PR Preview" w:date="2026-01-01T00:00:00Z">
         <w:r>
           <w:t xml:space="preserve"> </w:t>
         </w:r>
@@ -19796,22 +19618,22 @@
           <m:t>3</m:t>
         </m:r>
       </m:oMath>
-      <w:ins w:id="281" w:author="PR Preview" w:date="2026-01-01T00:00:00Z">
+      <w:ins w:id="290" w:author="PR Preview" w:date="2026-01-01T00:00:00Z">
         <w:r>
           <w:t xml:space="preserve">,</w:t>
         </w:r>
       </w:ins>
-      <w:ins w:id="282" w:author="PR Preview" w:date="2026-01-01T00:00:00Z">
+      <w:ins w:id="291" w:author="PR Preview" w:date="2026-01-01T00:00:00Z">
         <w:r>
           <w:t xml:space="preserve"> </w:t>
         </w:r>
       </w:ins>
-      <w:ins w:id="283" w:author="PR Preview" w:date="2026-01-01T00:00:00Z">
+      <w:ins w:id="292" w:author="PR Preview" w:date="2026-01-01T00:00:00Z">
         <w:r>
           <w:t xml:space="preserve">so every prediction there has expected squared error at least</w:t>
         </w:r>
       </w:ins>
-      <w:ins w:id="284" w:author="PR Preview" w:date="2026-01-01T00:00:00Z">
+      <w:ins w:id="293" w:author="PR Preview" w:date="2026-01-01T00:00:00Z">
         <w:r>
           <w:t xml:space="preserve"> </w:t>
         </w:r>
@@ -19821,7 +19643,7 @@
           <m:t>3</m:t>
         </m:r>
       </m:oMath>
-      <w:ins w:id="285" w:author="PR Preview" w:date="2026-01-01T00:00:00Z">
+      <w:ins w:id="294" w:author="PR Preview" w:date="2026-01-01T00:00:00Z">
         <w:r>
           <w:t xml:space="preserve">.</w:t>
         </w:r>
@@ -20227,7 +20049,7 @@
       <w:pPr>
         <w:pStyle w:val="FirstParagraph"/>
       </w:pPr>
-      <w:del w:id="286" w:author="PR Preview" w:date="2026-01-01T00:00:00Z">
+      <w:del w:id="295" w:author="PR Preview" w:date="2026-01-01T00:00:00Z">
         <w:r>
           <w:rPr>
             <w:b/>
@@ -20241,7 +20063,7 @@
       <w:pPr>
         <w:pStyle w:val="FirstParagraph"/>
       </w:pPr>
-      <w:ins w:id="287" w:author="PR Preview" w:date="2026-01-01T00:00:00Z">
+      <w:ins w:id="296" w:author="PR Preview" w:date="2026-01-01T00:00:00Z">
         <w:r>
           <w:rPr>
             <w:b/>
@@ -21680,7 +21502,7 @@
       <w:pPr>
         <w:pStyle w:val="FirstParagraph"/>
       </w:pPr>
-      <w:del w:id="288" w:author="PR Preview" w:date="2026-01-01T00:00:00Z">
+      <w:del w:id="297" w:author="PR Preview" w:date="2026-01-01T00:00:00Z">
         <w:r>
           <w:rPr>
             <w:b/>
@@ -21689,17 +21511,17 @@
           <w:delText xml:space="preserve">Theorem 6 (Independent random variables have zero covariance)</w:delText>
         </w:r>
       </w:del>
-      <w:del w:id="289" w:author="PR Preview" w:date="2026-01-01T00:00:00Z">
+      <w:del w:id="298" w:author="PR Preview" w:date="2026-01-01T00:00:00Z">
         <w:r>
           <w:delText xml:space="preserve"> </w:delText>
         </w:r>
       </w:del>
-      <w:del w:id="290" w:author="PR Preview" w:date="2026-01-01T00:00:00Z">
+      <w:del w:id="299" w:author="PR Preview" w:date="2026-01-01T00:00:00Z">
         <w:r>
           <w:delText xml:space="preserve">If</w:delText>
         </w:r>
       </w:del>
-      <w:del w:id="291" w:author="PR Preview" w:date="2026-01-01T00:00:00Z">
+      <w:del w:id="300" w:author="PR Preview" w:date="2026-01-01T00:00:00Z">
         <w:r>
           <w:delText xml:space="preserve"> </w:delText>
         </w:r>
@@ -21709,17 +21531,17 @@
           <m:t>X</m:t>
         </m:r>
       </m:oMath>
-      <w:del w:id="292" w:author="PR Preview" w:date="2026-01-01T00:00:00Z">
+      <w:del w:id="301" w:author="PR Preview" w:date="2026-01-01T00:00:00Z">
         <w:r>
           <w:delText xml:space="preserve"> </w:delText>
         </w:r>
       </w:del>
-      <w:del w:id="293" w:author="PR Preview" w:date="2026-01-01T00:00:00Z">
+      <w:del w:id="302" w:author="PR Preview" w:date="2026-01-01T00:00:00Z">
         <w:r>
           <w:delText xml:space="preserve">and</w:delText>
         </w:r>
       </w:del>
-      <w:del w:id="294" w:author="PR Preview" w:date="2026-01-01T00:00:00Z">
+      <w:del w:id="303" w:author="PR Preview" w:date="2026-01-01T00:00:00Z">
         <w:r>
           <w:delText xml:space="preserve"> </w:delText>
         </w:r>
@@ -21729,23 +21551,23 @@
           <m:t>Y</m:t>
         </m:r>
       </m:oMath>
-      <w:del w:id="295" w:author="PR Preview" w:date="2026-01-01T00:00:00Z">
+      <w:del w:id="304" w:author="PR Preview" w:date="2026-01-01T00:00:00Z">
         <w:r>
           <w:delText xml:space="preserve"> </w:delText>
         </w:r>
       </w:del>
-      <w:del w:id="296" w:author="PR Preview" w:date="2026-01-01T00:00:00Z">
+      <w:del w:id="305" w:author="PR Preview" w:date="2026-01-01T00:00:00Z">
         <w:r>
           <w:delText xml:space="preserve">are</w:delText>
         </w:r>
       </w:del>
-      <w:del w:id="297" w:author="PR Preview" w:date="2026-01-01T00:00:00Z">
+      <w:del w:id="306" w:author="PR Preview" w:date="2026-01-01T00:00:00Z">
         <w:r>
           <w:delText xml:space="preserve"> </w:delText>
         </w:r>
       </w:del>
       <w:hyperlink r:id="rId63">
-        <w:del w:id="298" w:author="PR Preview" w:date="2026-01-01T00:00:00Z">
+        <w:del w:id="307" w:author="PR Preview" w:date="2026-01-01T00:00:00Z">
           <w:r>
             <w:rPr>
               <w:rStyle w:val="Hyperlink"/>
@@ -21754,37 +21576,37 @@
           </w:r>
         </w:del>
       </w:hyperlink>
-      <w:del w:id="299" w:author="PR Preview" w:date="2026-01-01T00:00:00Z">
+      <w:del w:id="308" w:author="PR Preview" w:date="2026-01-01T00:00:00Z">
         <w:r>
           <w:delText xml:space="preserve">,</w:delText>
         </w:r>
       </w:del>
-      <w:del w:id="300" w:author="PR Preview" w:date="2026-01-01T00:00:00Z">
+      <w:del w:id="309" w:author="PR Preview" w:date="2026-01-01T00:00:00Z">
         <w:r>
           <w:delText xml:space="preserve"> </w:delText>
         </w:r>
       </w:del>
-      <w:del w:id="301" w:author="PR Preview" w:date="2026-01-01T00:00:00Z">
+      <w:del w:id="310" w:author="PR Preview" w:date="2026-01-01T00:00:00Z">
         <w:r>
           <w:delText xml:space="preserve">each discrete or continuous,</w:delText>
         </w:r>
       </w:del>
-      <w:del w:id="302" w:author="PR Preview" w:date="2026-01-01T00:00:00Z">
+      <w:del w:id="311" w:author="PR Preview" w:date="2026-01-01T00:00:00Z">
         <w:r>
           <w:delText xml:space="preserve"> </w:delText>
         </w:r>
       </w:del>
-      <w:del w:id="303" w:author="PR Preview" w:date="2026-01-01T00:00:00Z">
+      <w:del w:id="312" w:author="PR Preview" w:date="2026-01-01T00:00:00Z">
         <w:r>
           <w:delText xml:space="preserve">with defined expectations,</w:delText>
         </w:r>
       </w:del>
-      <w:del w:id="304" w:author="PR Preview" w:date="2026-01-01T00:00:00Z">
+      <w:del w:id="313" w:author="PR Preview" w:date="2026-01-01T00:00:00Z">
         <w:r>
           <w:delText xml:space="preserve"> </w:delText>
         </w:r>
       </w:del>
-      <w:del w:id="305" w:author="PR Preview" w:date="2026-01-01T00:00:00Z">
+      <w:del w:id="314" w:author="PR Preview" w:date="2026-01-01T00:00:00Z">
         <w:r>
           <w:delText xml:space="preserve">then:</w:delText>
         </w:r>
@@ -21794,7 +21616,7 @@
       <w:pPr>
         <w:pStyle w:val="FirstParagraph"/>
       </w:pPr>
-      <w:ins w:id="306" w:author="PR Preview" w:date="2026-01-01T00:00:00Z">
+      <w:ins w:id="315" w:author="PR Preview" w:date="2026-01-01T00:00:00Z">
         <w:r>
           <w:rPr>
             <w:b/>
@@ -21803,17 +21625,17 @@
           <w:t xml:space="preserve">Theorem 7 (Independent random variables have zero covariance)</w:t>
         </w:r>
       </w:ins>
-      <w:ins w:id="307" w:author="PR Preview" w:date="2026-01-01T00:00:00Z">
+      <w:ins w:id="316" w:author="PR Preview" w:date="2026-01-01T00:00:00Z">
         <w:r>
           <w:t xml:space="preserve"> </w:t>
         </w:r>
       </w:ins>
-      <w:ins w:id="308" w:author="PR Preview" w:date="2026-01-01T00:00:00Z">
+      <w:ins w:id="317" w:author="PR Preview" w:date="2026-01-01T00:00:00Z">
         <w:r>
           <w:t xml:space="preserve">If</w:t>
         </w:r>
       </w:ins>
-      <w:ins w:id="309" w:author="PR Preview" w:date="2026-01-01T00:00:00Z">
+      <w:ins w:id="318" w:author="PR Preview" w:date="2026-01-01T00:00:00Z">
         <w:r>
           <w:t xml:space="preserve"> </w:t>
         </w:r>
@@ -21823,17 +21645,17 @@
           <m:t>X</m:t>
         </m:r>
       </m:oMath>
-      <w:ins w:id="310" w:author="PR Preview" w:date="2026-01-01T00:00:00Z">
+      <w:ins w:id="319" w:author="PR Preview" w:date="2026-01-01T00:00:00Z">
         <w:r>
           <w:t xml:space="preserve"> </w:t>
         </w:r>
       </w:ins>
-      <w:ins w:id="311" w:author="PR Preview" w:date="2026-01-01T00:00:00Z">
+      <w:ins w:id="320" w:author="PR Preview" w:date="2026-01-01T00:00:00Z">
         <w:r>
           <w:t xml:space="preserve">and</w:t>
         </w:r>
       </w:ins>
-      <w:ins w:id="312" w:author="PR Preview" w:date="2026-01-01T00:00:00Z">
+      <w:ins w:id="321" w:author="PR Preview" w:date="2026-01-01T00:00:00Z">
         <w:r>
           <w:t xml:space="preserve"> </w:t>
         </w:r>
@@ -21843,23 +21665,23 @@
           <m:t>Y</m:t>
         </m:r>
       </m:oMath>
-      <w:ins w:id="313" w:author="PR Preview" w:date="2026-01-01T00:00:00Z">
+      <w:ins w:id="322" w:author="PR Preview" w:date="2026-01-01T00:00:00Z">
         <w:r>
           <w:t xml:space="preserve"> </w:t>
         </w:r>
       </w:ins>
-      <w:ins w:id="314" w:author="PR Preview" w:date="2026-01-01T00:00:00Z">
+      <w:ins w:id="323" w:author="PR Preview" w:date="2026-01-01T00:00:00Z">
         <w:r>
           <w:t xml:space="preserve">are</w:t>
         </w:r>
       </w:ins>
-      <w:ins w:id="315" w:author="PR Preview" w:date="2026-01-01T00:00:00Z">
+      <w:ins w:id="324" w:author="PR Preview" w:date="2026-01-01T00:00:00Z">
         <w:r>
           <w:t xml:space="preserve"> </w:t>
         </w:r>
       </w:ins>
       <w:hyperlink r:id="rId63">
-        <w:ins w:id="316" w:author="PR Preview" w:date="2026-01-01T00:00:00Z">
+        <w:ins w:id="325" w:author="PR Preview" w:date="2026-01-01T00:00:00Z">
           <w:r>
             <w:rPr>
               <w:rStyle w:val="Hyperlink"/>
@@ -21868,37 +21690,37 @@
           </w:r>
         </w:ins>
       </w:hyperlink>
-      <w:ins w:id="317" w:author="PR Preview" w:date="2026-01-01T00:00:00Z">
+      <w:ins w:id="326" w:author="PR Preview" w:date="2026-01-01T00:00:00Z">
         <w:r>
           <w:t xml:space="preserve">,</w:t>
         </w:r>
       </w:ins>
-      <w:ins w:id="318" w:author="PR Preview" w:date="2026-01-01T00:00:00Z">
+      <w:ins w:id="327" w:author="PR Preview" w:date="2026-01-01T00:00:00Z">
         <w:r>
           <w:t xml:space="preserve"> </w:t>
         </w:r>
       </w:ins>
-      <w:ins w:id="319" w:author="PR Preview" w:date="2026-01-01T00:00:00Z">
+      <w:ins w:id="328" w:author="PR Preview" w:date="2026-01-01T00:00:00Z">
         <w:r>
           <w:t xml:space="preserve">each discrete or continuous,</w:t>
         </w:r>
       </w:ins>
-      <w:ins w:id="320" w:author="PR Preview" w:date="2026-01-01T00:00:00Z">
+      <w:ins w:id="329" w:author="PR Preview" w:date="2026-01-01T00:00:00Z">
         <w:r>
           <w:t xml:space="preserve"> </w:t>
         </w:r>
       </w:ins>
-      <w:ins w:id="321" w:author="PR Preview" w:date="2026-01-01T00:00:00Z">
+      <w:ins w:id="330" w:author="PR Preview" w:date="2026-01-01T00:00:00Z">
         <w:r>
           <w:t xml:space="preserve">with defined expectations,</w:t>
         </w:r>
       </w:ins>
-      <w:ins w:id="322" w:author="PR Preview" w:date="2026-01-01T00:00:00Z">
+      <w:ins w:id="331" w:author="PR Preview" w:date="2026-01-01T00:00:00Z">
         <w:r>
           <w:t xml:space="preserve"> </w:t>
         </w:r>
       </w:ins>
-      <w:ins w:id="323" w:author="PR Preview" w:date="2026-01-01T00:00:00Z">
+      <w:ins w:id="332" w:author="PR Preview" w:date="2026-01-01T00:00:00Z">
         <w:r>
           <w:t xml:space="preserve">then:</w:t>
         </w:r>
@@ -25580,12 +25402,12 @@
       <w:pPr>
         <w:pStyle w:val="FirstParagraph"/>
       </w:pPr>
-      <w:del w:id="324" w:author="PR Preview" w:date="2026-01-01T00:00:00Z">
+      <w:del w:id="333" w:author="PR Preview" w:date="2026-01-01T00:00:00Z">
         <w:r>
           <w:delText xml:space="preserve">so</w:delText>
         </w:r>
       </w:del>
-      <w:del w:id="325" w:author="PR Preview" w:date="2026-01-01T00:00:00Z">
+      <w:del w:id="334" w:author="PR Preview" w:date="2026-01-01T00:00:00Z">
         <w:r>
           <w:delText xml:space="preserve"> </w:delText>
         </w:r>
@@ -25653,18 +25475,18 @@
           <m:t>0</m:t>
         </m:r>
       </m:oMath>
-      <w:del w:id="326" w:author="PR Preview" w:date="2026-01-01T00:00:00Z">
+      <w:del w:id="335" w:author="PR Preview" w:date="2026-01-01T00:00:00Z">
         <w:r>
           <w:delText xml:space="preserve">, as</w:delText>
         </w:r>
       </w:del>
-      <w:del w:id="327" w:author="PR Preview" w:date="2026-01-01T00:00:00Z">
+      <w:del w:id="336" w:author="PR Preview" w:date="2026-01-01T00:00:00Z">
         <w:r>
           <w:delText xml:space="preserve"> </w:delText>
         </w:r>
       </w:del>
       <w:hyperlink w:anchor="thm-indpt-uncorrelated">
-        <w:del w:id="328" w:author="PR Preview" w:date="2026-01-01T00:00:00Z">
+        <w:del w:id="337" w:author="PR Preview" w:date="2026-01-01T00:00:00Z">
           <w:r>
             <w:rPr>
               <w:rStyle w:val="Hyperlink"/>
@@ -25673,12 +25495,12 @@
           </w:r>
         </w:del>
       </w:hyperlink>
-      <w:del w:id="329" w:author="PR Preview" w:date="2026-01-01T00:00:00Z">
+      <w:del w:id="338" w:author="PR Preview" w:date="2026-01-01T00:00:00Z">
         <w:r>
           <w:delText xml:space="preserve"> </w:delText>
         </w:r>
       </w:del>
-      <w:del w:id="330" w:author="PR Preview" w:date="2026-01-01T00:00:00Z">
+      <w:del w:id="339" w:author="PR Preview" w:date="2026-01-01T00:00:00Z">
         <w:r>
           <w:delText xml:space="preserve">requires.</w:delText>
         </w:r>
@@ -25688,7 +25510,7 @@
       <w:pPr>
         <w:pStyle w:val="BodyText"/>
       </w:pPr>
-      <w:del w:id="331" w:author="PR Preview" w:date="2026-01-01T00:00:00Z">
+      <w:del w:id="340" w:author="PR Preview" w:date="2026-01-01T00:00:00Z">
         <w:r>
           <w:rPr>
             <w:b/>
@@ -25697,23 +25519,23 @@
           <w:delText xml:space="preserve">Example 12 (Zero covariance without independence)</w:delText>
         </w:r>
       </w:del>
-      <w:del w:id="332" w:author="PR Preview" w:date="2026-01-01T00:00:00Z">
+      <w:del w:id="341" w:author="PR Preview" w:date="2026-01-01T00:00:00Z">
         <w:r>
           <w:delText xml:space="preserve"> </w:delText>
         </w:r>
       </w:del>
-      <w:del w:id="333" w:author="PR Preview" w:date="2026-01-01T00:00:00Z">
+      <w:del w:id="342" w:author="PR Preview" w:date="2026-01-01T00:00:00Z">
         <w:r>
           <w:delText xml:space="preserve">The converse of</w:delText>
         </w:r>
       </w:del>
-      <w:del w:id="334" w:author="PR Preview" w:date="2026-01-01T00:00:00Z">
+      <w:del w:id="343" w:author="PR Preview" w:date="2026-01-01T00:00:00Z">
         <w:r>
           <w:delText xml:space="preserve"> </w:delText>
         </w:r>
       </w:del>
       <w:hyperlink w:anchor="thm-indpt-uncorrelated">
-        <w:del w:id="335" w:author="PR Preview" w:date="2026-01-01T00:00:00Z">
+        <w:del w:id="344" w:author="PR Preview" w:date="2026-01-01T00:00:00Z">
           <w:r>
             <w:rPr>
               <w:rStyle w:val="Hyperlink"/>
@@ -25722,27 +25544,27 @@
           </w:r>
         </w:del>
       </w:hyperlink>
-      <w:del w:id="336" w:author="PR Preview" w:date="2026-01-01T00:00:00Z">
+      <w:del w:id="345" w:author="PR Preview" w:date="2026-01-01T00:00:00Z">
         <w:r>
           <w:delText xml:space="preserve"> </w:delText>
         </w:r>
       </w:del>
-      <w:del w:id="337" w:author="PR Preview" w:date="2026-01-01T00:00:00Z">
+      <w:del w:id="346" w:author="PR Preview" w:date="2026-01-01T00:00:00Z">
         <w:r>
           <w:delText xml:space="preserve">is false.</w:delText>
         </w:r>
       </w:del>
-      <w:del w:id="338" w:author="PR Preview" w:date="2026-01-01T00:00:00Z">
+      <w:del w:id="347" w:author="PR Preview" w:date="2026-01-01T00:00:00Z">
         <w:r>
           <w:delText xml:space="preserve"> </w:delText>
         </w:r>
       </w:del>
-      <w:del w:id="339" w:author="PR Preview" w:date="2026-01-01T00:00:00Z">
+      <w:del w:id="348" w:author="PR Preview" w:date="2026-01-01T00:00:00Z">
         <w:r>
           <w:delText xml:space="preserve">Let</w:delText>
         </w:r>
       </w:del>
-      <w:del w:id="340" w:author="PR Preview" w:date="2026-01-01T00:00:00Z">
+      <w:del w:id="349" w:author="PR Preview" w:date="2026-01-01T00:00:00Z">
         <w:r>
           <w:delText xml:space="preserve"> </w:delText>
         </w:r>
@@ -25752,17 +25574,17 @@
           <m:t>X</m:t>
         </m:r>
       </m:oMath>
-      <w:del w:id="341" w:author="PR Preview" w:date="2026-01-01T00:00:00Z">
+      <w:del w:id="350" w:author="PR Preview" w:date="2026-01-01T00:00:00Z">
         <w:r>
           <w:delText xml:space="preserve"> </w:delText>
         </w:r>
       </w:del>
-      <w:del w:id="342" w:author="PR Preview" w:date="2026-01-01T00:00:00Z">
+      <w:del w:id="351" w:author="PR Preview" w:date="2026-01-01T00:00:00Z">
         <w:r>
           <w:delText xml:space="preserve">take the values</w:delText>
         </w:r>
       </w:del>
-      <w:del w:id="343" w:author="PR Preview" w:date="2026-01-01T00:00:00Z">
+      <w:del w:id="352" w:author="PR Preview" w:date="2026-01-01T00:00:00Z">
         <w:r>
           <w:delText xml:space="preserve"> </w:delText>
         </w:r>
@@ -25778,12 +25600,12 @@
           <m:t>1</m:t>
         </m:r>
       </m:oMath>
-      <w:del w:id="344" w:author="PR Preview" w:date="2026-01-01T00:00:00Z">
+      <w:del w:id="353" w:author="PR Preview" w:date="2026-01-01T00:00:00Z">
         <w:r>
           <w:delText xml:space="preserve">,</w:delText>
         </w:r>
       </w:del>
-      <w:del w:id="345" w:author="PR Preview" w:date="2026-01-01T00:00:00Z">
+      <w:del w:id="354" w:author="PR Preview" w:date="2026-01-01T00:00:00Z">
         <w:r>
           <w:delText xml:space="preserve"> </w:delText>
         </w:r>
@@ -25793,12 +25615,12 @@
           <m:t>0</m:t>
         </m:r>
       </m:oMath>
-      <w:del w:id="346" w:author="PR Preview" w:date="2026-01-01T00:00:00Z">
+      <w:del w:id="355" w:author="PR Preview" w:date="2026-01-01T00:00:00Z">
         <w:r>
           <w:delText xml:space="preserve">, and</w:delText>
         </w:r>
       </w:del>
-      <w:del w:id="347" w:author="PR Preview" w:date="2026-01-01T00:00:00Z">
+      <w:del w:id="356" w:author="PR Preview" w:date="2026-01-01T00:00:00Z">
         <w:r>
           <w:delText xml:space="preserve"> </w:delText>
         </w:r>
@@ -25808,17 +25630,17 @@
           <m:t>1</m:t>
         </m:r>
       </m:oMath>
-      <w:del w:id="348" w:author="PR Preview" w:date="2026-01-01T00:00:00Z">
+      <w:del w:id="357" w:author="PR Preview" w:date="2026-01-01T00:00:00Z">
         <w:r>
           <w:delText xml:space="preserve"> </w:delText>
         </w:r>
       </w:del>
-      <w:del w:id="349" w:author="PR Preview" w:date="2026-01-01T00:00:00Z">
+      <w:del w:id="358" w:author="PR Preview" w:date="2026-01-01T00:00:00Z">
         <w:r>
           <w:delText xml:space="preserve">with probability</w:delText>
         </w:r>
       </w:del>
-      <w:del w:id="350" w:author="PR Preview" w:date="2026-01-01T00:00:00Z">
+      <w:del w:id="359" w:author="PR Preview" w:date="2026-01-01T00:00:00Z">
         <w:r>
           <w:delText xml:space="preserve"> </w:delText>
         </w:r>
@@ -25837,27 +25659,27 @@
           <m:t>3</m:t>
         </m:r>
       </m:oMath>
-      <w:del w:id="351" w:author="PR Preview" w:date="2026-01-01T00:00:00Z">
+      <w:del w:id="360" w:author="PR Preview" w:date="2026-01-01T00:00:00Z">
         <w:r>
           <w:delText xml:space="preserve"> </w:delText>
         </w:r>
       </w:del>
-      <w:del w:id="352" w:author="PR Preview" w:date="2026-01-01T00:00:00Z">
+      <w:del w:id="361" w:author="PR Preview" w:date="2026-01-01T00:00:00Z">
         <w:r>
           <w:delText xml:space="preserve">each,</w:delText>
         </w:r>
       </w:del>
-      <w:del w:id="353" w:author="PR Preview" w:date="2026-01-01T00:00:00Z">
+      <w:del w:id="362" w:author="PR Preview" w:date="2026-01-01T00:00:00Z">
         <w:r>
           <w:delText xml:space="preserve"> </w:delText>
         </w:r>
       </w:del>
-      <w:del w:id="354" w:author="PR Preview" w:date="2026-01-01T00:00:00Z">
+      <w:del w:id="363" w:author="PR Preview" w:date="2026-01-01T00:00:00Z">
         <w:r>
           <w:delText xml:space="preserve">and let</w:delText>
         </w:r>
       </w:del>
-      <w:del w:id="355" w:author="PR Preview" w:date="2026-01-01T00:00:00Z">
+      <w:del w:id="364" w:author="PR Preview" w:date="2026-01-01T00:00:00Z">
         <w:r>
           <w:delText xml:space="preserve"> </w:delText>
         </w:r>
@@ -25885,17 +25707,17 @@
           </m:sup>
         </m:sSup>
       </m:oMath>
-      <w:del w:id="356" w:author="PR Preview" w:date="2026-01-01T00:00:00Z">
+      <w:del w:id="365" w:author="PR Preview" w:date="2026-01-01T00:00:00Z">
         <w:r>
           <w:delText xml:space="preserve">.</w:delText>
         </w:r>
       </w:del>
-      <w:del w:id="357" w:author="PR Preview" w:date="2026-01-01T00:00:00Z">
+      <w:del w:id="366" w:author="PR Preview" w:date="2026-01-01T00:00:00Z">
         <w:r>
           <w:delText xml:space="preserve"> </w:delText>
         </w:r>
       </w:del>
-      <w:del w:id="358" w:author="PR Preview" w:date="2026-01-01T00:00:00Z">
+      <w:del w:id="367" w:author="PR Preview" w:date="2026-01-01T00:00:00Z">
         <w:r>
           <w:delText xml:space="preserve">Then</w:delText>
         </w:r>
@@ -25905,12 +25727,12 @@
       <w:pPr>
         <w:pStyle w:val="FirstParagraph"/>
       </w:pPr>
-      <w:ins w:id="359" w:author="PR Preview" w:date="2026-01-01T00:00:00Z">
+      <w:ins w:id="368" w:author="PR Preview" w:date="2026-01-01T00:00:00Z">
         <w:r>
           <w:t xml:space="preserve">so</w:t>
         </w:r>
       </w:ins>
-      <w:ins w:id="360" w:author="PR Preview" w:date="2026-01-01T00:00:00Z">
+      <w:ins w:id="369" w:author="PR Preview" w:date="2026-01-01T00:00:00Z">
         <w:r>
           <w:t xml:space="preserve"> </w:t>
         </w:r>
@@ -25978,18 +25800,18 @@
           <m:t>0</m:t>
         </m:r>
       </m:oMath>
-      <w:ins w:id="361" w:author="PR Preview" w:date="2026-01-01T00:00:00Z">
+      <w:ins w:id="370" w:author="PR Preview" w:date="2026-01-01T00:00:00Z">
         <w:r>
           <w:t xml:space="preserve">, as</w:t>
         </w:r>
       </w:ins>
-      <w:ins w:id="362" w:author="PR Preview" w:date="2026-01-01T00:00:00Z">
+      <w:ins w:id="371" w:author="PR Preview" w:date="2026-01-01T00:00:00Z">
         <w:r>
           <w:t xml:space="preserve"> </w:t>
         </w:r>
       </w:ins>
       <w:hyperlink w:anchor="thm-indpt-uncorrelated">
-        <w:ins w:id="363" w:author="PR Preview" w:date="2026-01-01T00:00:00Z">
+        <w:ins w:id="372" w:author="PR Preview" w:date="2026-01-01T00:00:00Z">
           <w:r>
             <w:rPr>
               <w:rStyle w:val="Hyperlink"/>
@@ -25998,12 +25820,12 @@
           </w:r>
         </w:ins>
       </w:hyperlink>
-      <w:ins w:id="364" w:author="PR Preview" w:date="2026-01-01T00:00:00Z">
+      <w:ins w:id="373" w:author="PR Preview" w:date="2026-01-01T00:00:00Z">
         <w:r>
           <w:t xml:space="preserve"> </w:t>
         </w:r>
       </w:ins>
-      <w:ins w:id="365" w:author="PR Preview" w:date="2026-01-01T00:00:00Z">
+      <w:ins w:id="374" w:author="PR Preview" w:date="2026-01-01T00:00:00Z">
         <w:r>
           <w:t xml:space="preserve">requires.</w:t>
         </w:r>
@@ -26015,7 +25837,7 @@
       <w:pPr>
         <w:pStyle w:val="BodyText"/>
       </w:pPr>
-      <w:ins w:id="366" w:author="PR Preview" w:date="2026-01-01T00:00:00Z">
+      <w:ins w:id="375" w:author="PR Preview" w:date="2026-01-01T00:00:00Z">
         <w:r>
           <w:rPr>
             <w:b/>
@@ -26024,23 +25846,23 @@
           <w:t xml:space="preserve">Example 12 (Zero covariance without independence)</w:t>
         </w:r>
       </w:ins>
-      <w:ins w:id="367" w:author="PR Preview" w:date="2026-01-01T00:00:00Z">
+      <w:ins w:id="376" w:author="PR Preview" w:date="2026-01-01T00:00:00Z">
         <w:r>
           <w:t xml:space="preserve"> </w:t>
         </w:r>
       </w:ins>
-      <w:ins w:id="368" w:author="PR Preview" w:date="2026-01-01T00:00:00Z">
+      <w:ins w:id="377" w:author="PR Preview" w:date="2026-01-01T00:00:00Z">
         <w:r>
           <w:t xml:space="preserve">The converse of</w:t>
         </w:r>
       </w:ins>
-      <w:ins w:id="369" w:author="PR Preview" w:date="2026-01-01T00:00:00Z">
+      <w:ins w:id="378" w:author="PR Preview" w:date="2026-01-01T00:00:00Z">
         <w:r>
           <w:t xml:space="preserve"> </w:t>
         </w:r>
       </w:ins>
       <w:hyperlink w:anchor="thm-indpt-uncorrelated">
-        <w:ins w:id="370" w:author="PR Preview" w:date="2026-01-01T00:00:00Z">
+        <w:ins w:id="379" w:author="PR Preview" w:date="2026-01-01T00:00:00Z">
           <w:r>
             <w:rPr>
               <w:rStyle w:val="Hyperlink"/>
@@ -26049,27 +25871,27 @@
           </w:r>
         </w:ins>
       </w:hyperlink>
-      <w:ins w:id="371" w:author="PR Preview" w:date="2026-01-01T00:00:00Z">
+      <w:ins w:id="380" w:author="PR Preview" w:date="2026-01-01T00:00:00Z">
         <w:r>
           <w:t xml:space="preserve"> </w:t>
         </w:r>
       </w:ins>
-      <w:ins w:id="372" w:author="PR Preview" w:date="2026-01-01T00:00:00Z">
+      <w:ins w:id="381" w:author="PR Preview" w:date="2026-01-01T00:00:00Z">
         <w:r>
           <w:t xml:space="preserve">is false.</w:t>
         </w:r>
       </w:ins>
-      <w:ins w:id="373" w:author="PR Preview" w:date="2026-01-01T00:00:00Z">
+      <w:ins w:id="382" w:author="PR Preview" w:date="2026-01-01T00:00:00Z">
         <w:r>
           <w:t xml:space="preserve"> </w:t>
         </w:r>
       </w:ins>
-      <w:ins w:id="374" w:author="PR Preview" w:date="2026-01-01T00:00:00Z">
+      <w:ins w:id="383" w:author="PR Preview" w:date="2026-01-01T00:00:00Z">
         <w:r>
           <w:t xml:space="preserve">Let</w:t>
         </w:r>
       </w:ins>
-      <w:ins w:id="375" w:author="PR Preview" w:date="2026-01-01T00:00:00Z">
+      <w:ins w:id="384" w:author="PR Preview" w:date="2026-01-01T00:00:00Z">
         <w:r>
           <w:t xml:space="preserve"> </w:t>
         </w:r>
@@ -26079,17 +25901,17 @@
           <m:t>X</m:t>
         </m:r>
       </m:oMath>
-      <w:ins w:id="376" w:author="PR Preview" w:date="2026-01-01T00:00:00Z">
+      <w:ins w:id="385" w:author="PR Preview" w:date="2026-01-01T00:00:00Z">
         <w:r>
           <w:t xml:space="preserve"> </w:t>
         </w:r>
       </w:ins>
-      <w:ins w:id="377" w:author="PR Preview" w:date="2026-01-01T00:00:00Z">
+      <w:ins w:id="386" w:author="PR Preview" w:date="2026-01-01T00:00:00Z">
         <w:r>
           <w:t xml:space="preserve">take the values</w:t>
         </w:r>
       </w:ins>
-      <w:ins w:id="378" w:author="PR Preview" w:date="2026-01-01T00:00:00Z">
+      <w:ins w:id="387" w:author="PR Preview" w:date="2026-01-01T00:00:00Z">
         <w:r>
           <w:t xml:space="preserve"> </w:t>
         </w:r>
@@ -26105,12 +25927,12 @@
           <m:t>1</m:t>
         </m:r>
       </m:oMath>
-      <w:ins w:id="379" w:author="PR Preview" w:date="2026-01-01T00:00:00Z">
+      <w:ins w:id="388" w:author="PR Preview" w:date="2026-01-01T00:00:00Z">
         <w:r>
           <w:t xml:space="preserve">,</w:t>
         </w:r>
       </w:ins>
-      <w:ins w:id="380" w:author="PR Preview" w:date="2026-01-01T00:00:00Z">
+      <w:ins w:id="389" w:author="PR Preview" w:date="2026-01-01T00:00:00Z">
         <w:r>
           <w:t xml:space="preserve"> </w:t>
         </w:r>
@@ -26120,12 +25942,12 @@
           <m:t>0</m:t>
         </m:r>
       </m:oMath>
-      <w:ins w:id="381" w:author="PR Preview" w:date="2026-01-01T00:00:00Z">
+      <w:ins w:id="390" w:author="PR Preview" w:date="2026-01-01T00:00:00Z">
         <w:r>
           <w:t xml:space="preserve">, and</w:t>
         </w:r>
       </w:ins>
-      <w:ins w:id="382" w:author="PR Preview" w:date="2026-01-01T00:00:00Z">
+      <w:ins w:id="391" w:author="PR Preview" w:date="2026-01-01T00:00:00Z">
         <w:r>
           <w:t xml:space="preserve"> </w:t>
         </w:r>
@@ -26135,17 +25957,17 @@
           <m:t>1</m:t>
         </m:r>
       </m:oMath>
-      <w:ins w:id="383" w:author="PR Preview" w:date="2026-01-01T00:00:00Z">
+      <w:ins w:id="392" w:author="PR Preview" w:date="2026-01-01T00:00:00Z">
         <w:r>
           <w:t xml:space="preserve"> </w:t>
         </w:r>
       </w:ins>
-      <w:ins w:id="384" w:author="PR Preview" w:date="2026-01-01T00:00:00Z">
+      <w:ins w:id="393" w:author="PR Preview" w:date="2026-01-01T00:00:00Z">
         <w:r>
           <w:t xml:space="preserve">with probability</w:t>
         </w:r>
       </w:ins>
-      <w:ins w:id="385" w:author="PR Preview" w:date="2026-01-01T00:00:00Z">
+      <w:ins w:id="394" w:author="PR Preview" w:date="2026-01-01T00:00:00Z">
         <w:r>
           <w:t xml:space="preserve"> </w:t>
         </w:r>
@@ -26164,27 +25986,27 @@
           <m:t>3</m:t>
         </m:r>
       </m:oMath>
-      <w:ins w:id="386" w:author="PR Preview" w:date="2026-01-01T00:00:00Z">
+      <w:ins w:id="395" w:author="PR Preview" w:date="2026-01-01T00:00:00Z">
         <w:r>
           <w:t xml:space="preserve"> </w:t>
         </w:r>
       </w:ins>
-      <w:ins w:id="387" w:author="PR Preview" w:date="2026-01-01T00:00:00Z">
+      <w:ins w:id="396" w:author="PR Preview" w:date="2026-01-01T00:00:00Z">
         <w:r>
           <w:t xml:space="preserve">each,</w:t>
         </w:r>
       </w:ins>
-      <w:ins w:id="388" w:author="PR Preview" w:date="2026-01-01T00:00:00Z">
+      <w:ins w:id="397" w:author="PR Preview" w:date="2026-01-01T00:00:00Z">
         <w:r>
           <w:t xml:space="preserve"> </w:t>
         </w:r>
       </w:ins>
-      <w:ins w:id="389" w:author="PR Preview" w:date="2026-01-01T00:00:00Z">
+      <w:ins w:id="398" w:author="PR Preview" w:date="2026-01-01T00:00:00Z">
         <w:r>
           <w:t xml:space="preserve">and let</w:t>
         </w:r>
       </w:ins>
-      <w:ins w:id="390" w:author="PR Preview" w:date="2026-01-01T00:00:00Z">
+      <w:ins w:id="399" w:author="PR Preview" w:date="2026-01-01T00:00:00Z">
         <w:r>
           <w:t xml:space="preserve"> </w:t>
         </w:r>
@@ -26212,17 +26034,17 @@
           </m:sup>
         </m:sSup>
       </m:oMath>
-      <w:ins w:id="391" w:author="PR Preview" w:date="2026-01-01T00:00:00Z">
+      <w:ins w:id="400" w:author="PR Preview" w:date="2026-01-01T00:00:00Z">
         <w:r>
           <w:t xml:space="preserve">.</w:t>
         </w:r>
       </w:ins>
-      <w:ins w:id="392" w:author="PR Preview" w:date="2026-01-01T00:00:00Z">
+      <w:ins w:id="401" w:author="PR Preview" w:date="2026-01-01T00:00:00Z">
         <w:r>
           <w:t xml:space="preserve"> </w:t>
         </w:r>
       </w:ins>
-      <w:ins w:id="393" w:author="PR Preview" w:date="2026-01-01T00:00:00Z">
+      <w:ins w:id="402" w:author="PR Preview" w:date="2026-01-01T00:00:00Z">
         <w:r>
           <w:t xml:space="preserve">Then</w:t>
         </w:r>
@@ -28521,7 +28343,7 @@
       <w:pPr>
         <w:pStyle w:val="FirstParagraph"/>
       </w:pPr>
-      <w:del w:id="394" w:author="PR Preview" w:date="2026-01-01T00:00:00Z">
+      <w:del w:id="403" w:author="PR Preview" w:date="2026-01-01T00:00:00Z">
         <w:r>
           <w:rPr>
             <w:i/>
@@ -28530,13 +28352,13 @@
           <w:delText xml:space="preserve">Remark</w:delText>
         </w:r>
       </w:del>
-      <w:del w:id="395" w:author="PR Preview" w:date="2026-01-01T00:00:00Z">
+      <w:del w:id="404" w:author="PR Preview" w:date="2026-01-01T00:00:00Z">
         <w:r>
           <w:delText xml:space="preserve">. </w:delText>
         </w:r>
       </w:del>
       <w:hyperlink w:anchor="thm-indpt-uncorrelated">
-        <w:del w:id="396" w:author="PR Preview" w:date="2026-01-01T00:00:00Z">
+        <w:del w:id="405" w:author="PR Preview" w:date="2026-01-01T00:00:00Z">
           <w:r>
             <w:rPr>
               <w:rStyle w:val="Hyperlink"/>
@@ -28545,33 +28367,33 @@
           </w:r>
         </w:del>
       </w:hyperlink>
-      <w:del w:id="397" w:author="PR Preview" w:date="2026-01-01T00:00:00Z">
+      <w:del w:id="406" w:author="PR Preview" w:date="2026-01-01T00:00:00Z">
         <w:r>
           <w:delText xml:space="preserve"> </w:delText>
         </w:r>
       </w:del>
-      <w:del w:id="398" w:author="PR Preview" w:date="2026-01-01T00:00:00Z">
+      <w:del w:id="407" w:author="PR Preview" w:date="2026-01-01T00:00:00Z">
         <w:r>
           <w:delText xml:space="preserve">says independent random variables are uncorrelated,</w:delText>
         </w:r>
       </w:del>
-      <w:del w:id="399" w:author="PR Preview" w:date="2026-01-01T00:00:00Z">
+      <w:del w:id="408" w:author="PR Preview" w:date="2026-01-01T00:00:00Z">
         <w:r>
           <w:delText xml:space="preserve"> </w:delText>
         </w:r>
       </w:del>
-      <w:del w:id="400" w:author="PR Preview" w:date="2026-01-01T00:00:00Z">
+      <w:del w:id="409" w:author="PR Preview" w:date="2026-01-01T00:00:00Z">
         <w:r>
           <w:delText xml:space="preserve">and</w:delText>
         </w:r>
       </w:del>
-      <w:del w:id="401" w:author="PR Preview" w:date="2026-01-01T00:00:00Z">
+      <w:del w:id="410" w:author="PR Preview" w:date="2026-01-01T00:00:00Z">
         <w:r>
           <w:delText xml:space="preserve"> </w:delText>
         </w:r>
       </w:del>
       <w:hyperlink w:anchor="exm-uncorrelated-not-indpt">
-        <w:del w:id="402" w:author="PR Preview" w:date="2026-01-01T00:00:00Z">
+        <w:del w:id="411" w:author="PR Preview" w:date="2026-01-01T00:00:00Z">
           <w:r>
             <w:rPr>
               <w:rStyle w:val="Hyperlink"/>
@@ -28580,12 +28402,12 @@
           </w:r>
         </w:del>
       </w:hyperlink>
-      <w:del w:id="403" w:author="PR Preview" w:date="2026-01-01T00:00:00Z">
+      <w:del w:id="412" w:author="PR Preview" w:date="2026-01-01T00:00:00Z">
         <w:r>
           <w:delText xml:space="preserve"> </w:delText>
         </w:r>
       </w:del>
-      <w:del w:id="404" w:author="PR Preview" w:date="2026-01-01T00:00:00Z">
+      <w:del w:id="413" w:author="PR Preview" w:date="2026-01-01T00:00:00Z">
         <w:r>
           <w:delText xml:space="preserve">shows the converse fails.</w:delText>
         </w:r>
@@ -28595,7 +28417,7 @@
       <w:pPr>
         <w:pStyle w:val="FirstParagraph"/>
       </w:pPr>
-      <w:ins w:id="405" w:author="PR Preview" w:date="2026-01-01T00:00:00Z">
+      <w:ins w:id="414" w:author="PR Preview" w:date="2026-01-01T00:00:00Z">
         <w:r>
           <w:rPr>
             <w:i/>
@@ -28604,13 +28426,13 @@
           <w:t xml:space="preserve">Remark</w:t>
         </w:r>
       </w:ins>
-      <w:ins w:id="406" w:author="PR Preview" w:date="2026-01-01T00:00:00Z">
+      <w:ins w:id="415" w:author="PR Preview" w:date="2026-01-01T00:00:00Z">
         <w:r>
           <w:t xml:space="preserve">. </w:t>
         </w:r>
       </w:ins>
       <w:hyperlink w:anchor="thm-indpt-uncorrelated">
-        <w:ins w:id="407" w:author="PR Preview" w:date="2026-01-01T00:00:00Z">
+        <w:ins w:id="416" w:author="PR Preview" w:date="2026-01-01T00:00:00Z">
           <w:r>
             <w:rPr>
               <w:rStyle w:val="Hyperlink"/>
@@ -28619,33 +28441,33 @@
           </w:r>
         </w:ins>
       </w:hyperlink>
-      <w:ins w:id="408" w:author="PR Preview" w:date="2026-01-01T00:00:00Z">
+      <w:ins w:id="417" w:author="PR Preview" w:date="2026-01-01T00:00:00Z">
         <w:r>
           <w:t xml:space="preserve"> </w:t>
         </w:r>
       </w:ins>
-      <w:ins w:id="409" w:author="PR Preview" w:date="2026-01-01T00:00:00Z">
+      <w:ins w:id="418" w:author="PR Preview" w:date="2026-01-01T00:00:00Z">
         <w:r>
           <w:t xml:space="preserve">says independent random variables are uncorrelated,</w:t>
         </w:r>
       </w:ins>
-      <w:ins w:id="410" w:author="PR Preview" w:date="2026-01-01T00:00:00Z">
+      <w:ins w:id="419" w:author="PR Preview" w:date="2026-01-01T00:00:00Z">
         <w:r>
           <w:t xml:space="preserve"> </w:t>
         </w:r>
       </w:ins>
-      <w:ins w:id="411" w:author="PR Preview" w:date="2026-01-01T00:00:00Z">
+      <w:ins w:id="420" w:author="PR Preview" w:date="2026-01-01T00:00:00Z">
         <w:r>
           <w:t xml:space="preserve">and</w:t>
         </w:r>
       </w:ins>
-      <w:ins w:id="412" w:author="PR Preview" w:date="2026-01-01T00:00:00Z">
+      <w:ins w:id="421" w:author="PR Preview" w:date="2026-01-01T00:00:00Z">
         <w:r>
           <w:t xml:space="preserve"> </w:t>
         </w:r>
       </w:ins>
       <w:hyperlink w:anchor="exm-uncorrelated-not-indpt">
-        <w:ins w:id="413" w:author="PR Preview" w:date="2026-01-01T00:00:00Z">
+        <w:ins w:id="422" w:author="PR Preview" w:date="2026-01-01T00:00:00Z">
           <w:r>
             <w:rPr>
               <w:rStyle w:val="Hyperlink"/>
@@ -28654,12 +28476,12 @@
           </w:r>
         </w:ins>
       </w:hyperlink>
-      <w:ins w:id="414" w:author="PR Preview" w:date="2026-01-01T00:00:00Z">
+      <w:ins w:id="423" w:author="PR Preview" w:date="2026-01-01T00:00:00Z">
         <w:r>
           <w:t xml:space="preserve"> </w:t>
         </w:r>
       </w:ins>
-      <w:ins w:id="415" w:author="PR Preview" w:date="2026-01-01T00:00:00Z">
+      <w:ins w:id="424" w:author="PR Preview" w:date="2026-01-01T00:00:00Z">
         <w:r>
           <w:t xml:space="preserve">shows the converse fails.</w:t>
         </w:r>
@@ -30181,7 +30003,7 @@
       <w:pPr>
         <w:pStyle w:val="BodyText"/>
       </w:pPr>
-      <w:del w:id="416" w:author="PR Preview" w:date="2026-01-01T00:00:00Z">
+      <w:del w:id="425" w:author="PR Preview" w:date="2026-01-01T00:00:00Z">
         <w:r>
           <w:rPr>
             <w:b/>
@@ -30190,17 +30012,17 @@
           <w:delText xml:space="preserve">Theorem 7 (Law of total covariance)</w:delText>
         </w:r>
       </w:del>
-      <w:del w:id="417" w:author="PR Preview" w:date="2026-01-01T00:00:00Z">
+      <w:del w:id="426" w:author="PR Preview" w:date="2026-01-01T00:00:00Z">
         <w:r>
           <w:delText xml:space="preserve"> </w:delText>
         </w:r>
       </w:del>
-      <w:del w:id="418" w:author="PR Preview" w:date="2026-01-01T00:00:00Z">
+      <w:del w:id="427" w:author="PR Preview" w:date="2026-01-01T00:00:00Z">
         <w:r>
           <w:delText xml:space="preserve">For random variables</w:delText>
         </w:r>
       </w:del>
-      <w:del w:id="419" w:author="PR Preview" w:date="2026-01-01T00:00:00Z">
+      <w:del w:id="428" w:author="PR Preview" w:date="2026-01-01T00:00:00Z">
         <w:r>
           <w:delText xml:space="preserve"> </w:delText>
         </w:r>
@@ -30210,12 +30032,12 @@
           <m:t>X</m:t>
         </m:r>
       </m:oMath>
-      <w:del w:id="420" w:author="PR Preview" w:date="2026-01-01T00:00:00Z">
+      <w:del w:id="429" w:author="PR Preview" w:date="2026-01-01T00:00:00Z">
         <w:r>
           <w:delText xml:space="preserve">,</w:delText>
         </w:r>
       </w:del>
-      <w:del w:id="421" w:author="PR Preview" w:date="2026-01-01T00:00:00Z">
+      <w:del w:id="430" w:author="PR Preview" w:date="2026-01-01T00:00:00Z">
         <w:r>
           <w:delText xml:space="preserve"> </w:delText>
         </w:r>
@@ -30225,12 +30047,12 @@
           <m:t>Y</m:t>
         </m:r>
       </m:oMath>
-      <w:del w:id="422" w:author="PR Preview" w:date="2026-01-01T00:00:00Z">
+      <w:del w:id="431" w:author="PR Preview" w:date="2026-01-01T00:00:00Z">
         <w:r>
           <w:delText xml:space="preserve">, and</w:delText>
         </w:r>
       </w:del>
-      <w:del w:id="423" w:author="PR Preview" w:date="2026-01-01T00:00:00Z">
+      <w:del w:id="432" w:author="PR Preview" w:date="2026-01-01T00:00:00Z">
         <w:r>
           <w:delText xml:space="preserve"> </w:delText>
         </w:r>
@@ -30240,17 +30062,17 @@
           <m:t>Z</m:t>
         </m:r>
       </m:oMath>
-      <w:del w:id="424" w:author="PR Preview" w:date="2026-01-01T00:00:00Z">
+      <w:del w:id="433" w:author="PR Preview" w:date="2026-01-01T00:00:00Z">
         <w:r>
           <w:delText xml:space="preserve"> </w:delText>
         </w:r>
       </w:del>
-      <w:del w:id="425" w:author="PR Preview" w:date="2026-01-01T00:00:00Z">
+      <w:del w:id="434" w:author="PR Preview" w:date="2026-01-01T00:00:00Z">
         <w:r>
           <w:delText xml:space="preserve">with</w:delText>
         </w:r>
       </w:del>
-      <w:del w:id="426" w:author="PR Preview" w:date="2026-01-01T00:00:00Z">
+      <w:del w:id="435" w:author="PR Preview" w:date="2026-01-01T00:00:00Z">
         <w:r>
           <w:delText xml:space="preserve"> </w:delText>
         </w:r>
@@ -30303,17 +30125,17 @@
           <m:t>∞</m:t>
         </m:r>
       </m:oMath>
-      <w:del w:id="427" w:author="PR Preview" w:date="2026-01-01T00:00:00Z">
+      <w:del w:id="436" w:author="PR Preview" w:date="2026-01-01T00:00:00Z">
         <w:r>
           <w:delText xml:space="preserve"> </w:delText>
         </w:r>
       </w:del>
-      <w:del w:id="428" w:author="PR Preview" w:date="2026-01-01T00:00:00Z">
+      <w:del w:id="437" w:author="PR Preview" w:date="2026-01-01T00:00:00Z">
         <w:r>
           <w:delText xml:space="preserve">and</w:delText>
         </w:r>
       </w:del>
-      <w:del w:id="429" w:author="PR Preview" w:date="2026-01-01T00:00:00Z">
+      <w:del w:id="438" w:author="PR Preview" w:date="2026-01-01T00:00:00Z">
         <w:r>
           <w:delText xml:space="preserve"> </w:delText>
         </w:r>
@@ -30366,7 +30188,7 @@
           <m:t>∞</m:t>
         </m:r>
       </m:oMath>
-      <w:del w:id="430" w:author="PR Preview" w:date="2026-01-01T00:00:00Z">
+      <w:del w:id="439" w:author="PR Preview" w:date="2026-01-01T00:00:00Z">
         <w:r>
           <w:delText xml:space="preserve">:</w:delText>
         </w:r>
@@ -30376,7 +30198,7 @@
       <w:pPr>
         <w:pStyle w:val="BodyText"/>
       </w:pPr>
-      <w:ins w:id="431" w:author="PR Preview" w:date="2026-01-01T00:00:00Z">
+      <w:ins w:id="440" w:author="PR Preview" w:date="2026-01-01T00:00:00Z">
         <w:r>
           <w:rPr>
             <w:b/>
@@ -30385,17 +30207,17 @@
           <w:t xml:space="preserve">Theorem 8 (Law of total covariance)</w:t>
         </w:r>
       </w:ins>
-      <w:ins w:id="432" w:author="PR Preview" w:date="2026-01-01T00:00:00Z">
+      <w:ins w:id="441" w:author="PR Preview" w:date="2026-01-01T00:00:00Z">
         <w:r>
           <w:t xml:space="preserve"> </w:t>
         </w:r>
       </w:ins>
-      <w:ins w:id="433" w:author="PR Preview" w:date="2026-01-01T00:00:00Z">
+      <w:ins w:id="442" w:author="PR Preview" w:date="2026-01-01T00:00:00Z">
         <w:r>
           <w:t xml:space="preserve">For random variables</w:t>
         </w:r>
       </w:ins>
-      <w:ins w:id="434" w:author="PR Preview" w:date="2026-01-01T00:00:00Z">
+      <w:ins w:id="443" w:author="PR Preview" w:date="2026-01-01T00:00:00Z">
         <w:r>
           <w:t xml:space="preserve"> </w:t>
         </w:r>
@@ -30405,12 +30227,12 @@
           <m:t>X</m:t>
         </m:r>
       </m:oMath>
-      <w:ins w:id="435" w:author="PR Preview" w:date="2026-01-01T00:00:00Z">
+      <w:ins w:id="444" w:author="PR Preview" w:date="2026-01-01T00:00:00Z">
         <w:r>
           <w:t xml:space="preserve">,</w:t>
         </w:r>
       </w:ins>
-      <w:ins w:id="436" w:author="PR Preview" w:date="2026-01-01T00:00:00Z">
+      <w:ins w:id="445" w:author="PR Preview" w:date="2026-01-01T00:00:00Z">
         <w:r>
           <w:t xml:space="preserve"> </w:t>
         </w:r>
@@ -30420,12 +30242,12 @@
           <m:t>Y</m:t>
         </m:r>
       </m:oMath>
-      <w:ins w:id="437" w:author="PR Preview" w:date="2026-01-01T00:00:00Z">
+      <w:ins w:id="446" w:author="PR Preview" w:date="2026-01-01T00:00:00Z">
         <w:r>
           <w:t xml:space="preserve">, and</w:t>
         </w:r>
       </w:ins>
-      <w:ins w:id="438" w:author="PR Preview" w:date="2026-01-01T00:00:00Z">
+      <w:ins w:id="447" w:author="PR Preview" w:date="2026-01-01T00:00:00Z">
         <w:r>
           <w:t xml:space="preserve"> </w:t>
         </w:r>
@@ -30435,17 +30257,17 @@
           <m:t>Z</m:t>
         </m:r>
       </m:oMath>
-      <w:ins w:id="439" w:author="PR Preview" w:date="2026-01-01T00:00:00Z">
+      <w:ins w:id="448" w:author="PR Preview" w:date="2026-01-01T00:00:00Z">
         <w:r>
           <w:t xml:space="preserve"> </w:t>
         </w:r>
       </w:ins>
-      <w:ins w:id="440" w:author="PR Preview" w:date="2026-01-01T00:00:00Z">
+      <w:ins w:id="449" w:author="PR Preview" w:date="2026-01-01T00:00:00Z">
         <w:r>
           <w:t xml:space="preserve">with</w:t>
         </w:r>
       </w:ins>
-      <w:ins w:id="441" w:author="PR Preview" w:date="2026-01-01T00:00:00Z">
+      <w:ins w:id="450" w:author="PR Preview" w:date="2026-01-01T00:00:00Z">
         <w:r>
           <w:t xml:space="preserve"> </w:t>
         </w:r>
@@ -30498,17 +30320,17 @@
           <m:t>∞</m:t>
         </m:r>
       </m:oMath>
-      <w:ins w:id="442" w:author="PR Preview" w:date="2026-01-01T00:00:00Z">
+      <w:ins w:id="451" w:author="PR Preview" w:date="2026-01-01T00:00:00Z">
         <w:r>
           <w:t xml:space="preserve"> </w:t>
         </w:r>
       </w:ins>
-      <w:ins w:id="443" w:author="PR Preview" w:date="2026-01-01T00:00:00Z">
+      <w:ins w:id="452" w:author="PR Preview" w:date="2026-01-01T00:00:00Z">
         <w:r>
           <w:t xml:space="preserve">and</w:t>
         </w:r>
       </w:ins>
-      <w:ins w:id="444" w:author="PR Preview" w:date="2026-01-01T00:00:00Z">
+      <w:ins w:id="453" w:author="PR Preview" w:date="2026-01-01T00:00:00Z">
         <w:r>
           <w:t xml:space="preserve"> </w:t>
         </w:r>
@@ -30561,7 +30383,7 @@
           <m:t>∞</m:t>
         </m:r>
       </m:oMath>
-      <w:ins w:id="445" w:author="PR Preview" w:date="2026-01-01T00:00:00Z">
+      <w:ins w:id="454" w:author="PR Preview" w:date="2026-01-01T00:00:00Z">
         <w:r>
           <w:t xml:space="preserve">:</w:t>
         </w:r>
@@ -32315,28 +32137,28 @@
       <w:pPr>
         <w:pStyle w:val="FirstParagraph"/>
       </w:pPr>
-      <w:del w:id="446" w:author="PR Preview" w:date="2026-01-01T00:00:00Z">
+      <w:del w:id="455" w:author="PR Preview" w:date="2026-01-01T00:00:00Z">
         <w:r>
           <w:delText xml:space="preserve">The two middle terms are 0,</w:delText>
         </w:r>
       </w:del>
-      <w:del w:id="447" w:author="PR Preview" w:date="2026-01-01T00:00:00Z">
+      <w:del w:id="456" w:author="PR Preview" w:date="2026-01-01T00:00:00Z">
         <w:r>
           <w:delText xml:space="preserve"> </w:delText>
         </w:r>
       </w:del>
-      <w:del w:id="448" w:author="PR Preview" w:date="2026-01-01T00:00:00Z">
+      <w:del w:id="457" w:author="PR Preview" w:date="2026-01-01T00:00:00Z">
         <w:r>
           <w:delText xml:space="preserve">by the same steps as the cross term in the proof of</w:delText>
         </w:r>
       </w:del>
-      <w:del w:id="449" w:author="PR Preview" w:date="2026-01-01T00:00:00Z">
+      <w:del w:id="458" w:author="PR Preview" w:date="2026-01-01T00:00:00Z">
         <w:r>
           <w:delText xml:space="preserve"> </w:delText>
         </w:r>
       </w:del>
       <w:hyperlink w:anchor="thm-total-variance">
-        <w:del w:id="450" w:author="PR Preview" w:date="2026-01-01T00:00:00Z">
+        <w:del w:id="459" w:author="PR Preview" w:date="2026-01-01T00:00:00Z">
           <w:r>
             <w:rPr>
               <w:rStyle w:val="Hyperlink"/>
@@ -32345,22 +32167,22 @@
           </w:r>
         </w:del>
       </w:hyperlink>
-      <w:del w:id="451" w:author="PR Preview" w:date="2026-01-01T00:00:00Z">
+      <w:del w:id="460" w:author="PR Preview" w:date="2026-01-01T00:00:00Z">
         <w:r>
           <w:delText xml:space="preserve">:</w:delText>
         </w:r>
       </w:del>
-      <w:del w:id="452" w:author="PR Preview" w:date="2026-01-01T00:00:00Z">
+      <w:del w:id="461" w:author="PR Preview" w:date="2026-01-01T00:00:00Z">
         <w:r>
           <w:delText xml:space="preserve"> </w:delText>
         </w:r>
       </w:del>
-      <w:del w:id="453" w:author="PR Preview" w:date="2026-01-01T00:00:00Z">
+      <w:del w:id="462" w:author="PR Preview" w:date="2026-01-01T00:00:00Z">
         <w:r>
           <w:delText xml:space="preserve">condition on</w:delText>
         </w:r>
       </w:del>
-      <w:del w:id="454" w:author="PR Preview" w:date="2026-01-01T00:00:00Z">
+      <w:del w:id="463" w:author="PR Preview" w:date="2026-01-01T00:00:00Z">
         <w:r>
           <w:delText xml:space="preserve"> </w:delText>
         </w:r>
@@ -32370,23 +32192,23 @@
           <m:t>X</m:t>
         </m:r>
       </m:oMath>
-      <w:del w:id="455" w:author="PR Preview" w:date="2026-01-01T00:00:00Z">
+      <w:del w:id="464" w:author="PR Preview" w:date="2026-01-01T00:00:00Z">
         <w:r>
           <w:delText xml:space="preserve"> </w:delText>
         </w:r>
       </w:del>
-      <w:del w:id="456" w:author="PR Preview" w:date="2026-01-01T00:00:00Z">
+      <w:del w:id="465" w:author="PR Preview" w:date="2026-01-01T00:00:00Z">
         <w:r>
           <w:delText xml:space="preserve">by the</w:delText>
         </w:r>
       </w:del>
-      <w:del w:id="457" w:author="PR Preview" w:date="2026-01-01T00:00:00Z">
+      <w:del w:id="466" w:author="PR Preview" w:date="2026-01-01T00:00:00Z">
         <w:r>
           <w:delText xml:space="preserve"> </w:delText>
         </w:r>
       </w:del>
       <w:hyperlink r:id="rId43">
-        <w:del w:id="458" w:author="PR Preview" w:date="2026-01-01T00:00:00Z">
+        <w:del w:id="467" w:author="PR Preview" w:date="2026-01-01T00:00:00Z">
           <w:r>
             <w:rPr>
               <w:rStyle w:val="Hyperlink"/>
@@ -32395,22 +32217,22 @@
           </w:r>
         </w:del>
       </w:hyperlink>
-      <w:del w:id="459" w:author="PR Preview" w:date="2026-01-01T00:00:00Z">
+      <w:del w:id="468" w:author="PR Preview" w:date="2026-01-01T00:00:00Z">
         <w:r>
           <w:delText xml:space="preserve">,</w:delText>
         </w:r>
       </w:del>
-      <w:del w:id="460" w:author="PR Preview" w:date="2026-01-01T00:00:00Z">
+      <w:del w:id="469" w:author="PR Preview" w:date="2026-01-01T00:00:00Z">
         <w:r>
           <w:delText xml:space="preserve"> </w:delText>
         </w:r>
       </w:del>
-      <w:del w:id="461" w:author="PR Preview" w:date="2026-01-01T00:00:00Z">
+      <w:del w:id="470" w:author="PR Preview" w:date="2026-01-01T00:00:00Z">
         <w:r>
           <w:delText xml:space="preserve">factor out the function of</w:delText>
         </w:r>
       </w:del>
-      <w:del w:id="462" w:author="PR Preview" w:date="2026-01-01T00:00:00Z">
+      <w:del w:id="471" w:author="PR Preview" w:date="2026-01-01T00:00:00Z">
         <w:r>
           <w:delText xml:space="preserve"> </w:delText>
         </w:r>
@@ -32420,18 +32242,18 @@
           <m:t>X</m:t>
         </m:r>
       </m:oMath>
-      <w:del w:id="463" w:author="PR Preview" w:date="2026-01-01T00:00:00Z">
+      <w:del w:id="472" w:author="PR Preview" w:date="2026-01-01T00:00:00Z">
         <w:r>
           <w:delText xml:space="preserve"> </w:delText>
         </w:r>
       </w:del>
-      <w:del w:id="464" w:author="PR Preview" w:date="2026-01-01T00:00:00Z">
+      <w:del w:id="473" w:author="PR Preview" w:date="2026-01-01T00:00:00Z">
         <w:r>
           <w:delText xml:space="preserve">(</w:delText>
         </w:r>
       </w:del>
       <w:hyperlink r:id="rId45">
-        <w:del w:id="465" w:author="PR Preview" w:date="2026-01-01T00:00:00Z">
+        <w:del w:id="474" w:author="PR Preview" w:date="2026-01-01T00:00:00Z">
           <w:r>
             <w:rPr>
               <w:rStyle w:val="Hyperlink"/>
@@ -32440,22 +32262,22 @@
           </w:r>
         </w:del>
       </w:hyperlink>
-      <w:del w:id="466" w:author="PR Preview" w:date="2026-01-01T00:00:00Z">
+      <w:del w:id="475" w:author="PR Preview" w:date="2026-01-01T00:00:00Z">
         <w:r>
           <w:delText xml:space="preserve">),</w:delText>
         </w:r>
       </w:del>
-      <w:del w:id="467" w:author="PR Preview" w:date="2026-01-01T00:00:00Z">
+      <w:del w:id="476" w:author="PR Preview" w:date="2026-01-01T00:00:00Z">
         <w:r>
           <w:delText xml:space="preserve"> </w:delText>
         </w:r>
       </w:del>
-      <w:del w:id="468" w:author="PR Preview" w:date="2026-01-01T00:00:00Z">
+      <w:del w:id="477" w:author="PR Preview" w:date="2026-01-01T00:00:00Z">
         <w:r>
           <w:delText xml:space="preserve">and use</w:delText>
         </w:r>
       </w:del>
-      <w:del w:id="469" w:author="PR Preview" w:date="2026-01-01T00:00:00Z">
+      <w:del w:id="478" w:author="PR Preview" w:date="2026-01-01T00:00:00Z">
         <w:r>
           <w:delText xml:space="preserve"> </w:delText>
         </w:r>
@@ -32538,17 +32360,17 @@
           <m:t>0</m:t>
         </m:r>
       </m:oMath>
-      <w:del w:id="470" w:author="PR Preview" w:date="2026-01-01T00:00:00Z">
+      <w:del w:id="479" w:author="PR Preview" w:date="2026-01-01T00:00:00Z">
         <w:r>
           <w:delText xml:space="preserve"> </w:delText>
         </w:r>
       </w:del>
-      <w:del w:id="471" w:author="PR Preview" w:date="2026-01-01T00:00:00Z">
+      <w:del w:id="480" w:author="PR Preview" w:date="2026-01-01T00:00:00Z">
         <w:r>
           <w:delText xml:space="preserve">(or</w:delText>
         </w:r>
       </w:del>
-      <w:del w:id="472" w:author="PR Preview" w:date="2026-01-01T00:00:00Z">
+      <w:del w:id="481" w:author="PR Preview" w:date="2026-01-01T00:00:00Z">
         <w:r>
           <w:delText xml:space="preserve"> </w:delText>
         </w:r>
@@ -32631,28 +32453,28 @@
           <m:t>0</m:t>
         </m:r>
       </m:oMath>
-      <w:del w:id="473" w:author="PR Preview" w:date="2026-01-01T00:00:00Z">
+      <w:del w:id="482" w:author="PR Preview" w:date="2026-01-01T00:00:00Z">
         <w:r>
           <w:delText xml:space="preserve">),</w:delText>
         </w:r>
       </w:del>
-      <w:del w:id="474" w:author="PR Preview" w:date="2026-01-01T00:00:00Z">
+      <w:del w:id="483" w:author="PR Preview" w:date="2026-01-01T00:00:00Z">
         <w:r>
           <w:delText xml:space="preserve"> </w:delText>
         </w:r>
       </w:del>
-      <w:del w:id="475" w:author="PR Preview" w:date="2026-01-01T00:00:00Z">
+      <w:del w:id="484" w:author="PR Preview" w:date="2026-01-01T00:00:00Z">
         <w:r>
           <w:delText xml:space="preserve">which follows from</w:delText>
         </w:r>
       </w:del>
-      <w:del w:id="476" w:author="PR Preview" w:date="2026-01-01T00:00:00Z">
+      <w:del w:id="485" w:author="PR Preview" w:date="2026-01-01T00:00:00Z">
         <w:r>
           <w:delText xml:space="preserve"> </w:delText>
         </w:r>
       </w:del>
       <w:hyperlink r:id="rId46">
-        <w:del w:id="477" w:author="PR Preview" w:date="2026-01-01T00:00:00Z">
+        <w:del w:id="486" w:author="PR Preview" w:date="2026-01-01T00:00:00Z">
           <w:r>
             <w:rPr>
               <w:rStyle w:val="Hyperlink"/>
@@ -32661,17 +32483,17 @@
           </w:r>
         </w:del>
       </w:hyperlink>
-      <w:del w:id="478" w:author="PR Preview" w:date="2026-01-01T00:00:00Z">
+      <w:del w:id="487" w:author="PR Preview" w:date="2026-01-01T00:00:00Z">
         <w:r>
           <w:delText xml:space="preserve">.</w:delText>
         </w:r>
       </w:del>
-      <w:del w:id="479" w:author="PR Preview" w:date="2026-01-01T00:00:00Z">
+      <w:del w:id="488" w:author="PR Preview" w:date="2026-01-01T00:00:00Z">
         <w:r>
           <w:delText xml:space="preserve"> </w:delText>
         </w:r>
       </w:del>
-      <w:del w:id="480" w:author="PR Preview" w:date="2026-01-01T00:00:00Z">
+      <w:del w:id="489" w:author="PR Preview" w:date="2026-01-01T00:00:00Z">
         <w:r>
           <w:delText xml:space="preserve">For the first term:</w:delText>
         </w:r>
@@ -32681,28 +32503,28 @@
       <w:pPr>
         <w:pStyle w:val="FirstParagraph"/>
       </w:pPr>
-      <w:ins w:id="481" w:author="PR Preview" w:date="2026-01-01T00:00:00Z">
+      <w:ins w:id="490" w:author="PR Preview" w:date="2026-01-01T00:00:00Z">
         <w:r>
           <w:t xml:space="preserve">The two middle terms are 0,</w:t>
         </w:r>
       </w:ins>
-      <w:ins w:id="482" w:author="PR Preview" w:date="2026-01-01T00:00:00Z">
+      <w:ins w:id="491" w:author="PR Preview" w:date="2026-01-01T00:00:00Z">
         <w:r>
           <w:t xml:space="preserve"> </w:t>
         </w:r>
       </w:ins>
-      <w:ins w:id="483" w:author="PR Preview" w:date="2026-01-01T00:00:00Z">
+      <w:ins w:id="492" w:author="PR Preview" w:date="2026-01-01T00:00:00Z">
         <w:r>
           <w:t xml:space="preserve">by the same steps as the cross term in the proof of</w:t>
         </w:r>
       </w:ins>
-      <w:ins w:id="484" w:author="PR Preview" w:date="2026-01-01T00:00:00Z">
+      <w:ins w:id="493" w:author="PR Preview" w:date="2026-01-01T00:00:00Z">
         <w:r>
           <w:t xml:space="preserve"> </w:t>
         </w:r>
       </w:ins>
       <w:hyperlink w:anchor="thm-total-variance">
-        <w:ins w:id="485" w:author="PR Preview" w:date="2026-01-01T00:00:00Z">
+        <w:ins w:id="494" w:author="PR Preview" w:date="2026-01-01T00:00:00Z">
           <w:r>
             <w:rPr>
               <w:rStyle w:val="Hyperlink"/>
@@ -32711,22 +32533,22 @@
           </w:r>
         </w:ins>
       </w:hyperlink>
-      <w:ins w:id="486" w:author="PR Preview" w:date="2026-01-01T00:00:00Z">
+      <w:ins w:id="495" w:author="PR Preview" w:date="2026-01-01T00:00:00Z">
         <w:r>
           <w:t xml:space="preserve">:</w:t>
         </w:r>
       </w:ins>
-      <w:ins w:id="487" w:author="PR Preview" w:date="2026-01-01T00:00:00Z">
+      <w:ins w:id="496" w:author="PR Preview" w:date="2026-01-01T00:00:00Z">
         <w:r>
           <w:t xml:space="preserve"> </w:t>
         </w:r>
       </w:ins>
-      <w:ins w:id="488" w:author="PR Preview" w:date="2026-01-01T00:00:00Z">
+      <w:ins w:id="497" w:author="PR Preview" w:date="2026-01-01T00:00:00Z">
         <w:r>
           <w:t xml:space="preserve">condition on</w:t>
         </w:r>
       </w:ins>
-      <w:ins w:id="489" w:author="PR Preview" w:date="2026-01-01T00:00:00Z">
+      <w:ins w:id="498" w:author="PR Preview" w:date="2026-01-01T00:00:00Z">
         <w:r>
           <w:t xml:space="preserve"> </w:t>
         </w:r>
@@ -32736,23 +32558,23 @@
           <m:t>X</m:t>
         </m:r>
       </m:oMath>
-      <w:ins w:id="490" w:author="PR Preview" w:date="2026-01-01T00:00:00Z">
+      <w:ins w:id="499" w:author="PR Preview" w:date="2026-01-01T00:00:00Z">
         <w:r>
           <w:t xml:space="preserve"> </w:t>
         </w:r>
       </w:ins>
-      <w:ins w:id="491" w:author="PR Preview" w:date="2026-01-01T00:00:00Z">
+      <w:ins w:id="500" w:author="PR Preview" w:date="2026-01-01T00:00:00Z">
         <w:r>
           <w:t xml:space="preserve">by the</w:t>
         </w:r>
       </w:ins>
-      <w:ins w:id="492" w:author="PR Preview" w:date="2026-01-01T00:00:00Z">
+      <w:ins w:id="501" w:author="PR Preview" w:date="2026-01-01T00:00:00Z">
         <w:r>
           <w:t xml:space="preserve"> </w:t>
         </w:r>
       </w:ins>
       <w:hyperlink r:id="rId43">
-        <w:ins w:id="493" w:author="PR Preview" w:date="2026-01-01T00:00:00Z">
+        <w:ins w:id="502" w:author="PR Preview" w:date="2026-01-01T00:00:00Z">
           <w:r>
             <w:rPr>
               <w:rStyle w:val="Hyperlink"/>
@@ -32761,22 +32583,22 @@
           </w:r>
         </w:ins>
       </w:hyperlink>
-      <w:ins w:id="494" w:author="PR Preview" w:date="2026-01-01T00:00:00Z">
+      <w:ins w:id="503" w:author="PR Preview" w:date="2026-01-01T00:00:00Z">
         <w:r>
           <w:t xml:space="preserve">,</w:t>
         </w:r>
       </w:ins>
-      <w:ins w:id="495" w:author="PR Preview" w:date="2026-01-01T00:00:00Z">
+      <w:ins w:id="504" w:author="PR Preview" w:date="2026-01-01T00:00:00Z">
         <w:r>
           <w:t xml:space="preserve"> </w:t>
         </w:r>
       </w:ins>
-      <w:ins w:id="496" w:author="PR Preview" w:date="2026-01-01T00:00:00Z">
+      <w:ins w:id="505" w:author="PR Preview" w:date="2026-01-01T00:00:00Z">
         <w:r>
           <w:t xml:space="preserve">factor out the function of</w:t>
         </w:r>
       </w:ins>
-      <w:ins w:id="497" w:author="PR Preview" w:date="2026-01-01T00:00:00Z">
+      <w:ins w:id="506" w:author="PR Preview" w:date="2026-01-01T00:00:00Z">
         <w:r>
           <w:t xml:space="preserve"> </w:t>
         </w:r>
@@ -32786,18 +32608,18 @@
           <m:t>X</m:t>
         </m:r>
       </m:oMath>
-      <w:ins w:id="498" w:author="PR Preview" w:date="2026-01-01T00:00:00Z">
+      <w:ins w:id="507" w:author="PR Preview" w:date="2026-01-01T00:00:00Z">
         <w:r>
           <w:t xml:space="preserve"> </w:t>
         </w:r>
       </w:ins>
-      <w:ins w:id="499" w:author="PR Preview" w:date="2026-01-01T00:00:00Z">
+      <w:ins w:id="508" w:author="PR Preview" w:date="2026-01-01T00:00:00Z">
         <w:r>
           <w:t xml:space="preserve">(</w:t>
         </w:r>
       </w:ins>
       <w:hyperlink r:id="rId45">
-        <w:ins w:id="500" w:author="PR Preview" w:date="2026-01-01T00:00:00Z">
+        <w:ins w:id="509" w:author="PR Preview" w:date="2026-01-01T00:00:00Z">
           <w:r>
             <w:rPr>
               <w:rStyle w:val="Hyperlink"/>
@@ -32806,22 +32628,22 @@
           </w:r>
         </w:ins>
       </w:hyperlink>
-      <w:ins w:id="501" w:author="PR Preview" w:date="2026-01-01T00:00:00Z">
+      <w:ins w:id="510" w:author="PR Preview" w:date="2026-01-01T00:00:00Z">
         <w:r>
           <w:t xml:space="preserve">),</w:t>
         </w:r>
       </w:ins>
-      <w:ins w:id="502" w:author="PR Preview" w:date="2026-01-01T00:00:00Z">
+      <w:ins w:id="511" w:author="PR Preview" w:date="2026-01-01T00:00:00Z">
         <w:r>
           <w:t xml:space="preserve"> </w:t>
         </w:r>
       </w:ins>
-      <w:ins w:id="503" w:author="PR Preview" w:date="2026-01-01T00:00:00Z">
+      <w:ins w:id="512" w:author="PR Preview" w:date="2026-01-01T00:00:00Z">
         <w:r>
           <w:t xml:space="preserve">and use</w:t>
         </w:r>
       </w:ins>
-      <w:ins w:id="504" w:author="PR Preview" w:date="2026-01-01T00:00:00Z">
+      <w:ins w:id="513" w:author="PR Preview" w:date="2026-01-01T00:00:00Z">
         <w:r>
           <w:t xml:space="preserve"> </w:t>
         </w:r>
@@ -32904,17 +32726,17 @@
           <m:t>0</m:t>
         </m:r>
       </m:oMath>
-      <w:ins w:id="505" w:author="PR Preview" w:date="2026-01-01T00:00:00Z">
+      <w:ins w:id="514" w:author="PR Preview" w:date="2026-01-01T00:00:00Z">
         <w:r>
           <w:t xml:space="preserve"> </w:t>
         </w:r>
       </w:ins>
-      <w:ins w:id="506" w:author="PR Preview" w:date="2026-01-01T00:00:00Z">
+      <w:ins w:id="515" w:author="PR Preview" w:date="2026-01-01T00:00:00Z">
         <w:r>
           <w:t xml:space="preserve">(or</w:t>
         </w:r>
       </w:ins>
-      <w:ins w:id="507" w:author="PR Preview" w:date="2026-01-01T00:00:00Z">
+      <w:ins w:id="516" w:author="PR Preview" w:date="2026-01-01T00:00:00Z">
         <w:r>
           <w:t xml:space="preserve"> </w:t>
         </w:r>
@@ -32997,28 +32819,28 @@
           <m:t>0</m:t>
         </m:r>
       </m:oMath>
-      <w:ins w:id="508" w:author="PR Preview" w:date="2026-01-01T00:00:00Z">
+      <w:ins w:id="517" w:author="PR Preview" w:date="2026-01-01T00:00:00Z">
         <w:r>
           <w:t xml:space="preserve">),</w:t>
         </w:r>
       </w:ins>
-      <w:ins w:id="509" w:author="PR Preview" w:date="2026-01-01T00:00:00Z">
+      <w:ins w:id="518" w:author="PR Preview" w:date="2026-01-01T00:00:00Z">
         <w:r>
           <w:t xml:space="preserve"> </w:t>
         </w:r>
       </w:ins>
-      <w:ins w:id="510" w:author="PR Preview" w:date="2026-01-01T00:00:00Z">
+      <w:ins w:id="519" w:author="PR Preview" w:date="2026-01-01T00:00:00Z">
         <w:r>
           <w:t xml:space="preserve">which follows from</w:t>
         </w:r>
       </w:ins>
-      <w:ins w:id="511" w:author="PR Preview" w:date="2026-01-01T00:00:00Z">
+      <w:ins w:id="520" w:author="PR Preview" w:date="2026-01-01T00:00:00Z">
         <w:r>
           <w:t xml:space="preserve"> </w:t>
         </w:r>
       </w:ins>
       <w:hyperlink r:id="rId46">
-        <w:ins w:id="512" w:author="PR Preview" w:date="2026-01-01T00:00:00Z">
+        <w:ins w:id="521" w:author="PR Preview" w:date="2026-01-01T00:00:00Z">
           <w:r>
             <w:rPr>
               <w:rStyle w:val="Hyperlink"/>
@@ -33027,17 +32849,17 @@
           </w:r>
         </w:ins>
       </w:hyperlink>
-      <w:ins w:id="513" w:author="PR Preview" w:date="2026-01-01T00:00:00Z">
+      <w:ins w:id="522" w:author="PR Preview" w:date="2026-01-01T00:00:00Z">
         <w:r>
           <w:t xml:space="preserve">.</w:t>
         </w:r>
       </w:ins>
-      <w:ins w:id="514" w:author="PR Preview" w:date="2026-01-01T00:00:00Z">
+      <w:ins w:id="523" w:author="PR Preview" w:date="2026-01-01T00:00:00Z">
         <w:r>
           <w:t xml:space="preserve"> </w:t>
         </w:r>
       </w:ins>
-      <w:ins w:id="515" w:author="PR Preview" w:date="2026-01-01T00:00:00Z">
+      <w:ins w:id="524" w:author="PR Preview" w:date="2026-01-01T00:00:00Z">
         <w:r>
           <w:t xml:space="preserve">For the first term:</w:t>
         </w:r>
@@ -35261,7 +35083,7 @@
       <w:pPr>
         <w:pStyle w:val="FirstParagraph"/>
       </w:pPr>
-      <w:del w:id="516" w:author="PR Preview" w:date="2026-01-01T00:00:00Z">
+      <w:del w:id="525" w:author="PR Preview" w:date="2026-01-01T00:00:00Z">
         <w:r>
           <w:rPr>
             <w:b/>
@@ -35270,17 +35092,17 @@
           <w:delText xml:space="preserve">Theorem 8 (Elements of the variance-covariance matrix are pairwise covariances)</w:delText>
         </w:r>
       </w:del>
-      <w:del w:id="517" w:author="PR Preview" w:date="2026-01-01T00:00:00Z">
+      <w:del w:id="526" w:author="PR Preview" w:date="2026-01-01T00:00:00Z">
         <w:r>
           <w:delText xml:space="preserve"> </w:delText>
         </w:r>
       </w:del>
-      <w:del w:id="518" w:author="PR Preview" w:date="2026-01-01T00:00:00Z">
+      <w:del w:id="527" w:author="PR Preview" w:date="2026-01-01T00:00:00Z">
         <w:r>
           <w:delText xml:space="preserve">For a</w:delText>
         </w:r>
       </w:del>
-      <w:del w:id="519" w:author="PR Preview" w:date="2026-01-01T00:00:00Z">
+      <w:del w:id="528" w:author="PR Preview" w:date="2026-01-01T00:00:00Z">
         <w:r>
           <w:delText xml:space="preserve"> </w:delText>
         </w:r>
@@ -35299,17 +35121,17 @@
           <m:t>1</m:t>
         </m:r>
       </m:oMath>
-      <w:del w:id="520" w:author="PR Preview" w:date="2026-01-01T00:00:00Z">
+      <w:del w:id="529" w:author="PR Preview" w:date="2026-01-01T00:00:00Z">
         <w:r>
           <w:delText xml:space="preserve"> </w:delText>
         </w:r>
       </w:del>
-      <w:del w:id="521" w:author="PR Preview" w:date="2026-01-01T00:00:00Z">
+      <w:del w:id="530" w:author="PR Preview" w:date="2026-01-01T00:00:00Z">
         <w:r>
           <w:delText xml:space="preserve">random vector</w:delText>
         </w:r>
       </w:del>
-      <w:del w:id="522" w:author="PR Preview" w:date="2026-01-01T00:00:00Z">
+      <w:del w:id="531" w:author="PR Preview" w:date="2026-01-01T00:00:00Z">
         <w:r>
           <w:delText xml:space="preserve"> </w:delText>
         </w:r>
@@ -35398,22 +35220,22 @@
           </m:sup>
         </m:sSup>
       </m:oMath>
-      <w:del w:id="523" w:author="PR Preview" w:date="2026-01-01T00:00:00Z">
+      <w:del w:id="532" w:author="PR Preview" w:date="2026-01-01T00:00:00Z">
         <w:r>
           <w:delText xml:space="preserve">,</w:delText>
         </w:r>
       </w:del>
-      <w:del w:id="524" w:author="PR Preview" w:date="2026-01-01T00:00:00Z">
+      <w:del w:id="533" w:author="PR Preview" w:date="2026-01-01T00:00:00Z">
         <w:r>
           <w:delText xml:space="preserve"> </w:delText>
         </w:r>
       </w:del>
-      <w:del w:id="525" w:author="PR Preview" w:date="2026-01-01T00:00:00Z">
+      <w:del w:id="534" w:author="PR Preview" w:date="2026-01-01T00:00:00Z">
         <w:r>
           <w:delText xml:space="preserve">the</w:delText>
         </w:r>
       </w:del>
-      <w:del w:id="526" w:author="PR Preview" w:date="2026-01-01T00:00:00Z">
+      <w:del w:id="535" w:author="PR Preview" w:date="2026-01-01T00:00:00Z">
         <w:r>
           <w:delText xml:space="preserve"> </w:delText>
         </w:r>
@@ -35444,12 +35266,12 @@
           <m:t>)</m:t>
         </m:r>
       </m:oMath>
-      <w:del w:id="527" w:author="PR Preview" w:date="2026-01-01T00:00:00Z">
+      <w:del w:id="536" w:author="PR Preview" w:date="2026-01-01T00:00:00Z">
         <w:r>
           <w:delText xml:space="preserve">-th element of</w:delText>
         </w:r>
       </w:del>
-      <w:del w:id="528" w:author="PR Preview" w:date="2026-01-01T00:00:00Z">
+      <w:del w:id="537" w:author="PR Preview" w:date="2026-01-01T00:00:00Z">
         <w:r>
           <w:delText xml:space="preserve"> </w:delText>
         </w:r>
@@ -35488,17 +35310,17 @@
           <m:t>​</m:t>
         </m:r>
       </m:oMath>
-      <w:del w:id="529" w:author="PR Preview" w:date="2026-01-01T00:00:00Z">
+      <w:del w:id="538" w:author="PR Preview" w:date="2026-01-01T00:00:00Z">
         <w:r>
           <w:delText xml:space="preserve"> </w:delText>
         </w:r>
       </w:del>
-      <w:del w:id="530" w:author="PR Preview" w:date="2026-01-01T00:00:00Z">
+      <w:del w:id="539" w:author="PR Preview" w:date="2026-01-01T00:00:00Z">
         <w:r>
           <w:delText xml:space="preserve">is</w:delText>
         </w:r>
       </w:del>
-      <w:del w:id="531" w:author="PR Preview" w:date="2026-01-01T00:00:00Z">
+      <w:del w:id="540" w:author="PR Preview" w:date="2026-01-01T00:00:00Z">
         <w:r>
           <w:delText xml:space="preserve"> </w:delText>
         </w:r>
@@ -35557,7 +35379,7 @@
           <m:t>​</m:t>
         </m:r>
       </m:oMath>
-      <w:del w:id="532" w:author="PR Preview" w:date="2026-01-01T00:00:00Z">
+      <w:del w:id="541" w:author="PR Preview" w:date="2026-01-01T00:00:00Z">
         <w:r>
           <w:delText xml:space="preserve">:</w:delText>
         </w:r>
@@ -35567,7 +35389,7 @@
       <w:pPr>
         <w:pStyle w:val="FirstParagraph"/>
       </w:pPr>
-      <w:ins w:id="533" w:author="PR Preview" w:date="2026-01-01T00:00:00Z">
+      <w:ins w:id="542" w:author="PR Preview" w:date="2026-01-01T00:00:00Z">
         <w:r>
           <w:rPr>
             <w:b/>
@@ -35576,17 +35398,17 @@
           <w:t xml:space="preserve">Theorem 9 (Elements of the variance-covariance matrix are pairwise covariances)</w:t>
         </w:r>
       </w:ins>
-      <w:ins w:id="534" w:author="PR Preview" w:date="2026-01-01T00:00:00Z">
+      <w:ins w:id="543" w:author="PR Preview" w:date="2026-01-01T00:00:00Z">
         <w:r>
           <w:t xml:space="preserve"> </w:t>
         </w:r>
       </w:ins>
-      <w:ins w:id="535" w:author="PR Preview" w:date="2026-01-01T00:00:00Z">
+      <w:ins w:id="544" w:author="PR Preview" w:date="2026-01-01T00:00:00Z">
         <w:r>
           <w:t xml:space="preserve">For a</w:t>
         </w:r>
       </w:ins>
-      <w:ins w:id="536" w:author="PR Preview" w:date="2026-01-01T00:00:00Z">
+      <w:ins w:id="545" w:author="PR Preview" w:date="2026-01-01T00:00:00Z">
         <w:r>
           <w:t xml:space="preserve"> </w:t>
         </w:r>
@@ -35605,17 +35427,17 @@
           <m:t>1</m:t>
         </m:r>
       </m:oMath>
-      <w:ins w:id="537" w:author="PR Preview" w:date="2026-01-01T00:00:00Z">
+      <w:ins w:id="546" w:author="PR Preview" w:date="2026-01-01T00:00:00Z">
         <w:r>
           <w:t xml:space="preserve"> </w:t>
         </w:r>
       </w:ins>
-      <w:ins w:id="538" w:author="PR Preview" w:date="2026-01-01T00:00:00Z">
+      <w:ins w:id="547" w:author="PR Preview" w:date="2026-01-01T00:00:00Z">
         <w:r>
           <w:t xml:space="preserve">random vector</w:t>
         </w:r>
       </w:ins>
-      <w:ins w:id="539" w:author="PR Preview" w:date="2026-01-01T00:00:00Z">
+      <w:ins w:id="548" w:author="PR Preview" w:date="2026-01-01T00:00:00Z">
         <w:r>
           <w:t xml:space="preserve"> </w:t>
         </w:r>
@@ -35704,22 +35526,22 @@
           </m:sup>
         </m:sSup>
       </m:oMath>
-      <w:ins w:id="540" w:author="PR Preview" w:date="2026-01-01T00:00:00Z">
+      <w:ins w:id="549" w:author="PR Preview" w:date="2026-01-01T00:00:00Z">
         <w:r>
           <w:t xml:space="preserve">,</w:t>
         </w:r>
       </w:ins>
-      <w:ins w:id="541" w:author="PR Preview" w:date="2026-01-01T00:00:00Z">
+      <w:ins w:id="550" w:author="PR Preview" w:date="2026-01-01T00:00:00Z">
         <w:r>
           <w:t xml:space="preserve"> </w:t>
         </w:r>
       </w:ins>
-      <w:ins w:id="542" w:author="PR Preview" w:date="2026-01-01T00:00:00Z">
+      <w:ins w:id="551" w:author="PR Preview" w:date="2026-01-01T00:00:00Z">
         <w:r>
           <w:t xml:space="preserve">the</w:t>
         </w:r>
       </w:ins>
-      <w:ins w:id="543" w:author="PR Preview" w:date="2026-01-01T00:00:00Z">
+      <w:ins w:id="552" w:author="PR Preview" w:date="2026-01-01T00:00:00Z">
         <w:r>
           <w:t xml:space="preserve"> </w:t>
         </w:r>
@@ -35750,12 +35572,12 @@
           <m:t>)</m:t>
         </m:r>
       </m:oMath>
-      <w:ins w:id="544" w:author="PR Preview" w:date="2026-01-01T00:00:00Z">
+      <w:ins w:id="553" w:author="PR Preview" w:date="2026-01-01T00:00:00Z">
         <w:r>
           <w:t xml:space="preserve">-th element of</w:t>
         </w:r>
       </w:ins>
-      <w:ins w:id="545" w:author="PR Preview" w:date="2026-01-01T00:00:00Z">
+      <w:ins w:id="554" w:author="PR Preview" w:date="2026-01-01T00:00:00Z">
         <w:r>
           <w:t xml:space="preserve"> </w:t>
         </w:r>
@@ -35794,17 +35616,17 @@
           <m:t>​</m:t>
         </m:r>
       </m:oMath>
-      <w:ins w:id="546" w:author="PR Preview" w:date="2026-01-01T00:00:00Z">
+      <w:ins w:id="555" w:author="PR Preview" w:date="2026-01-01T00:00:00Z">
         <w:r>
           <w:t xml:space="preserve"> </w:t>
         </w:r>
       </w:ins>
-      <w:ins w:id="547" w:author="PR Preview" w:date="2026-01-01T00:00:00Z">
+      <w:ins w:id="556" w:author="PR Preview" w:date="2026-01-01T00:00:00Z">
         <w:r>
           <w:t xml:space="preserve">is</w:t>
         </w:r>
       </w:ins>
-      <w:ins w:id="548" w:author="PR Preview" w:date="2026-01-01T00:00:00Z">
+      <w:ins w:id="557" w:author="PR Preview" w:date="2026-01-01T00:00:00Z">
         <w:r>
           <w:t xml:space="preserve"> </w:t>
         </w:r>
@@ -35863,7 +35685,7 @@
           <m:t>​</m:t>
         </m:r>
       </m:oMath>
-      <w:ins w:id="549" w:author="PR Preview" w:date="2026-01-01T00:00:00Z">
+      <w:ins w:id="558" w:author="PR Preview" w:date="2026-01-01T00:00:00Z">
         <w:r>
           <w:t xml:space="preserve">:</w:t>
         </w:r>
@@ -38791,7 +38613,7 @@
       <w:pPr>
         <w:pStyle w:val="FirstParagraph"/>
       </w:pPr>
-      <w:del w:id="550" w:author="PR Preview" w:date="2026-01-01T00:00:00Z">
+      <w:del w:id="559" w:author="PR Preview" w:date="2026-01-01T00:00:00Z">
         <w:r>
           <w:rPr>
             <w:b/>
@@ -38805,7 +38627,7 @@
       <w:pPr>
         <w:pStyle w:val="FirstParagraph"/>
       </w:pPr>
-      <w:ins w:id="551" w:author="PR Preview" w:date="2026-01-01T00:00:00Z">
+      <w:ins w:id="560" w:author="PR Preview" w:date="2026-01-01T00:00:00Z">
         <w:r>
           <w:rPr>
             <w:b/>
@@ -40016,7 +39838,7 @@
       <w:pPr>
         <w:pStyle w:val="FirstParagraph"/>
       </w:pPr>
-      <w:del w:id="552" w:author="PR Preview" w:date="2026-01-01T00:00:00Z">
+      <w:del w:id="561" w:author="PR Preview" w:date="2026-01-01T00:00:00Z">
         <w:r>
           <w:rPr>
             <w:b/>
@@ -40025,17 +39847,17 @@
           <w:delText xml:space="preserve">Theorem 10 (Variance of a linear combination)</w:delText>
         </w:r>
       </w:del>
-      <w:del w:id="553" w:author="PR Preview" w:date="2026-01-01T00:00:00Z">
+      <w:del w:id="562" w:author="PR Preview" w:date="2026-01-01T00:00:00Z">
         <w:r>
           <w:delText xml:space="preserve"> </w:delText>
         </w:r>
       </w:del>
-      <w:del w:id="554" w:author="PR Preview" w:date="2026-01-01T00:00:00Z">
+      <w:del w:id="563" w:author="PR Preview" w:date="2026-01-01T00:00:00Z">
         <w:r>
           <w:delText xml:space="preserve">For any vector of random variables</w:delText>
         </w:r>
       </w:del>
-      <w:del w:id="555" w:author="PR Preview" w:date="2026-01-01T00:00:00Z">
+      <w:del w:id="564" w:author="PR Preview" w:date="2026-01-01T00:00:00Z">
         <w:r>
           <w:delText xml:space="preserve"> </w:delText>
         </w:r>
@@ -40112,17 +39934,17 @@
           <m:t>)</m:t>
         </m:r>
       </m:oMath>
-      <w:del w:id="556" w:author="PR Preview" w:date="2026-01-01T00:00:00Z">
+      <w:del w:id="565" w:author="PR Preview" w:date="2026-01-01T00:00:00Z">
         <w:r>
           <w:delText xml:space="preserve"> </w:delText>
         </w:r>
       </w:del>
-      <w:del w:id="557" w:author="PR Preview" w:date="2026-01-01T00:00:00Z">
+      <w:del w:id="566" w:author="PR Preview" w:date="2026-01-01T00:00:00Z">
         <w:r>
           <w:delText xml:space="preserve">and corresponding vector of constants</w:delText>
         </w:r>
       </w:del>
-      <w:del w:id="558" w:author="PR Preview" w:date="2026-01-01T00:00:00Z">
+      <w:del w:id="567" w:author="PR Preview" w:date="2026-01-01T00:00:00Z">
         <w:r>
           <w:delText xml:space="preserve"> </w:delText>
         </w:r>
@@ -40199,17 +40021,17 @@
           <m:t>)</m:t>
         </m:r>
       </m:oMath>
-      <w:del w:id="559" w:author="PR Preview" w:date="2026-01-01T00:00:00Z">
+      <w:del w:id="568" w:author="PR Preview" w:date="2026-01-01T00:00:00Z">
         <w:r>
           <w:delText xml:space="preserve">,</w:delText>
         </w:r>
       </w:del>
-      <w:del w:id="560" w:author="PR Preview" w:date="2026-01-01T00:00:00Z">
+      <w:del w:id="569" w:author="PR Preview" w:date="2026-01-01T00:00:00Z">
         <w:r>
           <w:delText xml:space="preserve"> </w:delText>
         </w:r>
       </w:del>
-      <w:del w:id="561" w:author="PR Preview" w:date="2026-01-01T00:00:00Z">
+      <w:del w:id="570" w:author="PR Preview" w:date="2026-01-01T00:00:00Z">
         <w:r>
           <w:delText xml:space="preserve">the variance of their linear combination is:</w:delText>
         </w:r>
@@ -40219,7 +40041,7 @@
       <w:pPr>
         <w:pStyle w:val="FirstParagraph"/>
       </w:pPr>
-      <w:ins w:id="562" w:author="PR Preview" w:date="2026-01-01T00:00:00Z">
+      <w:ins w:id="571" w:author="PR Preview" w:date="2026-01-01T00:00:00Z">
         <w:r>
           <w:rPr>
             <w:b/>
@@ -40228,17 +40050,17 @@
           <w:t xml:space="preserve">Theorem 11 (Variance of a linear combination)</w:t>
         </w:r>
       </w:ins>
-      <w:ins w:id="563" w:author="PR Preview" w:date="2026-01-01T00:00:00Z">
+      <w:ins w:id="572" w:author="PR Preview" w:date="2026-01-01T00:00:00Z">
         <w:r>
           <w:t xml:space="preserve"> </w:t>
         </w:r>
       </w:ins>
-      <w:ins w:id="564" w:author="PR Preview" w:date="2026-01-01T00:00:00Z">
+      <w:ins w:id="573" w:author="PR Preview" w:date="2026-01-01T00:00:00Z">
         <w:r>
           <w:t xml:space="preserve">For any vector of random variables</w:t>
         </w:r>
       </w:ins>
-      <w:ins w:id="565" w:author="PR Preview" w:date="2026-01-01T00:00:00Z">
+      <w:ins w:id="574" w:author="PR Preview" w:date="2026-01-01T00:00:00Z">
         <w:r>
           <w:t xml:space="preserve"> </w:t>
         </w:r>
@@ -40315,17 +40137,17 @@
           <m:t>)</m:t>
         </m:r>
       </m:oMath>
-      <w:ins w:id="566" w:author="PR Preview" w:date="2026-01-01T00:00:00Z">
+      <w:ins w:id="575" w:author="PR Preview" w:date="2026-01-01T00:00:00Z">
         <w:r>
           <w:t xml:space="preserve"> </w:t>
         </w:r>
       </w:ins>
-      <w:ins w:id="567" w:author="PR Preview" w:date="2026-01-01T00:00:00Z">
+      <w:ins w:id="576" w:author="PR Preview" w:date="2026-01-01T00:00:00Z">
         <w:r>
           <w:t xml:space="preserve">and corresponding vector of constants</w:t>
         </w:r>
       </w:ins>
-      <w:ins w:id="568" w:author="PR Preview" w:date="2026-01-01T00:00:00Z">
+      <w:ins w:id="577" w:author="PR Preview" w:date="2026-01-01T00:00:00Z">
         <w:r>
           <w:t xml:space="preserve"> </w:t>
         </w:r>
@@ -40402,17 +40224,17 @@
           <m:t>)</m:t>
         </m:r>
       </m:oMath>
-      <w:ins w:id="569" w:author="PR Preview" w:date="2026-01-01T00:00:00Z">
+      <w:ins w:id="578" w:author="PR Preview" w:date="2026-01-01T00:00:00Z">
         <w:r>
           <w:t xml:space="preserve">,</w:t>
         </w:r>
       </w:ins>
-      <w:ins w:id="570" w:author="PR Preview" w:date="2026-01-01T00:00:00Z">
+      <w:ins w:id="579" w:author="PR Preview" w:date="2026-01-01T00:00:00Z">
         <w:r>
           <w:t xml:space="preserve"> </w:t>
         </w:r>
       </w:ins>
-      <w:ins w:id="571" w:author="PR Preview" w:date="2026-01-01T00:00:00Z">
+      <w:ins w:id="580" w:author="PR Preview" w:date="2026-01-01T00:00:00Z">
         <w:r>
           <w:t xml:space="preserve">the variance of their linear combination is:</w:t>
         </w:r>
@@ -42528,7 +42350,7 @@
       <w:pPr>
         <w:pStyle w:val="FirstParagraph"/>
       </w:pPr>
-      <w:del w:id="572" w:author="PR Preview" w:date="2026-01-01T00:00:00Z">
+      <w:del w:id="581" w:author="PR Preview" w:date="2026-01-01T00:00:00Z">
         <w:r>
           <w:rPr>
             <w:i/>
@@ -42537,23 +42359,23 @@
           <w:delText xml:space="preserve">Proof</w:delText>
         </w:r>
       </w:del>
-      <w:del w:id="573" w:author="PR Preview" w:date="2026-01-01T00:00:00Z">
+      <w:del w:id="582" w:author="PR Preview" w:date="2026-01-01T00:00:00Z">
         <w:r>
           <w:delText xml:space="preserve">. </w:delText>
         </w:r>
       </w:del>
-      <w:del w:id="574" w:author="PR Preview" w:date="2026-01-01T00:00:00Z">
+      <w:del w:id="583" w:author="PR Preview" w:date="2026-01-01T00:00:00Z">
         <w:r>
           <w:delText xml:space="preserve">Apply</w:delText>
         </w:r>
       </w:del>
-      <w:del w:id="575" w:author="PR Preview" w:date="2026-01-01T00:00:00Z">
+      <w:del w:id="584" w:author="PR Preview" w:date="2026-01-01T00:00:00Z">
         <w:r>
           <w:delText xml:space="preserve"> </w:delText>
         </w:r>
       </w:del>
       <w:hyperlink w:anchor="thm-var-lincom">
-        <w:del w:id="576" w:author="PR Preview" w:date="2026-01-01T00:00:00Z">
+        <w:del w:id="585" w:author="PR Preview" w:date="2026-01-01T00:00:00Z">
           <w:r>
             <w:rPr>
               <w:rStyle w:val="Hyperlink"/>
@@ -42562,17 +42384,17 @@
           </w:r>
         </w:del>
       </w:hyperlink>
-      <w:del w:id="577" w:author="PR Preview" w:date="2026-01-01T00:00:00Z">
+      <w:del w:id="586" w:author="PR Preview" w:date="2026-01-01T00:00:00Z">
         <w:r>
           <w:delText xml:space="preserve"> </w:delText>
         </w:r>
       </w:del>
-      <w:del w:id="578" w:author="PR Preview" w:date="2026-01-01T00:00:00Z">
+      <w:del w:id="587" w:author="PR Preview" w:date="2026-01-01T00:00:00Z">
         <w:r>
           <w:delText xml:space="preserve">with</w:delText>
         </w:r>
       </w:del>
-      <w:del w:id="579" w:author="PR Preview" w:date="2026-01-01T00:00:00Z">
+      <w:del w:id="588" w:author="PR Preview" w:date="2026-01-01T00:00:00Z">
         <w:r>
           <w:delText xml:space="preserve"> </w:delText>
         </w:r>
@@ -42591,12 +42413,12 @@
           <m:t>2</m:t>
         </m:r>
       </m:oMath>
-      <w:del w:id="580" w:author="PR Preview" w:date="2026-01-01T00:00:00Z">
+      <w:del w:id="589" w:author="PR Preview" w:date="2026-01-01T00:00:00Z">
         <w:r>
           <w:delText xml:space="preserve">,</w:delText>
         </w:r>
       </w:del>
-      <w:del w:id="581" w:author="PR Preview" w:date="2026-01-01T00:00:00Z">
+      <w:del w:id="590" w:author="PR Preview" w:date="2026-01-01T00:00:00Z">
         <w:r>
           <w:delText xml:space="preserve"> </w:delText>
         </w:r>
@@ -42624,12 +42446,12 @@
           <m:t>X</m:t>
         </m:r>
       </m:oMath>
-      <w:del w:id="582" w:author="PR Preview" w:date="2026-01-01T00:00:00Z">
+      <w:del w:id="591" w:author="PR Preview" w:date="2026-01-01T00:00:00Z">
         <w:r>
           <w:delText xml:space="preserve">, and</w:delText>
         </w:r>
       </w:del>
-      <w:del w:id="583" w:author="PR Preview" w:date="2026-01-01T00:00:00Z">
+      <w:del w:id="592" w:author="PR Preview" w:date="2026-01-01T00:00:00Z">
         <w:r>
           <w:delText xml:space="preserve"> </w:delText>
         </w:r>
@@ -42657,7 +42479,7 @@
           <m:t>Y</m:t>
         </m:r>
       </m:oMath>
-      <w:del w:id="584" w:author="PR Preview" w:date="2026-01-01T00:00:00Z">
+      <w:del w:id="593" w:author="PR Preview" w:date="2026-01-01T00:00:00Z">
         <w:r>
           <w:delText xml:space="preserve">:</w:delText>
         </w:r>
@@ -42667,7 +42489,7 @@
       <w:pPr>
         <w:pStyle w:val="FirstParagraph"/>
       </w:pPr>
-      <w:ins w:id="585" w:author="PR Preview" w:date="2026-01-01T00:00:00Z">
+      <w:ins w:id="594" w:author="PR Preview" w:date="2026-01-01T00:00:00Z">
         <w:r>
           <w:rPr>
             <w:i/>
@@ -42676,23 +42498,23 @@
           <w:t xml:space="preserve">Proof</w:t>
         </w:r>
       </w:ins>
-      <w:ins w:id="586" w:author="PR Preview" w:date="2026-01-01T00:00:00Z">
+      <w:ins w:id="595" w:author="PR Preview" w:date="2026-01-01T00:00:00Z">
         <w:r>
           <w:t xml:space="preserve">. </w:t>
         </w:r>
       </w:ins>
-      <w:ins w:id="587" w:author="PR Preview" w:date="2026-01-01T00:00:00Z">
+      <w:ins w:id="596" w:author="PR Preview" w:date="2026-01-01T00:00:00Z">
         <w:r>
           <w:t xml:space="preserve">Apply</w:t>
         </w:r>
       </w:ins>
-      <w:ins w:id="588" w:author="PR Preview" w:date="2026-01-01T00:00:00Z">
+      <w:ins w:id="597" w:author="PR Preview" w:date="2026-01-01T00:00:00Z">
         <w:r>
           <w:t xml:space="preserve"> </w:t>
         </w:r>
       </w:ins>
       <w:hyperlink w:anchor="thm-var-lincom">
-        <w:ins w:id="589" w:author="PR Preview" w:date="2026-01-01T00:00:00Z">
+        <w:ins w:id="598" w:author="PR Preview" w:date="2026-01-01T00:00:00Z">
           <w:r>
             <w:rPr>
               <w:rStyle w:val="Hyperlink"/>
@@ -42701,17 +42523,17 @@
           </w:r>
         </w:ins>
       </w:hyperlink>
-      <w:ins w:id="590" w:author="PR Preview" w:date="2026-01-01T00:00:00Z">
+      <w:ins w:id="599" w:author="PR Preview" w:date="2026-01-01T00:00:00Z">
         <w:r>
           <w:t xml:space="preserve"> </w:t>
         </w:r>
       </w:ins>
-      <w:ins w:id="591" w:author="PR Preview" w:date="2026-01-01T00:00:00Z">
+      <w:ins w:id="600" w:author="PR Preview" w:date="2026-01-01T00:00:00Z">
         <w:r>
           <w:t xml:space="preserve">with</w:t>
         </w:r>
       </w:ins>
-      <w:ins w:id="592" w:author="PR Preview" w:date="2026-01-01T00:00:00Z">
+      <w:ins w:id="601" w:author="PR Preview" w:date="2026-01-01T00:00:00Z">
         <w:r>
           <w:t xml:space="preserve"> </w:t>
         </w:r>
@@ -42730,12 +42552,12 @@
           <m:t>2</m:t>
         </m:r>
       </m:oMath>
-      <w:ins w:id="593" w:author="PR Preview" w:date="2026-01-01T00:00:00Z">
+      <w:ins w:id="602" w:author="PR Preview" w:date="2026-01-01T00:00:00Z">
         <w:r>
           <w:t xml:space="preserve">,</w:t>
         </w:r>
       </w:ins>
-      <w:ins w:id="594" w:author="PR Preview" w:date="2026-01-01T00:00:00Z">
+      <w:ins w:id="603" w:author="PR Preview" w:date="2026-01-01T00:00:00Z">
         <w:r>
           <w:t xml:space="preserve"> </w:t>
         </w:r>
@@ -42763,12 +42585,12 @@
           <m:t>X</m:t>
         </m:r>
       </m:oMath>
-      <w:ins w:id="595" w:author="PR Preview" w:date="2026-01-01T00:00:00Z">
+      <w:ins w:id="604" w:author="PR Preview" w:date="2026-01-01T00:00:00Z">
         <w:r>
           <w:t xml:space="preserve">, and</w:t>
         </w:r>
       </w:ins>
-      <w:ins w:id="596" w:author="PR Preview" w:date="2026-01-01T00:00:00Z">
+      <w:ins w:id="605" w:author="PR Preview" w:date="2026-01-01T00:00:00Z">
         <w:r>
           <w:t xml:space="preserve"> </w:t>
         </w:r>
@@ -42796,7 +42618,7 @@
           <m:t>Y</m:t>
         </m:r>
       </m:oMath>
-      <w:ins w:id="597" w:author="PR Preview" w:date="2026-01-01T00:00:00Z">
+      <w:ins w:id="606" w:author="PR Preview" w:date="2026-01-01T00:00:00Z">
         <w:r>
           <w:t xml:space="preserve">:</w:t>
         </w:r>
@@ -44515,7 +44337,7 @@
       <w:pPr>
         <w:pStyle w:val="FirstParagraph"/>
       </w:pPr>
-      <w:del w:id="598" w:author="PR Preview" w:date="2026-01-01T00:00:00Z">
+      <w:del w:id="607" w:author="PR Preview" w:date="2026-01-01T00:00:00Z">
         <w:r>
           <w:rPr>
             <w:i/>
@@ -44524,23 +44346,23 @@
           <w:delText xml:space="preserve">Proof</w:delText>
         </w:r>
       </w:del>
-      <w:del w:id="599" w:author="PR Preview" w:date="2026-01-01T00:00:00Z">
+      <w:del w:id="608" w:author="PR Preview" w:date="2026-01-01T00:00:00Z">
         <w:r>
           <w:delText xml:space="preserve">. </w:delText>
         </w:r>
       </w:del>
-      <w:del w:id="600" w:author="PR Preview" w:date="2026-01-01T00:00:00Z">
+      <w:del w:id="609" w:author="PR Preview" w:date="2026-01-01T00:00:00Z">
         <w:r>
           <w:delText xml:space="preserve">By</w:delText>
         </w:r>
       </w:del>
-      <w:del w:id="601" w:author="PR Preview" w:date="2026-01-01T00:00:00Z">
+      <w:del w:id="610" w:author="PR Preview" w:date="2026-01-01T00:00:00Z">
         <w:r>
           <w:delText xml:space="preserve"> </w:delText>
         </w:r>
       </w:del>
       <w:hyperlink w:anchor="thm-indpt-uncorrelated">
-        <w:del w:id="602" w:author="PR Preview" w:date="2026-01-01T00:00:00Z">
+        <w:del w:id="611" w:author="PR Preview" w:date="2026-01-01T00:00:00Z">
           <w:r>
             <w:rPr>
               <w:rStyle w:val="Hyperlink"/>
@@ -44549,12 +44371,12 @@
           </w:r>
         </w:del>
       </w:hyperlink>
-      <w:del w:id="603" w:author="PR Preview" w:date="2026-01-01T00:00:00Z">
+      <w:del w:id="612" w:author="PR Preview" w:date="2026-01-01T00:00:00Z">
         <w:r>
           <w:delText xml:space="preserve">,</w:delText>
         </w:r>
       </w:del>
-      <w:del w:id="604" w:author="PR Preview" w:date="2026-01-01T00:00:00Z">
+      <w:del w:id="613" w:author="PR Preview" w:date="2026-01-01T00:00:00Z">
         <w:r>
           <w:delText xml:space="preserve"> </w:delText>
         </w:r>
@@ -44604,28 +44426,28 @@
           <m:t>0</m:t>
         </m:r>
       </m:oMath>
-      <w:del w:id="605" w:author="PR Preview" w:date="2026-01-01T00:00:00Z">
+      <w:del w:id="614" w:author="PR Preview" w:date="2026-01-01T00:00:00Z">
         <w:r>
           <w:delText xml:space="preserve">.</w:delText>
         </w:r>
       </w:del>
-      <w:del w:id="606" w:author="PR Preview" w:date="2026-01-01T00:00:00Z">
+      <w:del w:id="615" w:author="PR Preview" w:date="2026-01-01T00:00:00Z">
         <w:r>
           <w:delText xml:space="preserve"> </w:delText>
         </w:r>
       </w:del>
-      <w:del w:id="607" w:author="PR Preview" w:date="2026-01-01T00:00:00Z">
+      <w:del w:id="616" w:author="PR Preview" w:date="2026-01-01T00:00:00Z">
         <w:r>
           <w:delText xml:space="preserve">Applying</w:delText>
         </w:r>
       </w:del>
-      <w:del w:id="608" w:author="PR Preview" w:date="2026-01-01T00:00:00Z">
+      <w:del w:id="617" w:author="PR Preview" w:date="2026-01-01T00:00:00Z">
         <w:r>
           <w:delText xml:space="preserve"> </w:delText>
         </w:r>
       </w:del>
       <w:hyperlink w:anchor="cor-var-lincom2">
-        <w:del w:id="609" w:author="PR Preview" w:date="2026-01-01T00:00:00Z">
+        <w:del w:id="618" w:author="PR Preview" w:date="2026-01-01T00:00:00Z">
           <w:r>
             <w:rPr>
               <w:rStyle w:val="Hyperlink"/>
@@ -44634,12 +44456,12 @@
           </w:r>
         </w:del>
       </w:hyperlink>
-      <w:del w:id="610" w:author="PR Preview" w:date="2026-01-01T00:00:00Z">
+      <w:del w:id="619" w:author="PR Preview" w:date="2026-01-01T00:00:00Z">
         <w:r>
           <w:delText xml:space="preserve"> </w:delText>
         </w:r>
       </w:del>
-      <w:del w:id="611" w:author="PR Preview" w:date="2026-01-01T00:00:00Z">
+      <w:del w:id="620" w:author="PR Preview" w:date="2026-01-01T00:00:00Z">
         <w:r>
           <w:delText xml:space="preserve">with</w:delText>
         </w:r>
@@ -44649,7 +44471,7 @@
       <w:pPr>
         <w:pStyle w:val="FirstParagraph"/>
       </w:pPr>
-      <w:ins w:id="612" w:author="PR Preview" w:date="2026-01-01T00:00:00Z">
+      <w:ins w:id="621" w:author="PR Preview" w:date="2026-01-01T00:00:00Z">
         <w:r>
           <w:rPr>
             <w:i/>
@@ -44658,23 +44480,23 @@
           <w:t xml:space="preserve">Proof</w:t>
         </w:r>
       </w:ins>
-      <w:ins w:id="613" w:author="PR Preview" w:date="2026-01-01T00:00:00Z">
+      <w:ins w:id="622" w:author="PR Preview" w:date="2026-01-01T00:00:00Z">
         <w:r>
           <w:t xml:space="preserve">. </w:t>
         </w:r>
       </w:ins>
-      <w:ins w:id="614" w:author="PR Preview" w:date="2026-01-01T00:00:00Z">
+      <w:ins w:id="623" w:author="PR Preview" w:date="2026-01-01T00:00:00Z">
         <w:r>
           <w:t xml:space="preserve">By</w:t>
         </w:r>
       </w:ins>
-      <w:ins w:id="615" w:author="PR Preview" w:date="2026-01-01T00:00:00Z">
+      <w:ins w:id="624" w:author="PR Preview" w:date="2026-01-01T00:00:00Z">
         <w:r>
           <w:t xml:space="preserve"> </w:t>
         </w:r>
       </w:ins>
       <w:hyperlink w:anchor="thm-indpt-uncorrelated">
-        <w:ins w:id="616" w:author="PR Preview" w:date="2026-01-01T00:00:00Z">
+        <w:ins w:id="625" w:author="PR Preview" w:date="2026-01-01T00:00:00Z">
           <w:r>
             <w:rPr>
               <w:rStyle w:val="Hyperlink"/>
@@ -44683,12 +44505,12 @@
           </w:r>
         </w:ins>
       </w:hyperlink>
-      <w:ins w:id="617" w:author="PR Preview" w:date="2026-01-01T00:00:00Z">
+      <w:ins w:id="626" w:author="PR Preview" w:date="2026-01-01T00:00:00Z">
         <w:r>
           <w:t xml:space="preserve">,</w:t>
         </w:r>
       </w:ins>
-      <w:ins w:id="618" w:author="PR Preview" w:date="2026-01-01T00:00:00Z">
+      <w:ins w:id="627" w:author="PR Preview" w:date="2026-01-01T00:00:00Z">
         <w:r>
           <w:t xml:space="preserve"> </w:t>
         </w:r>
@@ -44738,28 +44560,28 @@
           <m:t>0</m:t>
         </m:r>
       </m:oMath>
-      <w:ins w:id="619" w:author="PR Preview" w:date="2026-01-01T00:00:00Z">
+      <w:ins w:id="628" w:author="PR Preview" w:date="2026-01-01T00:00:00Z">
         <w:r>
           <w:t xml:space="preserve">.</w:t>
         </w:r>
       </w:ins>
-      <w:ins w:id="620" w:author="PR Preview" w:date="2026-01-01T00:00:00Z">
+      <w:ins w:id="629" w:author="PR Preview" w:date="2026-01-01T00:00:00Z">
         <w:r>
           <w:t xml:space="preserve"> </w:t>
         </w:r>
       </w:ins>
-      <w:ins w:id="621" w:author="PR Preview" w:date="2026-01-01T00:00:00Z">
+      <w:ins w:id="630" w:author="PR Preview" w:date="2026-01-01T00:00:00Z">
         <w:r>
           <w:t xml:space="preserve">Applying</w:t>
         </w:r>
       </w:ins>
-      <w:ins w:id="622" w:author="PR Preview" w:date="2026-01-01T00:00:00Z">
+      <w:ins w:id="631" w:author="PR Preview" w:date="2026-01-01T00:00:00Z">
         <w:r>
           <w:t xml:space="preserve"> </w:t>
         </w:r>
       </w:ins>
       <w:hyperlink w:anchor="cor-var-lincom2">
-        <w:ins w:id="623" w:author="PR Preview" w:date="2026-01-01T00:00:00Z">
+        <w:ins w:id="632" w:author="PR Preview" w:date="2026-01-01T00:00:00Z">
           <w:r>
             <w:rPr>
               <w:rStyle w:val="Hyperlink"/>
@@ -44768,12 +44590,12 @@
           </w:r>
         </w:ins>
       </w:hyperlink>
-      <w:ins w:id="624" w:author="PR Preview" w:date="2026-01-01T00:00:00Z">
+      <w:ins w:id="633" w:author="PR Preview" w:date="2026-01-01T00:00:00Z">
         <w:r>
           <w:t xml:space="preserve"> </w:t>
         </w:r>
       </w:ins>
-      <w:ins w:id="625" w:author="PR Preview" w:date="2026-01-01T00:00:00Z">
+      <w:ins w:id="634" w:author="PR Preview" w:date="2026-01-01T00:00:00Z">
         <w:r>
           <w:t xml:space="preserve">with</w:t>
         </w:r>
@@ -45371,7 +45193,7 @@
       <w:pPr>
         <w:pStyle w:val="BodyText"/>
       </w:pPr>
-      <w:del w:id="626" w:author="PR Preview" w:date="2026-01-01T00:00:00Z">
+      <w:del w:id="635" w:author="PR Preview" w:date="2026-01-01T00:00:00Z">
         <w:r>
           <w:rPr>
             <w:b/>
@@ -45380,17 +45202,17 @@
           <w:delText xml:space="preserve">Theorem 11 (A variance matrix is symmetric and positive semidefinite)</w:delText>
         </w:r>
       </w:del>
-      <w:del w:id="627" w:author="PR Preview" w:date="2026-01-01T00:00:00Z">
+      <w:del w:id="636" w:author="PR Preview" w:date="2026-01-01T00:00:00Z">
         <w:r>
           <w:delText xml:space="preserve"> </w:delText>
         </w:r>
       </w:del>
-      <w:del w:id="628" w:author="PR Preview" w:date="2026-01-01T00:00:00Z">
+      <w:del w:id="637" w:author="PR Preview" w:date="2026-01-01T00:00:00Z">
         <w:r>
           <w:delText xml:space="preserve">For a</w:delText>
         </w:r>
       </w:del>
-      <w:del w:id="629" w:author="PR Preview" w:date="2026-01-01T00:00:00Z">
+      <w:del w:id="638" w:author="PR Preview" w:date="2026-01-01T00:00:00Z">
         <w:r>
           <w:delText xml:space="preserve"> </w:delText>
         </w:r>
@@ -45409,17 +45231,17 @@
           <m:t>1</m:t>
         </m:r>
       </m:oMath>
-      <w:del w:id="630" w:author="PR Preview" w:date="2026-01-01T00:00:00Z">
+      <w:del w:id="639" w:author="PR Preview" w:date="2026-01-01T00:00:00Z">
         <w:r>
           <w:delText xml:space="preserve"> </w:delText>
         </w:r>
       </w:del>
-      <w:del w:id="631" w:author="PR Preview" w:date="2026-01-01T00:00:00Z">
+      <w:del w:id="640" w:author="PR Preview" w:date="2026-01-01T00:00:00Z">
         <w:r>
           <w:delText xml:space="preserve">random vector</w:delText>
         </w:r>
       </w:del>
-      <w:del w:id="632" w:author="PR Preview" w:date="2026-01-01T00:00:00Z">
+      <w:del w:id="641" w:author="PR Preview" w:date="2026-01-01T00:00:00Z">
         <w:r>
           <w:delText xml:space="preserve"> </w:delText>
         </w:r>
@@ -45508,17 +45330,17 @@
           </m:sup>
         </m:sSup>
       </m:oMath>
-      <w:del w:id="633" w:author="PR Preview" w:date="2026-01-01T00:00:00Z">
+      <w:del w:id="642" w:author="PR Preview" w:date="2026-01-01T00:00:00Z">
         <w:r>
           <w:delText xml:space="preserve"> </w:delText>
         </w:r>
       </w:del>
-      <w:del w:id="634" w:author="PR Preview" w:date="2026-01-01T00:00:00Z">
+      <w:del w:id="643" w:author="PR Preview" w:date="2026-01-01T00:00:00Z">
         <w:r>
           <w:delText xml:space="preserve">with</w:delText>
         </w:r>
       </w:del>
-      <w:del w:id="635" w:author="PR Preview" w:date="2026-01-01T00:00:00Z">
+      <w:del w:id="644" w:author="PR Preview" w:date="2026-01-01T00:00:00Z">
         <w:r>
           <w:delText xml:space="preserve"> </w:delText>
         </w:r>
@@ -45576,17 +45398,17 @@
           <m:t>∞</m:t>
         </m:r>
       </m:oMath>
-      <w:del w:id="636" w:author="PR Preview" w:date="2026-01-01T00:00:00Z">
+      <w:del w:id="645" w:author="PR Preview" w:date="2026-01-01T00:00:00Z">
         <w:r>
           <w:delText xml:space="preserve"> </w:delText>
         </w:r>
       </w:del>
-      <w:del w:id="637" w:author="PR Preview" w:date="2026-01-01T00:00:00Z">
+      <w:del w:id="646" w:author="PR Preview" w:date="2026-01-01T00:00:00Z">
         <w:r>
           <w:delText xml:space="preserve">for every</w:delText>
         </w:r>
       </w:del>
-      <w:del w:id="638" w:author="PR Preview" w:date="2026-01-01T00:00:00Z">
+      <w:del w:id="647" w:author="PR Preview" w:date="2026-01-01T00:00:00Z">
         <w:r>
           <w:delText xml:space="preserve"> </w:delText>
         </w:r>
@@ -45596,12 +45418,12 @@
           <m:t>i</m:t>
         </m:r>
       </m:oMath>
-      <w:del w:id="639" w:author="PR Preview" w:date="2026-01-01T00:00:00Z">
+      <w:del w:id="648" w:author="PR Preview" w:date="2026-01-01T00:00:00Z">
         <w:r>
           <w:delText xml:space="preserve">,</w:delText>
         </w:r>
       </w:del>
-      <w:del w:id="640" w:author="PR Preview" w:date="2026-01-01T00:00:00Z">
+      <w:del w:id="649" w:author="PR Preview" w:date="2026-01-01T00:00:00Z">
         <w:r>
           <w:delText xml:space="preserve"> </w:delText>
         </w:r>
@@ -45640,23 +45462,23 @@
           <m:t>​</m:t>
         </m:r>
       </m:oMath>
-      <w:del w:id="641" w:author="PR Preview" w:date="2026-01-01T00:00:00Z">
+      <w:del w:id="650" w:author="PR Preview" w:date="2026-01-01T00:00:00Z">
         <w:r>
           <w:delText xml:space="preserve"> </w:delText>
         </w:r>
       </w:del>
-      <w:del w:id="642" w:author="PR Preview" w:date="2026-01-01T00:00:00Z">
+      <w:del w:id="651" w:author="PR Preview" w:date="2026-01-01T00:00:00Z">
         <w:r>
           <w:delText xml:space="preserve">is</w:delText>
         </w:r>
       </w:del>
-      <w:del w:id="643" w:author="PR Preview" w:date="2026-01-01T00:00:00Z">
+      <w:del w:id="652" w:author="PR Preview" w:date="2026-01-01T00:00:00Z">
         <w:r>
           <w:delText xml:space="preserve"> </w:delText>
         </w:r>
       </w:del>
       <w:hyperlink r:id="rId86">
-        <w:del w:id="644" w:author="PR Preview" w:date="2026-01-01T00:00:00Z">
+        <w:del w:id="653" w:author="PR Preview" w:date="2026-01-01T00:00:00Z">
           <w:r>
             <w:rPr>
               <w:rStyle w:val="Hyperlink"/>
@@ -45665,23 +45487,23 @@
           </w:r>
         </w:del>
       </w:hyperlink>
-      <w:del w:id="645" w:author="PR Preview" w:date="2026-01-01T00:00:00Z">
+      <w:del w:id="654" w:author="PR Preview" w:date="2026-01-01T00:00:00Z">
         <w:r>
           <w:delText xml:space="preserve"> </w:delText>
         </w:r>
       </w:del>
-      <w:del w:id="646" w:author="PR Preview" w:date="2026-01-01T00:00:00Z">
+      <w:del w:id="655" w:author="PR Preview" w:date="2026-01-01T00:00:00Z">
         <w:r>
           <w:delText xml:space="preserve">and</w:delText>
         </w:r>
       </w:del>
-      <w:del w:id="647" w:author="PR Preview" w:date="2026-01-01T00:00:00Z">
+      <w:del w:id="656" w:author="PR Preview" w:date="2026-01-01T00:00:00Z">
         <w:r>
           <w:delText xml:space="preserve"> </w:delText>
         </w:r>
       </w:del>
       <w:hyperlink r:id="rId87">
-        <w:del w:id="648" w:author="PR Preview" w:date="2026-01-01T00:00:00Z">
+        <w:del w:id="657" w:author="PR Preview" w:date="2026-01-01T00:00:00Z">
           <w:r>
             <w:rPr>
               <w:rStyle w:val="Hyperlink"/>
@@ -45690,22 +45512,22 @@
           </w:r>
         </w:del>
       </w:hyperlink>
-      <w:del w:id="649" w:author="PR Preview" w:date="2026-01-01T00:00:00Z">
+      <w:del w:id="658" w:author="PR Preview" w:date="2026-01-01T00:00:00Z">
         <w:r>
           <w:delText xml:space="preserve">:</w:delText>
         </w:r>
       </w:del>
-      <w:del w:id="650" w:author="PR Preview" w:date="2026-01-01T00:00:00Z">
+      <w:del w:id="659" w:author="PR Preview" w:date="2026-01-01T00:00:00Z">
         <w:r>
           <w:delText xml:space="preserve"> </w:delText>
         </w:r>
       </w:del>
-      <w:del w:id="651" w:author="PR Preview" w:date="2026-01-01T00:00:00Z">
+      <w:del w:id="660" w:author="PR Preview" w:date="2026-01-01T00:00:00Z">
         <w:r>
           <w:delText xml:space="preserve">for every</w:delText>
         </w:r>
       </w:del>
-      <w:del w:id="652" w:author="PR Preview" w:date="2026-01-01T00:00:00Z">
+      <w:del w:id="661" w:author="PR Preview" w:date="2026-01-01T00:00:00Z">
         <w:r>
           <w:delText xml:space="preserve"> </w:delText>
         </w:r>
@@ -45724,17 +45546,17 @@
           <m:t>1</m:t>
         </m:r>
       </m:oMath>
-      <w:del w:id="653" w:author="PR Preview" w:date="2026-01-01T00:00:00Z">
+      <w:del w:id="662" w:author="PR Preview" w:date="2026-01-01T00:00:00Z">
         <w:r>
           <w:delText xml:space="preserve"> </w:delText>
         </w:r>
       </w:del>
-      <w:del w:id="654" w:author="PR Preview" w:date="2026-01-01T00:00:00Z">
+      <w:del w:id="663" w:author="PR Preview" w:date="2026-01-01T00:00:00Z">
         <w:r>
           <w:delText xml:space="preserve">vector of constants</w:delText>
         </w:r>
       </w:del>
-      <w:del w:id="655" w:author="PR Preview" w:date="2026-01-01T00:00:00Z">
+      <w:del w:id="664" w:author="PR Preview" w:date="2026-01-01T00:00:00Z">
         <w:r>
           <w:delText xml:space="preserve"> </w:delText>
         </w:r>
@@ -45751,7 +45573,7 @@
           </m:e>
         </m:acc>
       </m:oMath>
-      <w:del w:id="656" w:author="PR Preview" w:date="2026-01-01T00:00:00Z">
+      <w:del w:id="665" w:author="PR Preview" w:date="2026-01-01T00:00:00Z">
         <w:r>
           <w:delText xml:space="preserve">,</w:delText>
         </w:r>
@@ -45846,7 +45668,7 @@
       <w:pPr>
         <w:pStyle w:val="FirstParagraph"/>
       </w:pPr>
-      <w:del w:id="657" w:author="PR Preview" w:date="2026-01-01T00:00:00Z">
+      <w:del w:id="666" w:author="PR Preview" w:date="2026-01-01T00:00:00Z">
         <w:r>
           <w:rPr>
             <w:i/>
@@ -45855,23 +45677,23 @@
           <w:delText xml:space="preserve">Proof</w:delText>
         </w:r>
       </w:del>
-      <w:del w:id="658" w:author="PR Preview" w:date="2026-01-01T00:00:00Z">
+      <w:del w:id="667" w:author="PR Preview" w:date="2026-01-01T00:00:00Z">
         <w:r>
           <w:delText xml:space="preserve">. </w:delText>
         </w:r>
       </w:del>
-      <w:del w:id="659" w:author="PR Preview" w:date="2026-01-01T00:00:00Z">
+      <w:del w:id="668" w:author="PR Preview" w:date="2026-01-01T00:00:00Z">
         <w:r>
           <w:delText xml:space="preserve">By</w:delText>
         </w:r>
       </w:del>
-      <w:del w:id="660" w:author="PR Preview" w:date="2026-01-01T00:00:00Z">
+      <w:del w:id="669" w:author="PR Preview" w:date="2026-01-01T00:00:00Z">
         <w:r>
           <w:delText xml:space="preserve"> </w:delText>
         </w:r>
       </w:del>
       <w:hyperlink w:anchor="thm-vcov-elements">
-        <w:del w:id="661" w:author="PR Preview" w:date="2026-01-01T00:00:00Z">
+        <w:del w:id="670" w:author="PR Preview" w:date="2026-01-01T00:00:00Z">
           <w:r>
             <w:rPr>
               <w:rStyle w:val="Hyperlink"/>
@@ -45880,12 +45702,12 @@
           </w:r>
         </w:del>
       </w:hyperlink>
-      <w:del w:id="662" w:author="PR Preview" w:date="2026-01-01T00:00:00Z">
+      <w:del w:id="671" w:author="PR Preview" w:date="2026-01-01T00:00:00Z">
         <w:r>
           <w:delText xml:space="preserve">, the</w:delText>
         </w:r>
       </w:del>
-      <w:del w:id="663" w:author="PR Preview" w:date="2026-01-01T00:00:00Z">
+      <w:del w:id="672" w:author="PR Preview" w:date="2026-01-01T00:00:00Z">
         <w:r>
           <w:delText xml:space="preserve"> </w:delText>
         </w:r>
@@ -45916,12 +45738,12 @@
           <m:t>)</m:t>
         </m:r>
       </m:oMath>
-      <w:del w:id="664" w:author="PR Preview" w:date="2026-01-01T00:00:00Z">
+      <w:del w:id="673" w:author="PR Preview" w:date="2026-01-01T00:00:00Z">
         <w:r>
           <w:delText xml:space="preserve">-th element of</w:delText>
         </w:r>
       </w:del>
-      <w:del w:id="665" w:author="PR Preview" w:date="2026-01-01T00:00:00Z">
+      <w:del w:id="674" w:author="PR Preview" w:date="2026-01-01T00:00:00Z">
         <w:r>
           <w:delText xml:space="preserve"> </w:delText>
         </w:r>
@@ -45960,17 +45782,17 @@
           <m:t>​</m:t>
         </m:r>
       </m:oMath>
-      <w:del w:id="666" w:author="PR Preview" w:date="2026-01-01T00:00:00Z">
+      <w:del w:id="675" w:author="PR Preview" w:date="2026-01-01T00:00:00Z">
         <w:r>
           <w:delText xml:space="preserve"> </w:delText>
         </w:r>
       </w:del>
-      <w:del w:id="667" w:author="PR Preview" w:date="2026-01-01T00:00:00Z">
+      <w:del w:id="676" w:author="PR Preview" w:date="2026-01-01T00:00:00Z">
         <w:r>
           <w:delText xml:space="preserve">is</w:delText>
         </w:r>
       </w:del>
-      <w:del w:id="668" w:author="PR Preview" w:date="2026-01-01T00:00:00Z">
+      <w:del w:id="677" w:author="PR Preview" w:date="2026-01-01T00:00:00Z">
         <w:r>
           <w:delText xml:space="preserve"> </w:delText>
         </w:r>
@@ -46029,28 +45851,28 @@
           <m:t>​</m:t>
         </m:r>
       </m:oMath>
-      <w:del w:id="669" w:author="PR Preview" w:date="2026-01-01T00:00:00Z">
+      <w:del w:id="678" w:author="PR Preview" w:date="2026-01-01T00:00:00Z">
         <w:r>
           <w:delText xml:space="preserve">,</w:delText>
         </w:r>
       </w:del>
-      <w:del w:id="670" w:author="PR Preview" w:date="2026-01-01T00:00:00Z">
+      <w:del w:id="679" w:author="PR Preview" w:date="2026-01-01T00:00:00Z">
         <w:r>
           <w:delText xml:space="preserve"> </w:delText>
         </w:r>
       </w:del>
-      <w:del w:id="671" w:author="PR Preview" w:date="2026-01-01T00:00:00Z">
+      <w:del w:id="680" w:author="PR Preview" w:date="2026-01-01T00:00:00Z">
         <w:r>
           <w:delText xml:space="preserve">and by</w:delText>
         </w:r>
       </w:del>
-      <w:del w:id="672" w:author="PR Preview" w:date="2026-01-01T00:00:00Z">
+      <w:del w:id="681" w:author="PR Preview" w:date="2026-01-01T00:00:00Z">
         <w:r>
           <w:delText xml:space="preserve"> </w:delText>
         </w:r>
       </w:del>
       <w:hyperlink w:anchor="def-cov">
-        <w:del w:id="673" w:author="PR Preview" w:date="2026-01-01T00:00:00Z">
+        <w:del w:id="682" w:author="PR Preview" w:date="2026-01-01T00:00:00Z">
           <w:r>
             <w:rPr>
               <w:rStyle w:val="Hyperlink"/>
@@ -46059,12 +45881,12 @@
           </w:r>
         </w:del>
       </w:hyperlink>
-      <w:del w:id="674" w:author="PR Preview" w:date="2026-01-01T00:00:00Z">
+      <w:del w:id="683" w:author="PR Preview" w:date="2026-01-01T00:00:00Z">
         <w:r>
           <w:delText xml:space="preserve">, with</w:delText>
         </w:r>
       </w:del>
-      <w:del w:id="675" w:author="PR Preview" w:date="2026-01-01T00:00:00Z">
+      <w:del w:id="684" w:author="PR Preview" w:date="2026-01-01T00:00:00Z">
         <w:r>
           <w:delText xml:space="preserve"> </w:delText>
         </w:r>
@@ -46123,7 +45945,7 @@
           <m:t>​</m:t>
         </m:r>
       </m:oMath>
-      <w:del w:id="676" w:author="PR Preview" w:date="2026-01-01T00:00:00Z">
+      <w:del w:id="685" w:author="PR Preview" w:date="2026-01-01T00:00:00Z">
         <w:r>
           <w:delText xml:space="preserve">:</w:delText>
         </w:r>
@@ -46133,7 +45955,7 @@
       <w:pPr>
         <w:pStyle w:val="BodyText"/>
       </w:pPr>
-      <w:ins w:id="677" w:author="PR Preview" w:date="2026-01-01T00:00:00Z">
+      <w:ins w:id="686" w:author="PR Preview" w:date="2026-01-01T00:00:00Z">
         <w:r>
           <w:rPr>
             <w:b/>
@@ -46142,17 +45964,17 @@
           <w:t xml:space="preserve">Theorem 12 (A variance matrix is symmetric and positive semidefinite)</w:t>
         </w:r>
       </w:ins>
-      <w:ins w:id="678" w:author="PR Preview" w:date="2026-01-01T00:00:00Z">
+      <w:ins w:id="687" w:author="PR Preview" w:date="2026-01-01T00:00:00Z">
         <w:r>
           <w:t xml:space="preserve"> </w:t>
         </w:r>
       </w:ins>
-      <w:ins w:id="679" w:author="PR Preview" w:date="2026-01-01T00:00:00Z">
+      <w:ins w:id="688" w:author="PR Preview" w:date="2026-01-01T00:00:00Z">
         <w:r>
           <w:t xml:space="preserve">For a</w:t>
         </w:r>
       </w:ins>
-      <w:ins w:id="680" w:author="PR Preview" w:date="2026-01-01T00:00:00Z">
+      <w:ins w:id="689" w:author="PR Preview" w:date="2026-01-01T00:00:00Z">
         <w:r>
           <w:t xml:space="preserve"> </w:t>
         </w:r>
@@ -46171,17 +45993,17 @@
           <m:t>1</m:t>
         </m:r>
       </m:oMath>
-      <w:ins w:id="681" w:author="PR Preview" w:date="2026-01-01T00:00:00Z">
+      <w:ins w:id="690" w:author="PR Preview" w:date="2026-01-01T00:00:00Z">
         <w:r>
           <w:t xml:space="preserve"> </w:t>
         </w:r>
       </w:ins>
-      <w:ins w:id="682" w:author="PR Preview" w:date="2026-01-01T00:00:00Z">
+      <w:ins w:id="691" w:author="PR Preview" w:date="2026-01-01T00:00:00Z">
         <w:r>
           <w:t xml:space="preserve">random vector</w:t>
         </w:r>
       </w:ins>
-      <w:ins w:id="683" w:author="PR Preview" w:date="2026-01-01T00:00:00Z">
+      <w:ins w:id="692" w:author="PR Preview" w:date="2026-01-01T00:00:00Z">
         <w:r>
           <w:t xml:space="preserve"> </w:t>
         </w:r>
@@ -46270,17 +46092,17 @@
           </m:sup>
         </m:sSup>
       </m:oMath>
-      <w:ins w:id="684" w:author="PR Preview" w:date="2026-01-01T00:00:00Z">
+      <w:ins w:id="693" w:author="PR Preview" w:date="2026-01-01T00:00:00Z">
         <w:r>
           <w:t xml:space="preserve"> </w:t>
         </w:r>
       </w:ins>
-      <w:ins w:id="685" w:author="PR Preview" w:date="2026-01-01T00:00:00Z">
+      <w:ins w:id="694" w:author="PR Preview" w:date="2026-01-01T00:00:00Z">
         <w:r>
           <w:t xml:space="preserve">with</w:t>
         </w:r>
       </w:ins>
-      <w:ins w:id="686" w:author="PR Preview" w:date="2026-01-01T00:00:00Z">
+      <w:ins w:id="695" w:author="PR Preview" w:date="2026-01-01T00:00:00Z">
         <w:r>
           <w:t xml:space="preserve"> </w:t>
         </w:r>
@@ -46338,17 +46160,17 @@
           <m:t>∞</m:t>
         </m:r>
       </m:oMath>
-      <w:ins w:id="687" w:author="PR Preview" w:date="2026-01-01T00:00:00Z">
+      <w:ins w:id="696" w:author="PR Preview" w:date="2026-01-01T00:00:00Z">
         <w:r>
           <w:t xml:space="preserve"> </w:t>
         </w:r>
       </w:ins>
-      <w:ins w:id="688" w:author="PR Preview" w:date="2026-01-01T00:00:00Z">
+      <w:ins w:id="697" w:author="PR Preview" w:date="2026-01-01T00:00:00Z">
         <w:r>
           <w:t xml:space="preserve">for every</w:t>
         </w:r>
       </w:ins>
-      <w:ins w:id="689" w:author="PR Preview" w:date="2026-01-01T00:00:00Z">
+      <w:ins w:id="698" w:author="PR Preview" w:date="2026-01-01T00:00:00Z">
         <w:r>
           <w:t xml:space="preserve"> </w:t>
         </w:r>
@@ -46358,12 +46180,12 @@
           <m:t>i</m:t>
         </m:r>
       </m:oMath>
-      <w:ins w:id="690" w:author="PR Preview" w:date="2026-01-01T00:00:00Z">
+      <w:ins w:id="699" w:author="PR Preview" w:date="2026-01-01T00:00:00Z">
         <w:r>
           <w:t xml:space="preserve">,</w:t>
         </w:r>
       </w:ins>
-      <w:ins w:id="691" w:author="PR Preview" w:date="2026-01-01T00:00:00Z">
+      <w:ins w:id="700" w:author="PR Preview" w:date="2026-01-01T00:00:00Z">
         <w:r>
           <w:t xml:space="preserve"> </w:t>
         </w:r>
@@ -46402,23 +46224,23 @@
           <m:t>​</m:t>
         </m:r>
       </m:oMath>
-      <w:ins w:id="692" w:author="PR Preview" w:date="2026-01-01T00:00:00Z">
+      <w:ins w:id="701" w:author="PR Preview" w:date="2026-01-01T00:00:00Z">
         <w:r>
           <w:t xml:space="preserve"> </w:t>
         </w:r>
       </w:ins>
-      <w:ins w:id="693" w:author="PR Preview" w:date="2026-01-01T00:00:00Z">
+      <w:ins w:id="702" w:author="PR Preview" w:date="2026-01-01T00:00:00Z">
         <w:r>
           <w:t xml:space="preserve">is</w:t>
         </w:r>
       </w:ins>
-      <w:ins w:id="694" w:author="PR Preview" w:date="2026-01-01T00:00:00Z">
+      <w:ins w:id="703" w:author="PR Preview" w:date="2026-01-01T00:00:00Z">
         <w:r>
           <w:t xml:space="preserve"> </w:t>
         </w:r>
       </w:ins>
       <w:hyperlink r:id="rId86">
-        <w:ins w:id="695" w:author="PR Preview" w:date="2026-01-01T00:00:00Z">
+        <w:ins w:id="704" w:author="PR Preview" w:date="2026-01-01T00:00:00Z">
           <w:r>
             <w:rPr>
               <w:rStyle w:val="Hyperlink"/>
@@ -46427,23 +46249,23 @@
           </w:r>
         </w:ins>
       </w:hyperlink>
-      <w:ins w:id="696" w:author="PR Preview" w:date="2026-01-01T00:00:00Z">
+      <w:ins w:id="705" w:author="PR Preview" w:date="2026-01-01T00:00:00Z">
         <w:r>
           <w:t xml:space="preserve"> </w:t>
         </w:r>
       </w:ins>
-      <w:ins w:id="697" w:author="PR Preview" w:date="2026-01-01T00:00:00Z">
+      <w:ins w:id="706" w:author="PR Preview" w:date="2026-01-01T00:00:00Z">
         <w:r>
           <w:t xml:space="preserve">and</w:t>
         </w:r>
       </w:ins>
-      <w:ins w:id="698" w:author="PR Preview" w:date="2026-01-01T00:00:00Z">
+      <w:ins w:id="707" w:author="PR Preview" w:date="2026-01-01T00:00:00Z">
         <w:r>
           <w:t xml:space="preserve"> </w:t>
         </w:r>
       </w:ins>
       <w:hyperlink r:id="rId87">
-        <w:ins w:id="699" w:author="PR Preview" w:date="2026-01-01T00:00:00Z">
+        <w:ins w:id="708" w:author="PR Preview" w:date="2026-01-01T00:00:00Z">
           <w:r>
             <w:rPr>
               <w:rStyle w:val="Hyperlink"/>
@@ -46452,22 +46274,22 @@
           </w:r>
         </w:ins>
       </w:hyperlink>
-      <w:ins w:id="700" w:author="PR Preview" w:date="2026-01-01T00:00:00Z">
+      <w:ins w:id="709" w:author="PR Preview" w:date="2026-01-01T00:00:00Z">
         <w:r>
           <w:t xml:space="preserve">:</w:t>
         </w:r>
       </w:ins>
-      <w:ins w:id="701" w:author="PR Preview" w:date="2026-01-01T00:00:00Z">
+      <w:ins w:id="710" w:author="PR Preview" w:date="2026-01-01T00:00:00Z">
         <w:r>
           <w:t xml:space="preserve"> </w:t>
         </w:r>
       </w:ins>
-      <w:ins w:id="702" w:author="PR Preview" w:date="2026-01-01T00:00:00Z">
+      <w:ins w:id="711" w:author="PR Preview" w:date="2026-01-01T00:00:00Z">
         <w:r>
           <w:t xml:space="preserve">for every</w:t>
         </w:r>
       </w:ins>
-      <w:ins w:id="703" w:author="PR Preview" w:date="2026-01-01T00:00:00Z">
+      <w:ins w:id="712" w:author="PR Preview" w:date="2026-01-01T00:00:00Z">
         <w:r>
           <w:t xml:space="preserve"> </w:t>
         </w:r>
@@ -46486,17 +46308,17 @@
           <m:t>1</m:t>
         </m:r>
       </m:oMath>
-      <w:ins w:id="704" w:author="PR Preview" w:date="2026-01-01T00:00:00Z">
+      <w:ins w:id="713" w:author="PR Preview" w:date="2026-01-01T00:00:00Z">
         <w:r>
           <w:t xml:space="preserve"> </w:t>
         </w:r>
       </w:ins>
-      <w:ins w:id="705" w:author="PR Preview" w:date="2026-01-01T00:00:00Z">
+      <w:ins w:id="714" w:author="PR Preview" w:date="2026-01-01T00:00:00Z">
         <w:r>
           <w:t xml:space="preserve">vector of constants</w:t>
         </w:r>
       </w:ins>
-      <w:ins w:id="706" w:author="PR Preview" w:date="2026-01-01T00:00:00Z">
+      <w:ins w:id="715" w:author="PR Preview" w:date="2026-01-01T00:00:00Z">
         <w:r>
           <w:t xml:space="preserve"> </w:t>
         </w:r>
@@ -46513,7 +46335,7 @@
           </m:e>
         </m:acc>
       </m:oMath>
-      <w:ins w:id="707" w:author="PR Preview" w:date="2026-01-01T00:00:00Z">
+      <w:ins w:id="716" w:author="PR Preview" w:date="2026-01-01T00:00:00Z">
         <w:r>
           <w:t xml:space="preserve">,</w:t>
         </w:r>
@@ -46609,7 +46431,7 @@
       <w:pPr>
         <w:pStyle w:val="FirstParagraph"/>
       </w:pPr>
-      <w:ins w:id="708" w:author="PR Preview" w:date="2026-01-01T00:00:00Z">
+      <w:ins w:id="717" w:author="PR Preview" w:date="2026-01-01T00:00:00Z">
         <w:r>
           <w:rPr>
             <w:i/>
@@ -46618,23 +46440,23 @@
           <w:t xml:space="preserve">Proof</w:t>
         </w:r>
       </w:ins>
-      <w:ins w:id="709" w:author="PR Preview" w:date="2026-01-01T00:00:00Z">
+      <w:ins w:id="718" w:author="PR Preview" w:date="2026-01-01T00:00:00Z">
         <w:r>
           <w:t xml:space="preserve">. </w:t>
         </w:r>
       </w:ins>
-      <w:ins w:id="710" w:author="PR Preview" w:date="2026-01-01T00:00:00Z">
+      <w:ins w:id="719" w:author="PR Preview" w:date="2026-01-01T00:00:00Z">
         <w:r>
           <w:t xml:space="preserve">By</w:t>
         </w:r>
       </w:ins>
-      <w:ins w:id="711" w:author="PR Preview" w:date="2026-01-01T00:00:00Z">
+      <w:ins w:id="720" w:author="PR Preview" w:date="2026-01-01T00:00:00Z">
         <w:r>
           <w:t xml:space="preserve"> </w:t>
         </w:r>
       </w:ins>
       <w:hyperlink w:anchor="thm-vcov-elements">
-        <w:ins w:id="712" w:author="PR Preview" w:date="2026-01-01T00:00:00Z">
+        <w:ins w:id="721" w:author="PR Preview" w:date="2026-01-01T00:00:00Z">
           <w:r>
             <w:rPr>
               <w:rStyle w:val="Hyperlink"/>
@@ -46643,12 +46465,12 @@
           </w:r>
         </w:ins>
       </w:hyperlink>
-      <w:ins w:id="713" w:author="PR Preview" w:date="2026-01-01T00:00:00Z">
+      <w:ins w:id="722" w:author="PR Preview" w:date="2026-01-01T00:00:00Z">
         <w:r>
           <w:t xml:space="preserve">, the</w:t>
         </w:r>
       </w:ins>
-      <w:ins w:id="714" w:author="PR Preview" w:date="2026-01-01T00:00:00Z">
+      <w:ins w:id="723" w:author="PR Preview" w:date="2026-01-01T00:00:00Z">
         <w:r>
           <w:t xml:space="preserve"> </w:t>
         </w:r>
@@ -46679,12 +46501,12 @@
           <m:t>)</m:t>
         </m:r>
       </m:oMath>
-      <w:ins w:id="715" w:author="PR Preview" w:date="2026-01-01T00:00:00Z">
+      <w:ins w:id="724" w:author="PR Preview" w:date="2026-01-01T00:00:00Z">
         <w:r>
           <w:t xml:space="preserve">-th element of</w:t>
         </w:r>
       </w:ins>
-      <w:ins w:id="716" w:author="PR Preview" w:date="2026-01-01T00:00:00Z">
+      <w:ins w:id="725" w:author="PR Preview" w:date="2026-01-01T00:00:00Z">
         <w:r>
           <w:t xml:space="preserve"> </w:t>
         </w:r>
@@ -46723,17 +46545,17 @@
           <m:t>​</m:t>
         </m:r>
       </m:oMath>
-      <w:ins w:id="717" w:author="PR Preview" w:date="2026-01-01T00:00:00Z">
+      <w:ins w:id="726" w:author="PR Preview" w:date="2026-01-01T00:00:00Z">
         <w:r>
           <w:t xml:space="preserve"> </w:t>
         </w:r>
       </w:ins>
-      <w:ins w:id="718" w:author="PR Preview" w:date="2026-01-01T00:00:00Z">
+      <w:ins w:id="727" w:author="PR Preview" w:date="2026-01-01T00:00:00Z">
         <w:r>
           <w:t xml:space="preserve">is</w:t>
         </w:r>
       </w:ins>
-      <w:ins w:id="719" w:author="PR Preview" w:date="2026-01-01T00:00:00Z">
+      <w:ins w:id="728" w:author="PR Preview" w:date="2026-01-01T00:00:00Z">
         <w:r>
           <w:t xml:space="preserve"> </w:t>
         </w:r>
@@ -46792,28 +46614,28 @@
           <m:t>​</m:t>
         </m:r>
       </m:oMath>
-      <w:ins w:id="720" w:author="PR Preview" w:date="2026-01-01T00:00:00Z">
+      <w:ins w:id="729" w:author="PR Preview" w:date="2026-01-01T00:00:00Z">
         <w:r>
           <w:t xml:space="preserve">,</w:t>
         </w:r>
       </w:ins>
-      <w:ins w:id="721" w:author="PR Preview" w:date="2026-01-01T00:00:00Z">
+      <w:ins w:id="730" w:author="PR Preview" w:date="2026-01-01T00:00:00Z">
         <w:r>
           <w:t xml:space="preserve"> </w:t>
         </w:r>
       </w:ins>
-      <w:ins w:id="722" w:author="PR Preview" w:date="2026-01-01T00:00:00Z">
+      <w:ins w:id="731" w:author="PR Preview" w:date="2026-01-01T00:00:00Z">
         <w:r>
           <w:t xml:space="preserve">and by</w:t>
         </w:r>
       </w:ins>
-      <w:ins w:id="723" w:author="PR Preview" w:date="2026-01-01T00:00:00Z">
+      <w:ins w:id="732" w:author="PR Preview" w:date="2026-01-01T00:00:00Z">
         <w:r>
           <w:t xml:space="preserve"> </w:t>
         </w:r>
       </w:ins>
       <w:hyperlink w:anchor="def-cov">
-        <w:ins w:id="724" w:author="PR Preview" w:date="2026-01-01T00:00:00Z">
+        <w:ins w:id="733" w:author="PR Preview" w:date="2026-01-01T00:00:00Z">
           <w:r>
             <w:rPr>
               <w:rStyle w:val="Hyperlink"/>
@@ -46822,12 +46644,12 @@
           </w:r>
         </w:ins>
       </w:hyperlink>
-      <w:ins w:id="725" w:author="PR Preview" w:date="2026-01-01T00:00:00Z">
+      <w:ins w:id="734" w:author="PR Preview" w:date="2026-01-01T00:00:00Z">
         <w:r>
           <w:t xml:space="preserve">, with</w:t>
         </w:r>
       </w:ins>
-      <w:ins w:id="726" w:author="PR Preview" w:date="2026-01-01T00:00:00Z">
+      <w:ins w:id="735" w:author="PR Preview" w:date="2026-01-01T00:00:00Z">
         <w:r>
           <w:t xml:space="preserve"> </w:t>
         </w:r>
@@ -46886,7 +46708,7 @@
           <m:t>​</m:t>
         </m:r>
       </m:oMath>
-      <w:ins w:id="727" w:author="PR Preview" w:date="2026-01-01T00:00:00Z">
+      <w:ins w:id="736" w:author="PR Preview" w:date="2026-01-01T00:00:00Z">
         <w:r>
           <w:t xml:space="preserve">:</w:t>
         </w:r>
@@ -47802,18 +47624,18 @@
       <w:pPr>
         <w:pStyle w:val="FirstParagraph"/>
       </w:pPr>
-      <w:del w:id="728" w:author="PR Preview" w:date="2026-01-01T00:00:00Z">
+      <w:del w:id="737" w:author="PR Preview" w:date="2026-01-01T00:00:00Z">
         <w:r>
           <w:delText xml:space="preserve">The first step is</w:delText>
         </w:r>
       </w:del>
-      <w:del w:id="729" w:author="PR Preview" w:date="2026-01-01T00:00:00Z">
+      <w:del w:id="738" w:author="PR Preview" w:date="2026-01-01T00:00:00Z">
         <w:r>
           <w:delText xml:space="preserve"> </w:delText>
         </w:r>
       </w:del>
       <w:hyperlink w:anchor="thm-var-lincom">
-        <w:del w:id="730" w:author="PR Preview" w:date="2026-01-01T00:00:00Z">
+        <w:del w:id="739" w:author="PR Preview" w:date="2026-01-01T00:00:00Z">
           <w:r>
             <w:rPr>
               <w:rStyle w:val="Hyperlink"/>
@@ -47822,48 +47644,48 @@
           </w:r>
         </w:del>
       </w:hyperlink>
-      <w:del w:id="731" w:author="PR Preview" w:date="2026-01-01T00:00:00Z">
+      <w:del w:id="740" w:author="PR Preview" w:date="2026-01-01T00:00:00Z">
         <w:r>
           <w:delText xml:space="preserve">.</w:delText>
         </w:r>
       </w:del>
-      <w:del w:id="732" w:author="PR Preview" w:date="2026-01-01T00:00:00Z">
+      <w:del w:id="741" w:author="PR Preview" w:date="2026-01-01T00:00:00Z">
         <w:r>
           <w:delText xml:space="preserve"> </w:delText>
         </w:r>
       </w:del>
-      <w:del w:id="733" w:author="PR Preview" w:date="2026-01-01T00:00:00Z">
+      <w:del w:id="742" w:author="PR Preview" w:date="2026-01-01T00:00:00Z">
         <w:r>
           <w:delText xml:space="preserve">The last step holds because a random variable that is never negative</w:delText>
         </w:r>
       </w:del>
-      <w:del w:id="734" w:author="PR Preview" w:date="2026-01-01T00:00:00Z">
+      <w:del w:id="743" w:author="PR Preview" w:date="2026-01-01T00:00:00Z">
         <w:r>
           <w:delText xml:space="preserve"> </w:delText>
         </w:r>
       </w:del>
-      <w:del w:id="735" w:author="PR Preview" w:date="2026-01-01T00:00:00Z">
+      <w:del w:id="744" w:author="PR Preview" w:date="2026-01-01T00:00:00Z">
         <w:r>
           <w:delText xml:space="preserve">has a non-negative expectation:</w:delText>
         </w:r>
       </w:del>
-      <w:del w:id="736" w:author="PR Preview" w:date="2026-01-01T00:00:00Z">
+      <w:del w:id="745" w:author="PR Preview" w:date="2026-01-01T00:00:00Z">
         <w:r>
           <w:delText xml:space="preserve"> </w:delText>
         </w:r>
       </w:del>
-      <w:del w:id="737" w:author="PR Preview" w:date="2026-01-01T00:00:00Z">
+      <w:del w:id="746" w:author="PR Preview" w:date="2026-01-01T00:00:00Z">
         <w:r>
           <w:delText xml:space="preserve">in the discrete and continuous cases of the</w:delText>
         </w:r>
       </w:del>
-      <w:del w:id="738" w:author="PR Preview" w:date="2026-01-01T00:00:00Z">
+      <w:del w:id="747" w:author="PR Preview" w:date="2026-01-01T00:00:00Z">
         <w:r>
           <w:delText xml:space="preserve"> </w:delText>
         </w:r>
       </w:del>
       <w:hyperlink r:id="rId11">
-        <w:del w:id="739" w:author="PR Preview" w:date="2026-01-01T00:00:00Z">
+        <w:del w:id="748" w:author="PR Preview" w:date="2026-01-01T00:00:00Z">
           <w:r>
             <w:rPr>
               <w:rStyle w:val="Hyperlink"/>
@@ -47872,42 +47694,42 @@
           </w:r>
         </w:del>
       </w:hyperlink>
-      <w:del w:id="740" w:author="PR Preview" w:date="2026-01-01T00:00:00Z">
+      <w:del w:id="749" w:author="PR Preview" w:date="2026-01-01T00:00:00Z">
         <w:r>
           <w:delText xml:space="preserve">,</w:delText>
         </w:r>
       </w:del>
-      <w:del w:id="741" w:author="PR Preview" w:date="2026-01-01T00:00:00Z">
+      <w:del w:id="750" w:author="PR Preview" w:date="2026-01-01T00:00:00Z">
         <w:r>
           <w:delText xml:space="preserve"> </w:delText>
         </w:r>
       </w:del>
-      <w:del w:id="742" w:author="PR Preview" w:date="2026-01-01T00:00:00Z">
+      <w:del w:id="751" w:author="PR Preview" w:date="2026-01-01T00:00:00Z">
         <w:r>
           <w:delText xml:space="preserve">every term of the sum, or the integrand, is non-negative</w:delText>
         </w:r>
       </w:del>
-      <w:del w:id="743" w:author="PR Preview" w:date="2026-01-01T00:00:00Z">
+      <w:del w:id="752" w:author="PR Preview" w:date="2026-01-01T00:00:00Z">
         <w:r>
           <w:delText xml:space="preserve"> </w:delText>
         </w:r>
       </w:del>
-      <w:del w:id="744" w:author="PR Preview" w:date="2026-01-01T00:00:00Z">
+      <w:del w:id="753" w:author="PR Preview" w:date="2026-01-01T00:00:00Z">
         <w:r>
           <w:delText xml:space="preserve">(for the general case, see</w:delText>
         </w:r>
       </w:del>
-      <w:del w:id="745" w:author="PR Preview" w:date="2026-01-01T00:00:00Z">
+      <w:del w:id="754" w:author="PR Preview" w:date="2026-01-01T00:00:00Z">
         <w:r>
           <w:delText xml:space="preserve"> </w:delText>
         </w:r>
       </w:del>
-      <w:del w:id="746" w:author="PR Preview" w:date="2026-01-01T00:00:00Z">
+      <w:del w:id="755" w:author="PR Preview" w:date="2026-01-01T00:00:00Z">
         <w:r>
           <w:delText xml:space="preserve">Billingsley (1995)</w:delText>
         </w:r>
       </w:del>
-      <w:del w:id="747" w:author="PR Preview" w:date="2026-01-01T00:00:00Z">
+      <w:del w:id="756" w:author="PR Preview" w:date="2026-01-01T00:00:00Z">
         <w:r>
           <w:delText xml:space="preserve">).</w:delText>
         </w:r>
@@ -47917,18 +47739,18 @@
       <w:pPr>
         <w:pStyle w:val="FirstParagraph"/>
       </w:pPr>
-      <w:ins w:id="748" w:author="PR Preview" w:date="2026-01-01T00:00:00Z">
+      <w:ins w:id="757" w:author="PR Preview" w:date="2026-01-01T00:00:00Z">
         <w:r>
           <w:t xml:space="preserve">The first step is</w:t>
         </w:r>
       </w:ins>
-      <w:ins w:id="749" w:author="PR Preview" w:date="2026-01-01T00:00:00Z">
+      <w:ins w:id="758" w:author="PR Preview" w:date="2026-01-01T00:00:00Z">
         <w:r>
           <w:t xml:space="preserve"> </w:t>
         </w:r>
       </w:ins>
       <w:hyperlink w:anchor="thm-var-lincom">
-        <w:ins w:id="750" w:author="PR Preview" w:date="2026-01-01T00:00:00Z">
+        <w:ins w:id="759" w:author="PR Preview" w:date="2026-01-01T00:00:00Z">
           <w:r>
             <w:rPr>
               <w:rStyle w:val="Hyperlink"/>
@@ -47937,48 +47759,48 @@
           </w:r>
         </w:ins>
       </w:hyperlink>
-      <w:ins w:id="751" w:author="PR Preview" w:date="2026-01-01T00:00:00Z">
+      <w:ins w:id="760" w:author="PR Preview" w:date="2026-01-01T00:00:00Z">
         <w:r>
           <w:t xml:space="preserve">.</w:t>
         </w:r>
       </w:ins>
-      <w:ins w:id="752" w:author="PR Preview" w:date="2026-01-01T00:00:00Z">
+      <w:ins w:id="761" w:author="PR Preview" w:date="2026-01-01T00:00:00Z">
         <w:r>
           <w:t xml:space="preserve"> </w:t>
         </w:r>
       </w:ins>
-      <w:ins w:id="753" w:author="PR Preview" w:date="2026-01-01T00:00:00Z">
+      <w:ins w:id="762" w:author="PR Preview" w:date="2026-01-01T00:00:00Z">
         <w:r>
           <w:t xml:space="preserve">The last step holds because a random variable that is never negative</w:t>
         </w:r>
       </w:ins>
-      <w:ins w:id="754" w:author="PR Preview" w:date="2026-01-01T00:00:00Z">
+      <w:ins w:id="763" w:author="PR Preview" w:date="2026-01-01T00:00:00Z">
         <w:r>
           <w:t xml:space="preserve"> </w:t>
         </w:r>
       </w:ins>
-      <w:ins w:id="755" w:author="PR Preview" w:date="2026-01-01T00:00:00Z">
+      <w:ins w:id="764" w:author="PR Preview" w:date="2026-01-01T00:00:00Z">
         <w:r>
           <w:t xml:space="preserve">has a non-negative expectation:</w:t>
         </w:r>
       </w:ins>
-      <w:ins w:id="756" w:author="PR Preview" w:date="2026-01-01T00:00:00Z">
+      <w:ins w:id="765" w:author="PR Preview" w:date="2026-01-01T00:00:00Z">
         <w:r>
           <w:t xml:space="preserve"> </w:t>
         </w:r>
       </w:ins>
-      <w:ins w:id="757" w:author="PR Preview" w:date="2026-01-01T00:00:00Z">
+      <w:ins w:id="766" w:author="PR Preview" w:date="2026-01-01T00:00:00Z">
         <w:r>
           <w:t xml:space="preserve">in the discrete and continuous cases of the</w:t>
         </w:r>
       </w:ins>
-      <w:ins w:id="758" w:author="PR Preview" w:date="2026-01-01T00:00:00Z">
+      <w:ins w:id="767" w:author="PR Preview" w:date="2026-01-01T00:00:00Z">
         <w:r>
           <w:t xml:space="preserve"> </w:t>
         </w:r>
       </w:ins>
       <w:hyperlink r:id="rId11">
-        <w:ins w:id="759" w:author="PR Preview" w:date="2026-01-01T00:00:00Z">
+        <w:ins w:id="768" w:author="PR Preview" w:date="2026-01-01T00:00:00Z">
           <w:r>
             <w:rPr>
               <w:rStyle w:val="Hyperlink"/>
@@ -47987,42 +47809,42 @@
           </w:r>
         </w:ins>
       </w:hyperlink>
-      <w:ins w:id="760" w:author="PR Preview" w:date="2026-01-01T00:00:00Z">
+      <w:ins w:id="769" w:author="PR Preview" w:date="2026-01-01T00:00:00Z">
         <w:r>
           <w:t xml:space="preserve">,</w:t>
         </w:r>
       </w:ins>
-      <w:ins w:id="761" w:author="PR Preview" w:date="2026-01-01T00:00:00Z">
+      <w:ins w:id="770" w:author="PR Preview" w:date="2026-01-01T00:00:00Z">
         <w:r>
           <w:t xml:space="preserve"> </w:t>
         </w:r>
       </w:ins>
-      <w:ins w:id="762" w:author="PR Preview" w:date="2026-01-01T00:00:00Z">
+      <w:ins w:id="771" w:author="PR Preview" w:date="2026-01-01T00:00:00Z">
         <w:r>
           <w:t xml:space="preserve">every term of the sum, or the integrand, is non-negative</w:t>
         </w:r>
       </w:ins>
-      <w:ins w:id="763" w:author="PR Preview" w:date="2026-01-01T00:00:00Z">
+      <w:ins w:id="772" w:author="PR Preview" w:date="2026-01-01T00:00:00Z">
         <w:r>
           <w:t xml:space="preserve"> </w:t>
         </w:r>
       </w:ins>
-      <w:ins w:id="764" w:author="PR Preview" w:date="2026-01-01T00:00:00Z">
+      <w:ins w:id="773" w:author="PR Preview" w:date="2026-01-01T00:00:00Z">
         <w:r>
           <w:t xml:space="preserve">(for the general case, see</w:t>
         </w:r>
       </w:ins>
-      <w:ins w:id="765" w:author="PR Preview" w:date="2026-01-01T00:00:00Z">
+      <w:ins w:id="774" w:author="PR Preview" w:date="2026-01-01T00:00:00Z">
         <w:r>
           <w:t xml:space="preserve"> </w:t>
         </w:r>
       </w:ins>
-      <w:ins w:id="766" w:author="PR Preview" w:date="2026-01-01T00:00:00Z">
+      <w:ins w:id="775" w:author="PR Preview" w:date="2026-01-01T00:00:00Z">
         <w:r>
           <w:t xml:space="preserve">Billingsley (1995)</w:t>
         </w:r>
       </w:ins>
-      <w:ins w:id="767" w:author="PR Preview" w:date="2026-01-01T00:00:00Z">
+      <w:ins w:id="776" w:author="PR Preview" w:date="2026-01-01T00:00:00Z">
         <w:r>
           <w:t xml:space="preserve">).</w:t>
         </w:r>
@@ -49663,18 +49485,18 @@
       <w:pPr>
         <w:pStyle w:val="FirstParagraph"/>
       </w:pPr>
-      <w:del w:id="768" w:author="PR Preview" w:date="2026-01-01T00:00:00Z">
+      <w:del w:id="777" w:author="PR Preview" w:date="2026-01-01T00:00:00Z">
         <w:r>
           <w:delText xml:space="preserve">Since the means are 0,</w:delText>
         </w:r>
       </w:del>
-      <w:del w:id="769" w:author="PR Preview" w:date="2026-01-01T00:00:00Z">
+      <w:del w:id="778" w:author="PR Preview" w:date="2026-01-01T00:00:00Z">
         <w:r>
           <w:delText xml:space="preserve"> </w:delText>
         </w:r>
       </w:del>
       <w:hyperlink w:anchor="thm-vcov-elements">
-        <w:del w:id="770" w:author="PR Preview" w:date="2026-01-01T00:00:00Z">
+        <w:del w:id="779" w:author="PR Preview" w:date="2026-01-01T00:00:00Z">
           <w:r>
             <w:rPr>
               <w:rStyle w:val="Hyperlink"/>
@@ -49683,23 +49505,23 @@
           </w:r>
         </w:del>
       </w:hyperlink>
-      <w:del w:id="771" w:author="PR Preview" w:date="2026-01-01T00:00:00Z">
+      <w:del w:id="780" w:author="PR Preview" w:date="2026-01-01T00:00:00Z">
         <w:r>
           <w:delText xml:space="preserve"> </w:delText>
         </w:r>
       </w:del>
-      <w:del w:id="772" w:author="PR Preview" w:date="2026-01-01T00:00:00Z">
+      <w:del w:id="781" w:author="PR Preview" w:date="2026-01-01T00:00:00Z">
         <w:r>
           <w:delText xml:space="preserve">and</w:delText>
         </w:r>
       </w:del>
-      <w:del w:id="773" w:author="PR Preview" w:date="2026-01-01T00:00:00Z">
+      <w:del w:id="782" w:author="PR Preview" w:date="2026-01-01T00:00:00Z">
         <w:r>
           <w:delText xml:space="preserve"> </w:delText>
         </w:r>
       </w:del>
       <w:hyperlink w:anchor="thm-alt-cov">
-        <w:del w:id="774" w:author="PR Preview" w:date="2026-01-01T00:00:00Z">
+        <w:del w:id="783" w:author="PR Preview" w:date="2026-01-01T00:00:00Z">
           <w:r>
             <w:rPr>
               <w:rStyle w:val="Hyperlink"/>
@@ -49708,12 +49530,12 @@
           </w:r>
         </w:del>
       </w:hyperlink>
-      <w:del w:id="775" w:author="PR Preview" w:date="2026-01-01T00:00:00Z">
+      <w:del w:id="784" w:author="PR Preview" w:date="2026-01-01T00:00:00Z">
         <w:r>
           <w:delText xml:space="preserve"> </w:delText>
         </w:r>
       </w:del>
-      <w:del w:id="776" w:author="PR Preview" w:date="2026-01-01T00:00:00Z">
+      <w:del w:id="785" w:author="PR Preview" w:date="2026-01-01T00:00:00Z">
         <w:r>
           <w:delText xml:space="preserve">give:</w:delText>
         </w:r>
@@ -49958,18 +49780,18 @@
       <w:pPr>
         <w:pStyle w:val="FirstParagraph"/>
       </w:pPr>
-      <w:del w:id="777" w:author="PR Preview" w:date="2026-01-01T00:00:00Z">
+      <w:del w:id="786" w:author="PR Preview" w:date="2026-01-01T00:00:00Z">
         <w:r>
           <w:delText xml:space="preserve">Both are symmetric.</w:delText>
         </w:r>
       </w:del>
-      <w:del w:id="778" w:author="PR Preview" w:date="2026-01-01T00:00:00Z">
+      <w:del w:id="787" w:author="PR Preview" w:date="2026-01-01T00:00:00Z">
         <w:r>
           <w:delText xml:space="preserve"> </w:delText>
         </w:r>
       </w:del>
       <w:hyperlink w:anchor="thm-var-lincom">
-        <w:del w:id="779" w:author="PR Preview" w:date="2026-01-01T00:00:00Z">
+        <w:del w:id="788" w:author="PR Preview" w:date="2026-01-01T00:00:00Z">
           <w:r>
             <w:rPr>
               <w:rStyle w:val="Hyperlink"/>
@@ -49978,17 +49800,17 @@
           </w:r>
         </w:del>
       </w:hyperlink>
-      <w:del w:id="780" w:author="PR Preview" w:date="2026-01-01T00:00:00Z">
+      <w:del w:id="789" w:author="PR Preview" w:date="2026-01-01T00:00:00Z">
         <w:r>
           <w:delText xml:space="preserve"> </w:delText>
         </w:r>
       </w:del>
-      <w:del w:id="781" w:author="PR Preview" w:date="2026-01-01T00:00:00Z">
+      <w:del w:id="790" w:author="PR Preview" w:date="2026-01-01T00:00:00Z">
         <w:r>
           <w:delText xml:space="preserve">with</w:delText>
         </w:r>
       </w:del>
-      <w:del w:id="782" w:author="PR Preview" w:date="2026-01-01T00:00:00Z">
+      <w:del w:id="791" w:author="PR Preview" w:date="2026-01-01T00:00:00Z">
         <w:r>
           <w:delText xml:space="preserve"> </w:delText>
         </w:r>
@@ -50047,17 +49869,17 @@
           </m:sup>
         </m:sSup>
       </m:oMath>
-      <w:del w:id="783" w:author="PR Preview" w:date="2026-01-01T00:00:00Z">
+      <w:del w:id="792" w:author="PR Preview" w:date="2026-01-01T00:00:00Z">
         <w:r>
           <w:delText xml:space="preserve"> </w:delText>
         </w:r>
       </w:del>
-      <w:del w:id="784" w:author="PR Preview" w:date="2026-01-01T00:00:00Z">
+      <w:del w:id="793" w:author="PR Preview" w:date="2026-01-01T00:00:00Z">
         <w:r>
           <w:delText xml:space="preserve">and</w:delText>
         </w:r>
       </w:del>
-      <w:del w:id="785" w:author="PR Preview" w:date="2026-01-01T00:00:00Z">
+      <w:del w:id="794" w:author="PR Preview" w:date="2026-01-01T00:00:00Z">
         <w:r>
           <w:delText xml:space="preserve"> </w:delText>
         </w:r>
@@ -50122,12 +49944,12 @@
           </m:sup>
         </m:sSup>
       </m:oMath>
-      <w:del w:id="786" w:author="PR Preview" w:date="2026-01-01T00:00:00Z">
+      <w:del w:id="795" w:author="PR Preview" w:date="2026-01-01T00:00:00Z">
         <w:r>
           <w:delText xml:space="preserve"> </w:delText>
         </w:r>
       </w:del>
-      <w:del w:id="787" w:author="PR Preview" w:date="2026-01-01T00:00:00Z">
+      <w:del w:id="796" w:author="PR Preview" w:date="2026-01-01T00:00:00Z">
         <w:r>
           <w:delText xml:space="preserve">gives:</w:delText>
         </w:r>
@@ -50137,18 +49959,18 @@
       <w:pPr>
         <w:pStyle w:val="FirstParagraph"/>
       </w:pPr>
-      <w:ins w:id="788" w:author="PR Preview" w:date="2026-01-01T00:00:00Z">
+      <w:ins w:id="797" w:author="PR Preview" w:date="2026-01-01T00:00:00Z">
         <w:r>
           <w:t xml:space="preserve">Since the means are 0,</w:t>
         </w:r>
       </w:ins>
-      <w:ins w:id="789" w:author="PR Preview" w:date="2026-01-01T00:00:00Z">
+      <w:ins w:id="798" w:author="PR Preview" w:date="2026-01-01T00:00:00Z">
         <w:r>
           <w:t xml:space="preserve"> </w:t>
         </w:r>
       </w:ins>
       <w:hyperlink w:anchor="thm-vcov-elements">
-        <w:ins w:id="790" w:author="PR Preview" w:date="2026-01-01T00:00:00Z">
+        <w:ins w:id="799" w:author="PR Preview" w:date="2026-01-01T00:00:00Z">
           <w:r>
             <w:rPr>
               <w:rStyle w:val="Hyperlink"/>
@@ -50157,23 +49979,23 @@
           </w:r>
         </w:ins>
       </w:hyperlink>
-      <w:ins w:id="791" w:author="PR Preview" w:date="2026-01-01T00:00:00Z">
+      <w:ins w:id="800" w:author="PR Preview" w:date="2026-01-01T00:00:00Z">
         <w:r>
           <w:t xml:space="preserve"> </w:t>
         </w:r>
       </w:ins>
-      <w:ins w:id="792" w:author="PR Preview" w:date="2026-01-01T00:00:00Z">
+      <w:ins w:id="801" w:author="PR Preview" w:date="2026-01-01T00:00:00Z">
         <w:r>
           <w:t xml:space="preserve">and</w:t>
         </w:r>
       </w:ins>
-      <w:ins w:id="793" w:author="PR Preview" w:date="2026-01-01T00:00:00Z">
+      <w:ins w:id="802" w:author="PR Preview" w:date="2026-01-01T00:00:00Z">
         <w:r>
           <w:t xml:space="preserve"> </w:t>
         </w:r>
       </w:ins>
       <w:hyperlink w:anchor="thm-alt-cov">
-        <w:ins w:id="794" w:author="PR Preview" w:date="2026-01-01T00:00:00Z">
+        <w:ins w:id="803" w:author="PR Preview" w:date="2026-01-01T00:00:00Z">
           <w:r>
             <w:rPr>
               <w:rStyle w:val="Hyperlink"/>
@@ -50182,12 +50004,12 @@
           </w:r>
         </w:ins>
       </w:hyperlink>
-      <w:ins w:id="795" w:author="PR Preview" w:date="2026-01-01T00:00:00Z">
+      <w:ins w:id="804" w:author="PR Preview" w:date="2026-01-01T00:00:00Z">
         <w:r>
           <w:t xml:space="preserve"> </w:t>
         </w:r>
       </w:ins>
-      <w:ins w:id="796" w:author="PR Preview" w:date="2026-01-01T00:00:00Z">
+      <w:ins w:id="805" w:author="PR Preview" w:date="2026-01-01T00:00:00Z">
         <w:r>
           <w:t xml:space="preserve">give:</w:t>
         </w:r>
@@ -50432,18 +50254,18 @@
       <w:pPr>
         <w:pStyle w:val="FirstParagraph"/>
       </w:pPr>
-      <w:ins w:id="797" w:author="PR Preview" w:date="2026-01-01T00:00:00Z">
+      <w:ins w:id="806" w:author="PR Preview" w:date="2026-01-01T00:00:00Z">
         <w:r>
           <w:t xml:space="preserve">Both are symmetric.</w:t>
         </w:r>
       </w:ins>
-      <w:ins w:id="798" w:author="PR Preview" w:date="2026-01-01T00:00:00Z">
+      <w:ins w:id="807" w:author="PR Preview" w:date="2026-01-01T00:00:00Z">
         <w:r>
           <w:t xml:space="preserve"> </w:t>
         </w:r>
       </w:ins>
       <w:hyperlink w:anchor="thm-var-lincom">
-        <w:ins w:id="799" w:author="PR Preview" w:date="2026-01-01T00:00:00Z">
+        <w:ins w:id="808" w:author="PR Preview" w:date="2026-01-01T00:00:00Z">
           <w:r>
             <w:rPr>
               <w:rStyle w:val="Hyperlink"/>
@@ -50452,17 +50274,17 @@
           </w:r>
         </w:ins>
       </w:hyperlink>
-      <w:ins w:id="800" w:author="PR Preview" w:date="2026-01-01T00:00:00Z">
+      <w:ins w:id="809" w:author="PR Preview" w:date="2026-01-01T00:00:00Z">
         <w:r>
           <w:t xml:space="preserve"> </w:t>
         </w:r>
       </w:ins>
-      <w:ins w:id="801" w:author="PR Preview" w:date="2026-01-01T00:00:00Z">
+      <w:ins w:id="810" w:author="PR Preview" w:date="2026-01-01T00:00:00Z">
         <w:r>
           <w:t xml:space="preserve">with</w:t>
         </w:r>
       </w:ins>
-      <w:ins w:id="802" w:author="PR Preview" w:date="2026-01-01T00:00:00Z">
+      <w:ins w:id="811" w:author="PR Preview" w:date="2026-01-01T00:00:00Z">
         <w:r>
           <w:t xml:space="preserve"> </w:t>
         </w:r>
@@ -50521,17 +50343,17 @@
           </m:sup>
         </m:sSup>
       </m:oMath>
-      <w:ins w:id="803" w:author="PR Preview" w:date="2026-01-01T00:00:00Z">
+      <w:ins w:id="812" w:author="PR Preview" w:date="2026-01-01T00:00:00Z">
         <w:r>
           <w:t xml:space="preserve"> </w:t>
         </w:r>
       </w:ins>
-      <w:ins w:id="804" w:author="PR Preview" w:date="2026-01-01T00:00:00Z">
+      <w:ins w:id="813" w:author="PR Preview" w:date="2026-01-01T00:00:00Z">
         <w:r>
           <w:t xml:space="preserve">and</w:t>
         </w:r>
       </w:ins>
-      <w:ins w:id="805" w:author="PR Preview" w:date="2026-01-01T00:00:00Z">
+      <w:ins w:id="814" w:author="PR Preview" w:date="2026-01-01T00:00:00Z">
         <w:r>
           <w:t xml:space="preserve"> </w:t>
         </w:r>
@@ -50596,12 +50418,12 @@
           </m:sup>
         </m:sSup>
       </m:oMath>
-      <w:ins w:id="806" w:author="PR Preview" w:date="2026-01-01T00:00:00Z">
+      <w:ins w:id="815" w:author="PR Preview" w:date="2026-01-01T00:00:00Z">
         <w:r>
           <w:t xml:space="preserve"> </w:t>
         </w:r>
       </w:ins>
-      <w:ins w:id="807" w:author="PR Preview" w:date="2026-01-01T00:00:00Z">
+      <w:ins w:id="816" w:author="PR Preview" w:date="2026-01-01T00:00:00Z">
         <w:r>
           <w:t xml:space="preserve">gives:</w:t>
         </w:r>
@@ -52768,7 +52590,7 @@
       <w:pPr>
         <w:pStyle w:val="BodyText"/>
       </w:pPr>
-      <w:del w:id="808" w:author="PR Preview" w:date="2026-01-01T00:00:00Z">
+      <w:del w:id="817" w:author="PR Preview" w:date="2026-01-01T00:00:00Z">
         <w:r>
           <w:rPr>
             <w:i/>
@@ -52777,23 +52599,23 @@
           <w:delText xml:space="preserve">Proof</w:delText>
         </w:r>
       </w:del>
-      <w:del w:id="809" w:author="PR Preview" w:date="2026-01-01T00:00:00Z">
+      <w:del w:id="818" w:author="PR Preview" w:date="2026-01-01T00:00:00Z">
         <w:r>
           <w:delText xml:space="preserve">. </w:delText>
         </w:r>
       </w:del>
-      <w:del w:id="810" w:author="PR Preview" w:date="2026-01-01T00:00:00Z">
+      <w:del w:id="819" w:author="PR Preview" w:date="2026-01-01T00:00:00Z">
         <w:r>
           <w:delText xml:space="preserve">By</w:delText>
         </w:r>
       </w:del>
-      <w:del w:id="811" w:author="PR Preview" w:date="2026-01-01T00:00:00Z">
+      <w:del w:id="820" w:author="PR Preview" w:date="2026-01-01T00:00:00Z">
         <w:r>
           <w:delText xml:space="preserve"> </w:delText>
         </w:r>
       </w:del>
       <w:hyperlink w:anchor="thm-vcov-elements">
-        <w:del w:id="812" w:author="PR Preview" w:date="2026-01-01T00:00:00Z">
+        <w:del w:id="821" w:author="PR Preview" w:date="2026-01-01T00:00:00Z">
           <w:r>
             <w:rPr>
               <w:rStyle w:val="Hyperlink"/>
@@ -52802,12 +52624,12 @@
           </w:r>
         </w:del>
       </w:hyperlink>
-      <w:del w:id="813" w:author="PR Preview" w:date="2026-01-01T00:00:00Z">
+      <w:del w:id="822" w:author="PR Preview" w:date="2026-01-01T00:00:00Z">
         <w:r>
           <w:delText xml:space="preserve">, the</w:delText>
         </w:r>
       </w:del>
-      <w:del w:id="814" w:author="PR Preview" w:date="2026-01-01T00:00:00Z">
+      <w:del w:id="823" w:author="PR Preview" w:date="2026-01-01T00:00:00Z">
         <w:r>
           <w:delText xml:space="preserve"> </w:delText>
         </w:r>
@@ -52838,12 +52660,12 @@
           <m:t>)</m:t>
         </m:r>
       </m:oMath>
-      <w:del w:id="815" w:author="PR Preview" w:date="2026-01-01T00:00:00Z">
+      <w:del w:id="824" w:author="PR Preview" w:date="2026-01-01T00:00:00Z">
         <w:r>
           <w:delText xml:space="preserve">-th element of</w:delText>
         </w:r>
       </w:del>
-      <w:del w:id="816" w:author="PR Preview" w:date="2026-01-01T00:00:00Z">
+      <w:del w:id="825" w:author="PR Preview" w:date="2026-01-01T00:00:00Z">
         <w:r>
           <w:delText xml:space="preserve"> </w:delText>
         </w:r>
@@ -52882,17 +52704,17 @@
           <m:t>​</m:t>
         </m:r>
       </m:oMath>
-      <w:del w:id="817" w:author="PR Preview" w:date="2026-01-01T00:00:00Z">
+      <w:del w:id="826" w:author="PR Preview" w:date="2026-01-01T00:00:00Z">
         <w:r>
           <w:delText xml:space="preserve"> </w:delText>
         </w:r>
       </w:del>
-      <w:del w:id="818" w:author="PR Preview" w:date="2026-01-01T00:00:00Z">
+      <w:del w:id="827" w:author="PR Preview" w:date="2026-01-01T00:00:00Z">
         <w:r>
           <w:delText xml:space="preserve">is</w:delText>
         </w:r>
       </w:del>
-      <w:del w:id="819" w:author="PR Preview" w:date="2026-01-01T00:00:00Z">
+      <w:del w:id="828" w:author="PR Preview" w:date="2026-01-01T00:00:00Z">
         <w:r>
           <w:delText xml:space="preserve"> </w:delText>
         </w:r>
@@ -52951,22 +52773,22 @@
           <m:t>​</m:t>
         </m:r>
       </m:oMath>
-      <w:del w:id="820" w:author="PR Preview" w:date="2026-01-01T00:00:00Z">
+      <w:del w:id="829" w:author="PR Preview" w:date="2026-01-01T00:00:00Z">
         <w:r>
           <w:delText xml:space="preserve">.</w:delText>
         </w:r>
       </w:del>
-      <w:del w:id="821" w:author="PR Preview" w:date="2026-01-01T00:00:00Z">
+      <w:del w:id="830" w:author="PR Preview" w:date="2026-01-01T00:00:00Z">
         <w:r>
           <w:delText xml:space="preserve"> </w:delText>
         </w:r>
       </w:del>
-      <w:del w:id="822" w:author="PR Preview" w:date="2026-01-01T00:00:00Z">
+      <w:del w:id="831" w:author="PR Preview" w:date="2026-01-01T00:00:00Z">
         <w:r>
           <w:delText xml:space="preserve">For</w:delText>
         </w:r>
       </w:del>
-      <w:del w:id="823" w:author="PR Preview" w:date="2026-01-01T00:00:00Z">
+      <w:del w:id="832" w:author="PR Preview" w:date="2026-01-01T00:00:00Z">
         <w:r>
           <w:delText xml:space="preserve"> </w:delText>
         </w:r>
@@ -52985,12 +52807,12 @@
           <m:t>j</m:t>
         </m:r>
       </m:oMath>
-      <w:del w:id="824" w:author="PR Preview" w:date="2026-01-01T00:00:00Z">
+      <w:del w:id="833" w:author="PR Preview" w:date="2026-01-01T00:00:00Z">
         <w:r>
           <w:delText xml:space="preserve">,</w:delText>
         </w:r>
       </w:del>
-      <w:del w:id="825" w:author="PR Preview" w:date="2026-01-01T00:00:00Z">
+      <w:del w:id="834" w:author="PR Preview" w:date="2026-01-01T00:00:00Z">
         <w:r>
           <w:delText xml:space="preserve"> </w:delText>
         </w:r>
@@ -53009,17 +52831,17 @@
           </m:sub>
         </m:sSub>
       </m:oMath>
-      <w:del w:id="826" w:author="PR Preview" w:date="2026-01-01T00:00:00Z">
+      <w:del w:id="835" w:author="PR Preview" w:date="2026-01-01T00:00:00Z">
         <w:r>
           <w:delText xml:space="preserve"> </w:delText>
         </w:r>
       </w:del>
-      <w:del w:id="827" w:author="PR Preview" w:date="2026-01-01T00:00:00Z">
+      <w:del w:id="836" w:author="PR Preview" w:date="2026-01-01T00:00:00Z">
         <w:r>
           <w:delText xml:space="preserve">and</w:delText>
         </w:r>
       </w:del>
-      <w:del w:id="828" w:author="PR Preview" w:date="2026-01-01T00:00:00Z">
+      <w:del w:id="837" w:author="PR Preview" w:date="2026-01-01T00:00:00Z">
         <w:r>
           <w:delText xml:space="preserve"> </w:delText>
         </w:r>
@@ -53038,27 +52860,27 @@
           </m:sub>
         </m:sSub>
       </m:oMath>
-      <w:del w:id="829" w:author="PR Preview" w:date="2026-01-01T00:00:00Z">
+      <w:del w:id="838" w:author="PR Preview" w:date="2026-01-01T00:00:00Z">
         <w:r>
           <w:delText xml:space="preserve"> </w:delText>
         </w:r>
       </w:del>
-      <w:del w:id="830" w:author="PR Preview" w:date="2026-01-01T00:00:00Z">
+      <w:del w:id="839" w:author="PR Preview" w:date="2026-01-01T00:00:00Z">
         <w:r>
           <w:delText xml:space="preserve">are independent,</w:delText>
         </w:r>
       </w:del>
-      <w:del w:id="831" w:author="PR Preview" w:date="2026-01-01T00:00:00Z">
+      <w:del w:id="840" w:author="PR Preview" w:date="2026-01-01T00:00:00Z">
         <w:r>
           <w:delText xml:space="preserve"> </w:delText>
         </w:r>
       </w:del>
-      <w:del w:id="832" w:author="PR Preview" w:date="2026-01-01T00:00:00Z">
+      <w:del w:id="841" w:author="PR Preview" w:date="2026-01-01T00:00:00Z">
         <w:r>
           <w:delText xml:space="preserve">so</w:delText>
         </w:r>
       </w:del>
-      <w:del w:id="833" w:author="PR Preview" w:date="2026-01-01T00:00:00Z">
+      <w:del w:id="842" w:author="PR Preview" w:date="2026-01-01T00:00:00Z">
         <w:r>
           <w:delText xml:space="preserve"> </w:delText>
         </w:r>
@@ -53126,23 +52948,23 @@
           <m:t>0</m:t>
         </m:r>
       </m:oMath>
-      <w:del w:id="834" w:author="PR Preview" w:date="2026-01-01T00:00:00Z">
+      <w:del w:id="843" w:author="PR Preview" w:date="2026-01-01T00:00:00Z">
         <w:r>
           <w:delText xml:space="preserve"> </w:delText>
         </w:r>
       </w:del>
-      <w:del w:id="835" w:author="PR Preview" w:date="2026-01-01T00:00:00Z">
+      <w:del w:id="844" w:author="PR Preview" w:date="2026-01-01T00:00:00Z">
         <w:r>
           <w:delText xml:space="preserve">by</w:delText>
         </w:r>
       </w:del>
-      <w:del w:id="836" w:author="PR Preview" w:date="2026-01-01T00:00:00Z">
+      <w:del w:id="845" w:author="PR Preview" w:date="2026-01-01T00:00:00Z">
         <w:r>
           <w:delText xml:space="preserve"> </w:delText>
         </w:r>
       </w:del>
       <w:hyperlink w:anchor="thm-indpt-uncorrelated">
-        <w:del w:id="837" w:author="PR Preview" w:date="2026-01-01T00:00:00Z">
+        <w:del w:id="846" w:author="PR Preview" w:date="2026-01-01T00:00:00Z">
           <w:r>
             <w:rPr>
               <w:rStyle w:val="Hyperlink"/>
@@ -53151,22 +52973,22 @@
           </w:r>
         </w:del>
       </w:hyperlink>
-      <w:del w:id="838" w:author="PR Preview" w:date="2026-01-01T00:00:00Z">
+      <w:del w:id="847" w:author="PR Preview" w:date="2026-01-01T00:00:00Z">
         <w:r>
           <w:delText xml:space="preserve">.</w:delText>
         </w:r>
       </w:del>
-      <w:del w:id="839" w:author="PR Preview" w:date="2026-01-01T00:00:00Z">
+      <w:del w:id="848" w:author="PR Preview" w:date="2026-01-01T00:00:00Z">
         <w:r>
           <w:delText xml:space="preserve"> </w:delText>
         </w:r>
       </w:del>
-      <w:del w:id="840" w:author="PR Preview" w:date="2026-01-01T00:00:00Z">
+      <w:del w:id="849" w:author="PR Preview" w:date="2026-01-01T00:00:00Z">
         <w:r>
           <w:delText xml:space="preserve">The</w:delText>
         </w:r>
       </w:del>
-      <w:del w:id="841" w:author="PR Preview" w:date="2026-01-01T00:00:00Z">
+      <w:del w:id="850" w:author="PR Preview" w:date="2026-01-01T00:00:00Z">
         <w:r>
           <w:delText xml:space="preserve"> </w:delText>
         </w:r>
@@ -53197,12 +53019,12 @@
           <m:t>)</m:t>
         </m:r>
       </m:oMath>
-      <w:del w:id="842" w:author="PR Preview" w:date="2026-01-01T00:00:00Z">
+      <w:del w:id="851" w:author="PR Preview" w:date="2026-01-01T00:00:00Z">
         <w:r>
           <w:delText xml:space="preserve">-th element is</w:delText>
         </w:r>
       </w:del>
-      <w:del w:id="843" w:author="PR Preview" w:date="2026-01-01T00:00:00Z">
+      <w:del w:id="852" w:author="PR Preview" w:date="2026-01-01T00:00:00Z">
         <w:r>
           <w:delText xml:space="preserve"> </w:delText>
         </w:r>
@@ -53301,23 +53123,23 @@
           <m:t>​</m:t>
         </m:r>
       </m:oMath>
-      <w:del w:id="844" w:author="PR Preview" w:date="2026-01-01T00:00:00Z">
+      <w:del w:id="853" w:author="PR Preview" w:date="2026-01-01T00:00:00Z">
         <w:r>
           <w:delText xml:space="preserve"> </w:delText>
         </w:r>
       </w:del>
-      <w:del w:id="845" w:author="PR Preview" w:date="2026-01-01T00:00:00Z">
+      <w:del w:id="854" w:author="PR Preview" w:date="2026-01-01T00:00:00Z">
         <w:r>
           <w:delText xml:space="preserve">by</w:delText>
         </w:r>
       </w:del>
-      <w:del w:id="846" w:author="PR Preview" w:date="2026-01-01T00:00:00Z">
+      <w:del w:id="855" w:author="PR Preview" w:date="2026-01-01T00:00:00Z">
         <w:r>
           <w:delText xml:space="preserve"> </w:delText>
         </w:r>
       </w:del>
       <w:hyperlink w:anchor="lem-cov-xx">
-        <w:del w:id="847" w:author="PR Preview" w:date="2026-01-01T00:00:00Z">
+        <w:del w:id="856" w:author="PR Preview" w:date="2026-01-01T00:00:00Z">
           <w:r>
             <w:rPr>
               <w:rStyle w:val="Hyperlink"/>
@@ -53326,7 +53148,7 @@
           </w:r>
         </w:del>
       </w:hyperlink>
-      <w:del w:id="848" w:author="PR Preview" w:date="2026-01-01T00:00:00Z">
+      <w:del w:id="857" w:author="PR Preview" w:date="2026-01-01T00:00:00Z">
         <w:r>
           <w:delText xml:space="preserve">.</w:delText>
         </w:r>
@@ -53336,7 +53158,7 @@
       <w:pPr>
         <w:pStyle w:val="BodyText"/>
       </w:pPr>
-      <w:del w:id="849" w:author="PR Preview" w:date="2026-01-01T00:00:00Z">
+      <w:del w:id="858" w:author="PR Preview" w:date="2026-01-01T00:00:00Z">
         <w:r>
           <w:rPr>
             <w:b/>
@@ -53345,7 +53167,7 @@
           <w:delText xml:space="preserve">Theorem 12 (Correlation lies between</w:delText>
         </w:r>
       </w:del>
-      <w:del w:id="850" w:author="PR Preview" w:date="2026-01-01T00:00:00Z">
+      <w:del w:id="859" w:author="PR Preview" w:date="2026-01-01T00:00:00Z">
         <w:r>
           <w:rPr>
             <w:b/>
@@ -53365,7 +53187,7 @@
           <m:t>1</m:t>
         </m:r>
       </m:oMath>
-      <w:del w:id="851" w:author="PR Preview" w:date="2026-01-01T00:00:00Z">
+      <w:del w:id="860" w:author="PR Preview" w:date="2026-01-01T00:00:00Z">
         <w:r>
           <w:rPr>
             <w:b/>
@@ -53374,7 +53196,7 @@
           <w:delText xml:space="preserve"> </w:delText>
         </w:r>
       </w:del>
-      <w:del w:id="852" w:author="PR Preview" w:date="2026-01-01T00:00:00Z">
+      <w:del w:id="861" w:author="PR Preview" w:date="2026-01-01T00:00:00Z">
         <w:r>
           <w:rPr>
             <w:b/>
@@ -53383,7 +53205,7 @@
           <w:delText xml:space="preserve">and</w:delText>
         </w:r>
       </w:del>
-      <w:del w:id="853" w:author="PR Preview" w:date="2026-01-01T00:00:00Z">
+      <w:del w:id="862" w:author="PR Preview" w:date="2026-01-01T00:00:00Z">
         <w:r>
           <w:rPr>
             <w:b/>
@@ -53397,7 +53219,7 @@
           <m:t>1</m:t>
         </m:r>
       </m:oMath>
-      <w:del w:id="854" w:author="PR Preview" w:date="2026-01-01T00:00:00Z">
+      <w:del w:id="863" w:author="PR Preview" w:date="2026-01-01T00:00:00Z">
         <w:r>
           <w:rPr>
             <w:b/>
@@ -53406,17 +53228,17 @@
           <w:delText xml:space="preserve">)</w:delText>
         </w:r>
       </w:del>
-      <w:del w:id="855" w:author="PR Preview" w:date="2026-01-01T00:00:00Z">
+      <w:del w:id="864" w:author="PR Preview" w:date="2026-01-01T00:00:00Z">
         <w:r>
           <w:delText xml:space="preserve"> </w:delText>
         </w:r>
       </w:del>
-      <w:del w:id="856" w:author="PR Preview" w:date="2026-01-01T00:00:00Z">
+      <w:del w:id="865" w:author="PR Preview" w:date="2026-01-01T00:00:00Z">
         <w:r>
           <w:delText xml:space="preserve">If</w:delText>
         </w:r>
       </w:del>
-      <w:del w:id="857" w:author="PR Preview" w:date="2026-01-01T00:00:00Z">
+      <w:del w:id="866" w:author="PR Preview" w:date="2026-01-01T00:00:00Z">
         <w:r>
           <w:delText xml:space="preserve"> </w:delText>
         </w:r>
@@ -53426,17 +53248,17 @@
           <m:t>X</m:t>
         </m:r>
       </m:oMath>
-      <w:del w:id="858" w:author="PR Preview" w:date="2026-01-01T00:00:00Z">
+      <w:del w:id="867" w:author="PR Preview" w:date="2026-01-01T00:00:00Z">
         <w:r>
           <w:delText xml:space="preserve"> </w:delText>
         </w:r>
       </w:del>
-      <w:del w:id="859" w:author="PR Preview" w:date="2026-01-01T00:00:00Z">
+      <w:del w:id="868" w:author="PR Preview" w:date="2026-01-01T00:00:00Z">
         <w:r>
           <w:delText xml:space="preserve">and</w:delText>
         </w:r>
       </w:del>
-      <w:del w:id="860" w:author="PR Preview" w:date="2026-01-01T00:00:00Z">
+      <w:del w:id="869" w:author="PR Preview" w:date="2026-01-01T00:00:00Z">
         <w:r>
           <w:delText xml:space="preserve"> </w:delText>
         </w:r>
@@ -53446,23 +53268,23 @@
           <m:t>Y</m:t>
         </m:r>
       </m:oMath>
-      <w:del w:id="861" w:author="PR Preview" w:date="2026-01-01T00:00:00Z">
+      <w:del w:id="870" w:author="PR Preview" w:date="2026-01-01T00:00:00Z">
         <w:r>
           <w:delText xml:space="preserve"> </w:delText>
         </w:r>
       </w:del>
-      <w:del w:id="862" w:author="PR Preview" w:date="2026-01-01T00:00:00Z">
+      <w:del w:id="871" w:author="PR Preview" w:date="2026-01-01T00:00:00Z">
         <w:r>
           <w:delText xml:space="preserve">have finite, positive</w:delText>
         </w:r>
       </w:del>
-      <w:del w:id="863" w:author="PR Preview" w:date="2026-01-01T00:00:00Z">
+      <w:del w:id="872" w:author="PR Preview" w:date="2026-01-01T00:00:00Z">
         <w:r>
           <w:delText xml:space="preserve"> </w:delText>
         </w:r>
       </w:del>
       <w:hyperlink w:anchor="def-variance">
-        <w:del w:id="864" w:author="PR Preview" w:date="2026-01-01T00:00:00Z">
+        <w:del w:id="873" w:author="PR Preview" w:date="2026-01-01T00:00:00Z">
           <w:r>
             <w:rPr>
               <w:rStyle w:val="Hyperlink"/>
@@ -53471,28 +53293,28 @@
           </w:r>
         </w:del>
       </w:hyperlink>
-      <w:del w:id="865" w:author="PR Preview" w:date="2026-01-01T00:00:00Z">
+      <w:del w:id="874" w:author="PR Preview" w:date="2026-01-01T00:00:00Z">
         <w:r>
           <w:delText xml:space="preserve">,</w:delText>
         </w:r>
       </w:del>
-      <w:del w:id="866" w:author="PR Preview" w:date="2026-01-01T00:00:00Z">
+      <w:del w:id="875" w:author="PR Preview" w:date="2026-01-01T00:00:00Z">
         <w:r>
           <w:delText xml:space="preserve"> </w:delText>
         </w:r>
       </w:del>
-      <w:del w:id="867" w:author="PR Preview" w:date="2026-01-01T00:00:00Z">
+      <w:del w:id="876" w:author="PR Preview" w:date="2026-01-01T00:00:00Z">
         <w:r>
           <w:delText xml:space="preserve">then their</w:delText>
         </w:r>
       </w:del>
-      <w:del w:id="868" w:author="PR Preview" w:date="2026-01-01T00:00:00Z">
+      <w:del w:id="877" w:author="PR Preview" w:date="2026-01-01T00:00:00Z">
         <w:r>
           <w:delText xml:space="preserve"> </w:delText>
         </w:r>
       </w:del>
       <w:hyperlink w:anchor="def-correlation">
-        <w:del w:id="869" w:author="PR Preview" w:date="2026-01-01T00:00:00Z">
+        <w:del w:id="878" w:author="PR Preview" w:date="2026-01-01T00:00:00Z">
           <w:r>
             <w:rPr>
               <w:rStyle w:val="Hyperlink"/>
@@ -53501,17 +53323,17 @@
           </w:r>
         </w:del>
       </w:hyperlink>
-      <w:del w:id="870" w:author="PR Preview" w:date="2026-01-01T00:00:00Z">
+      <w:del w:id="879" w:author="PR Preview" w:date="2026-01-01T00:00:00Z">
         <w:r>
           <w:delText xml:space="preserve"> </w:delText>
         </w:r>
       </w:del>
-      <w:del w:id="871" w:author="PR Preview" w:date="2026-01-01T00:00:00Z">
+      <w:del w:id="880" w:author="PR Preview" w:date="2026-01-01T00:00:00Z">
         <w:r>
           <w:delText xml:space="preserve">lies in</w:delText>
         </w:r>
       </w:del>
-      <w:del w:id="872" w:author="PR Preview" w:date="2026-01-01T00:00:00Z">
+      <w:del w:id="881" w:author="PR Preview" w:date="2026-01-01T00:00:00Z">
         <w:r>
           <w:delText xml:space="preserve"> </w:delText>
         </w:r>
@@ -53548,17 +53370,17 @@
           <m:t>]</m:t>
         </m:r>
       </m:oMath>
-      <w:del w:id="873" w:author="PR Preview" w:date="2026-01-01T00:00:00Z">
+      <w:del w:id="882" w:author="PR Preview" w:date="2026-01-01T00:00:00Z">
         <w:r>
           <w:delText xml:space="preserve"> </w:delText>
         </w:r>
       </w:del>
-      <w:del w:id="874" w:author="PR Preview" w:date="2026-01-01T00:00:00Z">
+      <w:del w:id="883" w:author="PR Preview" w:date="2026-01-01T00:00:00Z">
         <w:r>
           <w:delText xml:space="preserve">(Casella and Berger 2002)</w:delText>
         </w:r>
       </w:del>
-      <w:del w:id="875" w:author="PR Preview" w:date="2026-01-01T00:00:00Z">
+      <w:del w:id="884" w:author="PR Preview" w:date="2026-01-01T00:00:00Z">
         <w:r>
           <w:delText xml:space="preserve">:</w:delText>
         </w:r>
@@ -53568,7 +53390,7 @@
       <w:pPr>
         <w:pStyle w:val="BodyText"/>
       </w:pPr>
-      <w:ins w:id="876" w:author="PR Preview" w:date="2026-01-01T00:00:00Z">
+      <w:ins w:id="885" w:author="PR Preview" w:date="2026-01-01T00:00:00Z">
         <w:r>
           <w:rPr>
             <w:i/>
@@ -53577,23 +53399,23 @@
           <w:t xml:space="preserve">Proof</w:t>
         </w:r>
       </w:ins>
-      <w:ins w:id="877" w:author="PR Preview" w:date="2026-01-01T00:00:00Z">
+      <w:ins w:id="886" w:author="PR Preview" w:date="2026-01-01T00:00:00Z">
         <w:r>
           <w:t xml:space="preserve">. </w:t>
         </w:r>
       </w:ins>
-      <w:ins w:id="878" w:author="PR Preview" w:date="2026-01-01T00:00:00Z">
+      <w:ins w:id="887" w:author="PR Preview" w:date="2026-01-01T00:00:00Z">
         <w:r>
           <w:t xml:space="preserve">By</w:t>
         </w:r>
       </w:ins>
-      <w:ins w:id="879" w:author="PR Preview" w:date="2026-01-01T00:00:00Z">
+      <w:ins w:id="888" w:author="PR Preview" w:date="2026-01-01T00:00:00Z">
         <w:r>
           <w:t xml:space="preserve"> </w:t>
         </w:r>
       </w:ins>
       <w:hyperlink w:anchor="thm-vcov-elements">
-        <w:ins w:id="880" w:author="PR Preview" w:date="2026-01-01T00:00:00Z">
+        <w:ins w:id="889" w:author="PR Preview" w:date="2026-01-01T00:00:00Z">
           <w:r>
             <w:rPr>
               <w:rStyle w:val="Hyperlink"/>
@@ -53602,12 +53424,12 @@
           </w:r>
         </w:ins>
       </w:hyperlink>
-      <w:ins w:id="881" w:author="PR Preview" w:date="2026-01-01T00:00:00Z">
+      <w:ins w:id="890" w:author="PR Preview" w:date="2026-01-01T00:00:00Z">
         <w:r>
           <w:t xml:space="preserve">, the</w:t>
         </w:r>
       </w:ins>
-      <w:ins w:id="882" w:author="PR Preview" w:date="2026-01-01T00:00:00Z">
+      <w:ins w:id="891" w:author="PR Preview" w:date="2026-01-01T00:00:00Z">
         <w:r>
           <w:t xml:space="preserve"> </w:t>
         </w:r>
@@ -53638,12 +53460,12 @@
           <m:t>)</m:t>
         </m:r>
       </m:oMath>
-      <w:ins w:id="883" w:author="PR Preview" w:date="2026-01-01T00:00:00Z">
+      <w:ins w:id="892" w:author="PR Preview" w:date="2026-01-01T00:00:00Z">
         <w:r>
           <w:t xml:space="preserve">-th element of</w:t>
         </w:r>
       </w:ins>
-      <w:ins w:id="884" w:author="PR Preview" w:date="2026-01-01T00:00:00Z">
+      <w:ins w:id="893" w:author="PR Preview" w:date="2026-01-01T00:00:00Z">
         <w:r>
           <w:t xml:space="preserve"> </w:t>
         </w:r>
@@ -53682,17 +53504,17 @@
           <m:t>​</m:t>
         </m:r>
       </m:oMath>
-      <w:ins w:id="885" w:author="PR Preview" w:date="2026-01-01T00:00:00Z">
+      <w:ins w:id="894" w:author="PR Preview" w:date="2026-01-01T00:00:00Z">
         <w:r>
           <w:t xml:space="preserve"> </w:t>
         </w:r>
       </w:ins>
-      <w:ins w:id="886" w:author="PR Preview" w:date="2026-01-01T00:00:00Z">
+      <w:ins w:id="895" w:author="PR Preview" w:date="2026-01-01T00:00:00Z">
         <w:r>
           <w:t xml:space="preserve">is</w:t>
         </w:r>
       </w:ins>
-      <w:ins w:id="887" w:author="PR Preview" w:date="2026-01-01T00:00:00Z">
+      <w:ins w:id="896" w:author="PR Preview" w:date="2026-01-01T00:00:00Z">
         <w:r>
           <w:t xml:space="preserve"> </w:t>
         </w:r>
@@ -53751,22 +53573,22 @@
           <m:t>​</m:t>
         </m:r>
       </m:oMath>
-      <w:ins w:id="888" w:author="PR Preview" w:date="2026-01-01T00:00:00Z">
+      <w:ins w:id="897" w:author="PR Preview" w:date="2026-01-01T00:00:00Z">
         <w:r>
           <w:t xml:space="preserve">.</w:t>
         </w:r>
       </w:ins>
-      <w:ins w:id="889" w:author="PR Preview" w:date="2026-01-01T00:00:00Z">
+      <w:ins w:id="898" w:author="PR Preview" w:date="2026-01-01T00:00:00Z">
         <w:r>
           <w:t xml:space="preserve"> </w:t>
         </w:r>
       </w:ins>
-      <w:ins w:id="890" w:author="PR Preview" w:date="2026-01-01T00:00:00Z">
+      <w:ins w:id="899" w:author="PR Preview" w:date="2026-01-01T00:00:00Z">
         <w:r>
           <w:t xml:space="preserve">For</w:t>
         </w:r>
       </w:ins>
-      <w:ins w:id="891" w:author="PR Preview" w:date="2026-01-01T00:00:00Z">
+      <w:ins w:id="900" w:author="PR Preview" w:date="2026-01-01T00:00:00Z">
         <w:r>
           <w:t xml:space="preserve"> </w:t>
         </w:r>
@@ -53785,12 +53607,12 @@
           <m:t>j</m:t>
         </m:r>
       </m:oMath>
-      <w:ins w:id="892" w:author="PR Preview" w:date="2026-01-01T00:00:00Z">
+      <w:ins w:id="901" w:author="PR Preview" w:date="2026-01-01T00:00:00Z">
         <w:r>
           <w:t xml:space="preserve">,</w:t>
         </w:r>
       </w:ins>
-      <w:ins w:id="893" w:author="PR Preview" w:date="2026-01-01T00:00:00Z">
+      <w:ins w:id="902" w:author="PR Preview" w:date="2026-01-01T00:00:00Z">
         <w:r>
           <w:t xml:space="preserve"> </w:t>
         </w:r>
@@ -53809,17 +53631,17 @@
           </m:sub>
         </m:sSub>
       </m:oMath>
-      <w:ins w:id="894" w:author="PR Preview" w:date="2026-01-01T00:00:00Z">
+      <w:ins w:id="903" w:author="PR Preview" w:date="2026-01-01T00:00:00Z">
         <w:r>
           <w:t xml:space="preserve"> </w:t>
         </w:r>
       </w:ins>
-      <w:ins w:id="895" w:author="PR Preview" w:date="2026-01-01T00:00:00Z">
+      <w:ins w:id="904" w:author="PR Preview" w:date="2026-01-01T00:00:00Z">
         <w:r>
           <w:t xml:space="preserve">and</w:t>
         </w:r>
       </w:ins>
-      <w:ins w:id="896" w:author="PR Preview" w:date="2026-01-01T00:00:00Z">
+      <w:ins w:id="905" w:author="PR Preview" w:date="2026-01-01T00:00:00Z">
         <w:r>
           <w:t xml:space="preserve"> </w:t>
         </w:r>
@@ -53838,27 +53660,27 @@
           </m:sub>
         </m:sSub>
       </m:oMath>
-      <w:ins w:id="897" w:author="PR Preview" w:date="2026-01-01T00:00:00Z">
+      <w:ins w:id="906" w:author="PR Preview" w:date="2026-01-01T00:00:00Z">
         <w:r>
           <w:t xml:space="preserve"> </w:t>
         </w:r>
       </w:ins>
-      <w:ins w:id="898" w:author="PR Preview" w:date="2026-01-01T00:00:00Z">
+      <w:ins w:id="907" w:author="PR Preview" w:date="2026-01-01T00:00:00Z">
         <w:r>
           <w:t xml:space="preserve">are independent,</w:t>
         </w:r>
       </w:ins>
-      <w:ins w:id="899" w:author="PR Preview" w:date="2026-01-01T00:00:00Z">
+      <w:ins w:id="908" w:author="PR Preview" w:date="2026-01-01T00:00:00Z">
         <w:r>
           <w:t xml:space="preserve"> </w:t>
         </w:r>
       </w:ins>
-      <w:ins w:id="900" w:author="PR Preview" w:date="2026-01-01T00:00:00Z">
+      <w:ins w:id="909" w:author="PR Preview" w:date="2026-01-01T00:00:00Z">
         <w:r>
           <w:t xml:space="preserve">so</w:t>
         </w:r>
       </w:ins>
-      <w:ins w:id="901" w:author="PR Preview" w:date="2026-01-01T00:00:00Z">
+      <w:ins w:id="910" w:author="PR Preview" w:date="2026-01-01T00:00:00Z">
         <w:r>
           <w:t xml:space="preserve"> </w:t>
         </w:r>
@@ -53926,23 +53748,23 @@
           <m:t>0</m:t>
         </m:r>
       </m:oMath>
-      <w:ins w:id="902" w:author="PR Preview" w:date="2026-01-01T00:00:00Z">
+      <w:ins w:id="911" w:author="PR Preview" w:date="2026-01-01T00:00:00Z">
         <w:r>
           <w:t xml:space="preserve"> </w:t>
         </w:r>
       </w:ins>
-      <w:ins w:id="903" w:author="PR Preview" w:date="2026-01-01T00:00:00Z">
+      <w:ins w:id="912" w:author="PR Preview" w:date="2026-01-01T00:00:00Z">
         <w:r>
           <w:t xml:space="preserve">by</w:t>
         </w:r>
       </w:ins>
-      <w:ins w:id="904" w:author="PR Preview" w:date="2026-01-01T00:00:00Z">
+      <w:ins w:id="913" w:author="PR Preview" w:date="2026-01-01T00:00:00Z">
         <w:r>
           <w:t xml:space="preserve"> </w:t>
         </w:r>
       </w:ins>
       <w:hyperlink w:anchor="thm-indpt-uncorrelated">
-        <w:ins w:id="905" w:author="PR Preview" w:date="2026-01-01T00:00:00Z">
+        <w:ins w:id="914" w:author="PR Preview" w:date="2026-01-01T00:00:00Z">
           <w:r>
             <w:rPr>
               <w:rStyle w:val="Hyperlink"/>
@@ -53951,22 +53773,22 @@
           </w:r>
         </w:ins>
       </w:hyperlink>
-      <w:ins w:id="906" w:author="PR Preview" w:date="2026-01-01T00:00:00Z">
+      <w:ins w:id="915" w:author="PR Preview" w:date="2026-01-01T00:00:00Z">
         <w:r>
           <w:t xml:space="preserve">.</w:t>
         </w:r>
       </w:ins>
-      <w:ins w:id="907" w:author="PR Preview" w:date="2026-01-01T00:00:00Z">
+      <w:ins w:id="916" w:author="PR Preview" w:date="2026-01-01T00:00:00Z">
         <w:r>
           <w:t xml:space="preserve"> </w:t>
         </w:r>
       </w:ins>
-      <w:ins w:id="908" w:author="PR Preview" w:date="2026-01-01T00:00:00Z">
+      <w:ins w:id="917" w:author="PR Preview" w:date="2026-01-01T00:00:00Z">
         <w:r>
           <w:t xml:space="preserve">The</w:t>
         </w:r>
       </w:ins>
-      <w:ins w:id="909" w:author="PR Preview" w:date="2026-01-01T00:00:00Z">
+      <w:ins w:id="918" w:author="PR Preview" w:date="2026-01-01T00:00:00Z">
         <w:r>
           <w:t xml:space="preserve"> </w:t>
         </w:r>
@@ -53997,12 +53819,12 @@
           <m:t>)</m:t>
         </m:r>
       </m:oMath>
-      <w:ins w:id="910" w:author="PR Preview" w:date="2026-01-01T00:00:00Z">
+      <w:ins w:id="919" w:author="PR Preview" w:date="2026-01-01T00:00:00Z">
         <w:r>
           <w:t xml:space="preserve">-th element is</w:t>
         </w:r>
       </w:ins>
-      <w:ins w:id="911" w:author="PR Preview" w:date="2026-01-01T00:00:00Z">
+      <w:ins w:id="920" w:author="PR Preview" w:date="2026-01-01T00:00:00Z">
         <w:r>
           <w:t xml:space="preserve"> </w:t>
         </w:r>
@@ -54101,23 +53923,23 @@
           <m:t>​</m:t>
         </m:r>
       </m:oMath>
-      <w:ins w:id="912" w:author="PR Preview" w:date="2026-01-01T00:00:00Z">
+      <w:ins w:id="921" w:author="PR Preview" w:date="2026-01-01T00:00:00Z">
         <w:r>
           <w:t xml:space="preserve"> </w:t>
         </w:r>
       </w:ins>
-      <w:ins w:id="913" w:author="PR Preview" w:date="2026-01-01T00:00:00Z">
+      <w:ins w:id="922" w:author="PR Preview" w:date="2026-01-01T00:00:00Z">
         <w:r>
           <w:t xml:space="preserve">by</w:t>
         </w:r>
       </w:ins>
-      <w:ins w:id="914" w:author="PR Preview" w:date="2026-01-01T00:00:00Z">
+      <w:ins w:id="923" w:author="PR Preview" w:date="2026-01-01T00:00:00Z">
         <w:r>
           <w:t xml:space="preserve"> </w:t>
         </w:r>
       </w:ins>
       <w:hyperlink w:anchor="lem-cov-xx">
-        <w:ins w:id="915" w:author="PR Preview" w:date="2026-01-01T00:00:00Z">
+        <w:ins w:id="924" w:author="PR Preview" w:date="2026-01-01T00:00:00Z">
           <w:r>
             <w:rPr>
               <w:rStyle w:val="Hyperlink"/>
@@ -54126,7 +53948,7 @@
           </w:r>
         </w:ins>
       </w:hyperlink>
-      <w:ins w:id="916" w:author="PR Preview" w:date="2026-01-01T00:00:00Z">
+      <w:ins w:id="925" w:author="PR Preview" w:date="2026-01-01T00:00:00Z">
         <w:r>
           <w:t xml:space="preserve">.</w:t>
         </w:r>
@@ -54137,7 +53959,7 @@
       <w:pPr>
         <w:pStyle w:val="BodyText"/>
       </w:pPr>
-      <w:ins w:id="917" w:author="PR Preview" w:date="2026-01-01T00:00:00Z">
+      <w:ins w:id="926" w:author="PR Preview" w:date="2026-01-01T00:00:00Z">
         <w:r>
           <w:rPr>
             <w:b/>
@@ -54146,7 +53968,7 @@
           <w:t xml:space="preserve">Theorem 13 (Correlation lies between</w:t>
         </w:r>
       </w:ins>
-      <w:ins w:id="918" w:author="PR Preview" w:date="2026-01-01T00:00:00Z">
+      <w:ins w:id="927" w:author="PR Preview" w:date="2026-01-01T00:00:00Z">
         <w:r>
           <w:rPr>
             <w:b/>
@@ -54166,7 +53988,7 @@
           <m:t>1</m:t>
         </m:r>
       </m:oMath>
-      <w:ins w:id="919" w:author="PR Preview" w:date="2026-01-01T00:00:00Z">
+      <w:ins w:id="928" w:author="PR Preview" w:date="2026-01-01T00:00:00Z">
         <w:r>
           <w:rPr>
             <w:b/>
@@ -54175,7 +53997,7 @@
           <w:t xml:space="preserve"> </w:t>
         </w:r>
       </w:ins>
-      <w:ins w:id="920" w:author="PR Preview" w:date="2026-01-01T00:00:00Z">
+      <w:ins w:id="929" w:author="PR Preview" w:date="2026-01-01T00:00:00Z">
         <w:r>
           <w:rPr>
             <w:b/>
@@ -54184,7 +54006,7 @@
           <w:t xml:space="preserve">and</w:t>
         </w:r>
       </w:ins>
-      <w:ins w:id="921" w:author="PR Preview" w:date="2026-01-01T00:00:00Z">
+      <w:ins w:id="930" w:author="PR Preview" w:date="2026-01-01T00:00:00Z">
         <w:r>
           <w:rPr>
             <w:b/>
@@ -54198,7 +54020,7 @@
           <m:t>1</m:t>
         </m:r>
       </m:oMath>
-      <w:ins w:id="922" w:author="PR Preview" w:date="2026-01-01T00:00:00Z">
+      <w:ins w:id="931" w:author="PR Preview" w:date="2026-01-01T00:00:00Z">
         <w:r>
           <w:rPr>
             <w:b/>
@@ -54207,17 +54029,17 @@
           <w:t xml:space="preserve">)</w:t>
         </w:r>
       </w:ins>
-      <w:ins w:id="923" w:author="PR Preview" w:date="2026-01-01T00:00:00Z">
+      <w:ins w:id="932" w:author="PR Preview" w:date="2026-01-01T00:00:00Z">
         <w:r>
           <w:t xml:space="preserve"> </w:t>
         </w:r>
       </w:ins>
-      <w:ins w:id="924" w:author="PR Preview" w:date="2026-01-01T00:00:00Z">
+      <w:ins w:id="933" w:author="PR Preview" w:date="2026-01-01T00:00:00Z">
         <w:r>
           <w:t xml:space="preserve">If</w:t>
         </w:r>
       </w:ins>
-      <w:ins w:id="925" w:author="PR Preview" w:date="2026-01-01T00:00:00Z">
+      <w:ins w:id="934" w:author="PR Preview" w:date="2026-01-01T00:00:00Z">
         <w:r>
           <w:t xml:space="preserve"> </w:t>
         </w:r>
@@ -54227,17 +54049,17 @@
           <m:t>X</m:t>
         </m:r>
       </m:oMath>
-      <w:ins w:id="926" w:author="PR Preview" w:date="2026-01-01T00:00:00Z">
+      <w:ins w:id="935" w:author="PR Preview" w:date="2026-01-01T00:00:00Z">
         <w:r>
           <w:t xml:space="preserve"> </w:t>
         </w:r>
       </w:ins>
-      <w:ins w:id="927" w:author="PR Preview" w:date="2026-01-01T00:00:00Z">
+      <w:ins w:id="936" w:author="PR Preview" w:date="2026-01-01T00:00:00Z">
         <w:r>
           <w:t xml:space="preserve">and</w:t>
         </w:r>
       </w:ins>
-      <w:ins w:id="928" w:author="PR Preview" w:date="2026-01-01T00:00:00Z">
+      <w:ins w:id="937" w:author="PR Preview" w:date="2026-01-01T00:00:00Z">
         <w:r>
           <w:t xml:space="preserve"> </w:t>
         </w:r>
@@ -54247,23 +54069,23 @@
           <m:t>Y</m:t>
         </m:r>
       </m:oMath>
-      <w:ins w:id="929" w:author="PR Preview" w:date="2026-01-01T00:00:00Z">
+      <w:ins w:id="938" w:author="PR Preview" w:date="2026-01-01T00:00:00Z">
         <w:r>
           <w:t xml:space="preserve"> </w:t>
         </w:r>
       </w:ins>
-      <w:ins w:id="930" w:author="PR Preview" w:date="2026-01-01T00:00:00Z">
+      <w:ins w:id="939" w:author="PR Preview" w:date="2026-01-01T00:00:00Z">
         <w:r>
           <w:t xml:space="preserve">have finite, positive</w:t>
         </w:r>
       </w:ins>
-      <w:ins w:id="931" w:author="PR Preview" w:date="2026-01-01T00:00:00Z">
+      <w:ins w:id="940" w:author="PR Preview" w:date="2026-01-01T00:00:00Z">
         <w:r>
           <w:t xml:space="preserve"> </w:t>
         </w:r>
       </w:ins>
       <w:hyperlink w:anchor="def-variance">
-        <w:ins w:id="932" w:author="PR Preview" w:date="2026-01-01T00:00:00Z">
+        <w:ins w:id="941" w:author="PR Preview" w:date="2026-01-01T00:00:00Z">
           <w:r>
             <w:rPr>
               <w:rStyle w:val="Hyperlink"/>
@@ -54272,28 +54094,28 @@
           </w:r>
         </w:ins>
       </w:hyperlink>
-      <w:ins w:id="933" w:author="PR Preview" w:date="2026-01-01T00:00:00Z">
+      <w:ins w:id="942" w:author="PR Preview" w:date="2026-01-01T00:00:00Z">
         <w:r>
           <w:t xml:space="preserve">,</w:t>
         </w:r>
       </w:ins>
-      <w:ins w:id="934" w:author="PR Preview" w:date="2026-01-01T00:00:00Z">
+      <w:ins w:id="943" w:author="PR Preview" w:date="2026-01-01T00:00:00Z">
         <w:r>
           <w:t xml:space="preserve"> </w:t>
         </w:r>
       </w:ins>
-      <w:ins w:id="935" w:author="PR Preview" w:date="2026-01-01T00:00:00Z">
+      <w:ins w:id="944" w:author="PR Preview" w:date="2026-01-01T00:00:00Z">
         <w:r>
           <w:t xml:space="preserve">then their</w:t>
         </w:r>
       </w:ins>
-      <w:ins w:id="936" w:author="PR Preview" w:date="2026-01-01T00:00:00Z">
+      <w:ins w:id="945" w:author="PR Preview" w:date="2026-01-01T00:00:00Z">
         <w:r>
           <w:t xml:space="preserve"> </w:t>
         </w:r>
       </w:ins>
       <w:hyperlink w:anchor="def-correlation">
-        <w:ins w:id="937" w:author="PR Preview" w:date="2026-01-01T00:00:00Z">
+        <w:ins w:id="946" w:author="PR Preview" w:date="2026-01-01T00:00:00Z">
           <w:r>
             <w:rPr>
               <w:rStyle w:val="Hyperlink"/>
@@ -54302,17 +54124,17 @@
           </w:r>
         </w:ins>
       </w:hyperlink>
-      <w:ins w:id="938" w:author="PR Preview" w:date="2026-01-01T00:00:00Z">
+      <w:ins w:id="947" w:author="PR Preview" w:date="2026-01-01T00:00:00Z">
         <w:r>
           <w:t xml:space="preserve"> </w:t>
         </w:r>
       </w:ins>
-      <w:ins w:id="939" w:author="PR Preview" w:date="2026-01-01T00:00:00Z">
+      <w:ins w:id="948" w:author="PR Preview" w:date="2026-01-01T00:00:00Z">
         <w:r>
           <w:t xml:space="preserve">lies in</w:t>
         </w:r>
       </w:ins>
-      <w:ins w:id="940" w:author="PR Preview" w:date="2026-01-01T00:00:00Z">
+      <w:ins w:id="949" w:author="PR Preview" w:date="2026-01-01T00:00:00Z">
         <w:r>
           <w:t xml:space="preserve"> </w:t>
         </w:r>
@@ -54349,17 +54171,17 @@
           <m:t>]</m:t>
         </m:r>
       </m:oMath>
-      <w:ins w:id="941" w:author="PR Preview" w:date="2026-01-01T00:00:00Z">
+      <w:ins w:id="950" w:author="PR Preview" w:date="2026-01-01T00:00:00Z">
         <w:r>
           <w:t xml:space="preserve"> </w:t>
         </w:r>
       </w:ins>
-      <w:ins w:id="942" w:author="PR Preview" w:date="2026-01-01T00:00:00Z">
+      <w:ins w:id="951" w:author="PR Preview" w:date="2026-01-01T00:00:00Z">
         <w:r>
           <w:t xml:space="preserve">(Casella and Berger 2002)</w:t>
         </w:r>
       </w:ins>
-      <w:ins w:id="943" w:author="PR Preview" w:date="2026-01-01T00:00:00Z">
+      <w:ins w:id="952" w:author="PR Preview" w:date="2026-01-01T00:00:00Z">
         <w:r>
           <w:t xml:space="preserve">:</w:t>
         </w:r>
@@ -57576,103 +57398,103 @@
       <w:pPr>
         <w:pStyle w:val="BodyText"/>
       </w:pPr>
-      <w:del w:id="944" w:author="PR Preview" w:date="2026-01-01T00:00:00Z">
+      <w:del w:id="953" w:author="PR Preview" w:date="2026-01-01T00:00:00Z">
         <w:r>
           <w:delText xml:space="preserve">The covariance is</w:delText>
-        </w:r>
-      </w:del>
-      <w:del w:id="945" w:author="PR Preview" w:date="2026-01-01T00:00:00Z">
-        <w:r>
-          <w:delText xml:space="preserve"> </w:delText>
-        </w:r>
-      </w:del>
-      <w:del w:id="946" w:author="PR Preview" w:date="2026-01-01T00:00:00Z">
-        <w:r>
-          <w:delText xml:space="preserve">-233.3,</w:delText>
-        </w:r>
-      </w:del>
-      <w:del w:id="947" w:author="PR Preview" w:date="2026-01-01T00:00:00Z">
-        <w:r>
-          <w:delText xml:space="preserve"> </w:delText>
-        </w:r>
-      </w:del>
-      <w:del w:id="948" w:author="PR Preview" w:date="2026-01-01T00:00:00Z">
-        <w:r>
-          <w:delText xml:space="preserve">in units of horsepower times miles per gallon.</w:delText>
-        </w:r>
-      </w:del>
-      <w:del w:id="949" w:author="PR Preview" w:date="2026-01-01T00:00:00Z">
-        <w:r>
-          <w:delText xml:space="preserve"> </w:delText>
-        </w:r>
-      </w:del>
-      <w:del w:id="950" w:author="PR Preview" w:date="2026-01-01T00:00:00Z">
-        <w:r>
-          <w:delText xml:space="preserve">It is negative, so cars with more horsepower than average tend to have</w:delText>
-        </w:r>
-      </w:del>
-      <w:del w:id="951" w:author="PR Preview" w:date="2026-01-01T00:00:00Z">
-        <w:r>
-          <w:delText xml:space="preserve"> </w:delText>
-        </w:r>
-      </w:del>
-      <w:del w:id="952" w:author="PR Preview" w:date="2026-01-01T00:00:00Z">
-        <w:r>
-          <w:delText xml:space="preserve">lower fuel economy than average.</w:delText>
-        </w:r>
-      </w:del>
-      <w:del w:id="953" w:author="PR Preview" w:date="2026-01-01T00:00:00Z">
-        <w:r>
-          <w:delText xml:space="preserve"> </w:delText>
         </w:r>
       </w:del>
       <w:del w:id="954" w:author="PR Preview" w:date="2026-01-01T00:00:00Z">
         <w:r>
-          <w:delText xml:space="preserve">Dividing by the two standard deviations,</w:delText>
+          <w:delText xml:space="preserve"> </w:delText>
         </w:r>
       </w:del>
       <w:del w:id="955" w:author="PR Preview" w:date="2026-01-01T00:00:00Z">
         <w:r>
-          <w:delText xml:space="preserve"> </w:delText>
+          <w:delText xml:space="preserve">-233.3,</w:delText>
         </w:r>
       </w:del>
       <w:del w:id="956" w:author="PR Preview" w:date="2026-01-01T00:00:00Z">
         <w:r>
-          <w:delText xml:space="preserve">38.4 horsepower and 7.8 miles per gallon,</w:delText>
+          <w:delText xml:space="preserve"> </w:delText>
         </w:r>
       </w:del>
       <w:del w:id="957" w:author="PR Preview" w:date="2026-01-01T00:00:00Z">
         <w:r>
-          <w:delText xml:space="preserve"> </w:delText>
+          <w:delText xml:space="preserve">in units of horsepower times miles per gallon.</w:delText>
         </w:r>
       </w:del>
       <w:del w:id="958" w:author="PR Preview" w:date="2026-01-01T00:00:00Z">
         <w:r>
-          <w:delText xml:space="preserve">removes the units and gives a correlation of</w:delText>
+          <w:delText xml:space="preserve"> </w:delText>
         </w:r>
       </w:del>
       <w:del w:id="959" w:author="PR Preview" w:date="2026-01-01T00:00:00Z">
         <w:r>
-          <w:delText xml:space="preserve"> </w:delText>
+          <w:delText xml:space="preserve">It is negative, so cars with more horsepower than average tend to have</w:delText>
         </w:r>
       </w:del>
       <w:del w:id="960" w:author="PR Preview" w:date="2026-01-01T00:00:00Z">
         <w:r>
-          <w:delText xml:space="preserve">-0.78,</w:delText>
+          <w:delText xml:space="preserve"> </w:delText>
         </w:r>
       </w:del>
       <w:del w:id="961" w:author="PR Preview" w:date="2026-01-01T00:00:00Z">
         <w:r>
-          <w:delText xml:space="preserve"> </w:delText>
+          <w:delText xml:space="preserve">lower fuel economy than average.</w:delText>
         </w:r>
       </w:del>
       <w:del w:id="962" w:author="PR Preview" w:date="2026-01-01T00:00:00Z">
         <w:r>
-          <w:delText xml:space="preserve">which lies between</w:delText>
+          <w:delText xml:space="preserve"> </w:delText>
         </w:r>
       </w:del>
       <w:del w:id="963" w:author="PR Preview" w:date="2026-01-01T00:00:00Z">
         <w:r>
+          <w:delText xml:space="preserve">Dividing by the two standard deviations,</w:delText>
+        </w:r>
+      </w:del>
+      <w:del w:id="964" w:author="PR Preview" w:date="2026-01-01T00:00:00Z">
+        <w:r>
+          <w:delText xml:space="preserve"> </w:delText>
+        </w:r>
+      </w:del>
+      <w:del w:id="965" w:author="PR Preview" w:date="2026-01-01T00:00:00Z">
+        <w:r>
+          <w:delText xml:space="preserve">38.4 horsepower and 7.8 miles per gallon,</w:delText>
+        </w:r>
+      </w:del>
+      <w:del w:id="966" w:author="PR Preview" w:date="2026-01-01T00:00:00Z">
+        <w:r>
+          <w:delText xml:space="preserve"> </w:delText>
+        </w:r>
+      </w:del>
+      <w:del w:id="967" w:author="PR Preview" w:date="2026-01-01T00:00:00Z">
+        <w:r>
+          <w:delText xml:space="preserve">removes the units and gives a correlation of</w:delText>
+        </w:r>
+      </w:del>
+      <w:del w:id="968" w:author="PR Preview" w:date="2026-01-01T00:00:00Z">
+        <w:r>
+          <w:delText xml:space="preserve"> </w:delText>
+        </w:r>
+      </w:del>
+      <w:del w:id="969" w:author="PR Preview" w:date="2026-01-01T00:00:00Z">
+        <w:r>
+          <w:delText xml:space="preserve">-0.78,</w:delText>
+        </w:r>
+      </w:del>
+      <w:del w:id="970" w:author="PR Preview" w:date="2026-01-01T00:00:00Z">
+        <w:r>
+          <w:delText xml:space="preserve"> </w:delText>
+        </w:r>
+      </w:del>
+      <w:del w:id="971" w:author="PR Preview" w:date="2026-01-01T00:00:00Z">
+        <w:r>
+          <w:delText xml:space="preserve">which lies between</w:delText>
+        </w:r>
+      </w:del>
+      <w:del w:id="972" w:author="PR Preview" w:date="2026-01-01T00:00:00Z">
+        <w:r>
           <w:delText xml:space="preserve"> </w:delText>
         </w:r>
       </w:del>
@@ -57687,17 +57509,17 @@
           <m:t>1</m:t>
         </m:r>
       </m:oMath>
-      <w:del w:id="964" w:author="PR Preview" w:date="2026-01-01T00:00:00Z">
+      <w:del w:id="973" w:author="PR Preview" w:date="2026-01-01T00:00:00Z">
         <w:r>
           <w:delText xml:space="preserve"> </w:delText>
         </w:r>
       </w:del>
-      <w:del w:id="965" w:author="PR Preview" w:date="2026-01-01T00:00:00Z">
+      <w:del w:id="974" w:author="PR Preview" w:date="2026-01-01T00:00:00Z">
         <w:r>
           <w:delText xml:space="preserve">and</w:delText>
         </w:r>
       </w:del>
-      <w:del w:id="966" w:author="PR Preview" w:date="2026-01-01T00:00:00Z">
+      <w:del w:id="975" w:author="PR Preview" w:date="2026-01-01T00:00:00Z">
         <w:r>
           <w:delText xml:space="preserve"> </w:delText>
         </w:r>
@@ -57707,23 +57529,23 @@
           <m:t>1</m:t>
         </m:r>
       </m:oMath>
-      <w:del w:id="967" w:author="PR Preview" w:date="2026-01-01T00:00:00Z">
+      <w:del w:id="976" w:author="PR Preview" w:date="2026-01-01T00:00:00Z">
         <w:r>
           <w:delText xml:space="preserve"> </w:delText>
         </w:r>
       </w:del>
-      <w:del w:id="968" w:author="PR Preview" w:date="2026-01-01T00:00:00Z">
+      <w:del w:id="977" w:author="PR Preview" w:date="2026-01-01T00:00:00Z">
         <w:r>
           <w:delText xml:space="preserve">as</w:delText>
         </w:r>
       </w:del>
-      <w:del w:id="969" w:author="PR Preview" w:date="2026-01-01T00:00:00Z">
+      <w:del w:id="978" w:author="PR Preview" w:date="2026-01-01T00:00:00Z">
         <w:r>
           <w:delText xml:space="preserve"> </w:delText>
         </w:r>
       </w:del>
       <w:hyperlink w:anchor="thm-cor-bounds">
-        <w:del w:id="970" w:author="PR Preview" w:date="2026-01-01T00:00:00Z">
+        <w:del w:id="979" w:author="PR Preview" w:date="2026-01-01T00:00:00Z">
           <w:r>
             <w:rPr>
               <w:rStyle w:val="Hyperlink"/>
@@ -57732,32 +57554,32 @@
           </w:r>
         </w:del>
       </w:hyperlink>
-      <w:del w:id="971" w:author="PR Preview" w:date="2026-01-01T00:00:00Z">
+      <w:del w:id="980" w:author="PR Preview" w:date="2026-01-01T00:00:00Z">
         <w:r>
           <w:delText xml:space="preserve"> </w:delText>
         </w:r>
       </w:del>
-      <w:del w:id="972" w:author="PR Preview" w:date="2026-01-01T00:00:00Z">
+      <w:del w:id="981" w:author="PR Preview" w:date="2026-01-01T00:00:00Z">
         <w:r>
           <w:delText xml:space="preserve">requires.</w:delText>
         </w:r>
       </w:del>
-      <w:del w:id="973" w:author="PR Preview" w:date="2026-01-01T00:00:00Z">
+      <w:del w:id="982" w:author="PR Preview" w:date="2026-01-01T00:00:00Z">
         <w:r>
           <w:delText xml:space="preserve"> </w:delText>
         </w:r>
       </w:del>
-      <w:del w:id="974" w:author="PR Preview" w:date="2026-01-01T00:00:00Z">
+      <w:del w:id="983" w:author="PR Preview" w:date="2026-01-01T00:00:00Z">
         <w:r>
           <w:delText xml:space="preserve">The same value comes from R’s built-in</w:delText>
         </w:r>
       </w:del>
-      <w:del w:id="975" w:author="PR Preview" w:date="2026-01-01T00:00:00Z">
+      <w:del w:id="984" w:author="PR Preview" w:date="2026-01-01T00:00:00Z">
         <w:r>
           <w:delText xml:space="preserve"> </w:delText>
         </w:r>
       </w:del>
-      <w:del w:id="976" w:author="PR Preview" w:date="2026-01-01T00:00:00Z">
+      <w:del w:id="985" w:author="PR Preview" w:date="2026-01-01T00:00:00Z">
         <w:r>
           <w:rPr>
             <w:rStyle w:val="VerbatimChar"/>
@@ -57765,27 +57587,27 @@
           <w:delText xml:space="preserve">cor(x, y)</w:delText>
         </w:r>
       </w:del>
-      <w:del w:id="977" w:author="PR Preview" w:date="2026-01-01T00:00:00Z">
+      <w:del w:id="986" w:author="PR Preview" w:date="2026-01-01T00:00:00Z">
         <w:r>
           <w:delText xml:space="preserve">,</w:delText>
         </w:r>
       </w:del>
-      <w:del w:id="978" w:author="PR Preview" w:date="2026-01-01T00:00:00Z">
+      <w:del w:id="987" w:author="PR Preview" w:date="2026-01-01T00:00:00Z">
         <w:r>
           <w:delText xml:space="preserve"> </w:delText>
         </w:r>
       </w:del>
-      <w:del w:id="979" w:author="PR Preview" w:date="2026-01-01T00:00:00Z">
+      <w:del w:id="988" w:author="PR Preview" w:date="2026-01-01T00:00:00Z">
         <w:r>
           <w:delText xml:space="preserve">because the correlation computed from the data divides the covariance and both standard</w:delText>
         </w:r>
       </w:del>
-      <w:del w:id="980" w:author="PR Preview" w:date="2026-01-01T00:00:00Z">
+      <w:del w:id="989" w:author="PR Preview" w:date="2026-01-01T00:00:00Z">
         <w:r>
           <w:delText xml:space="preserve"> </w:delText>
         </w:r>
       </w:del>
-      <w:del w:id="981" w:author="PR Preview" w:date="2026-01-01T00:00:00Z">
+      <w:del w:id="990" w:author="PR Preview" w:date="2026-01-01T00:00:00Z">
         <w:r>
           <w:delText xml:space="preserve">deviations by the same count, which cancels.</w:delText>
         </w:r>
@@ -57795,103 +57617,103 @@
       <w:pPr>
         <w:pStyle w:val="BodyText"/>
       </w:pPr>
-      <w:ins w:id="982" w:author="PR Preview" w:date="2026-01-01T00:00:00Z">
+      <w:ins w:id="991" w:author="PR Preview" w:date="2026-01-01T00:00:00Z">
         <w:r>
           <w:t xml:space="preserve">The covariance is</w:t>
-        </w:r>
-      </w:ins>
-      <w:ins w:id="983" w:author="PR Preview" w:date="2026-01-01T00:00:00Z">
-        <w:r>
-          <w:t xml:space="preserve"> </w:t>
-        </w:r>
-      </w:ins>
-      <w:ins w:id="984" w:author="PR Preview" w:date="2026-01-01T00:00:00Z">
-        <w:r>
-          <w:t xml:space="preserve">-233.3,</w:t>
-        </w:r>
-      </w:ins>
-      <w:ins w:id="985" w:author="PR Preview" w:date="2026-01-01T00:00:00Z">
-        <w:r>
-          <w:t xml:space="preserve"> </w:t>
-        </w:r>
-      </w:ins>
-      <w:ins w:id="986" w:author="PR Preview" w:date="2026-01-01T00:00:00Z">
-        <w:r>
-          <w:t xml:space="preserve">in units of horsepower times miles per gallon.</w:t>
-        </w:r>
-      </w:ins>
-      <w:ins w:id="987" w:author="PR Preview" w:date="2026-01-01T00:00:00Z">
-        <w:r>
-          <w:t xml:space="preserve"> </w:t>
-        </w:r>
-      </w:ins>
-      <w:ins w:id="988" w:author="PR Preview" w:date="2026-01-01T00:00:00Z">
-        <w:r>
-          <w:t xml:space="preserve">It is negative, so cars with more horsepower than average tend to have</w:t>
-        </w:r>
-      </w:ins>
-      <w:ins w:id="989" w:author="PR Preview" w:date="2026-01-01T00:00:00Z">
-        <w:r>
-          <w:t xml:space="preserve"> </w:t>
-        </w:r>
-      </w:ins>
-      <w:ins w:id="990" w:author="PR Preview" w:date="2026-01-01T00:00:00Z">
-        <w:r>
-          <w:t xml:space="preserve">lower fuel economy than average.</w:t>
-        </w:r>
-      </w:ins>
-      <w:ins w:id="991" w:author="PR Preview" w:date="2026-01-01T00:00:00Z">
-        <w:r>
-          <w:t xml:space="preserve"> </w:t>
         </w:r>
       </w:ins>
       <w:ins w:id="992" w:author="PR Preview" w:date="2026-01-01T00:00:00Z">
         <w:r>
-          <w:t xml:space="preserve">Dividing by the two standard deviations,</w:t>
+          <w:t xml:space="preserve"> </w:t>
         </w:r>
       </w:ins>
       <w:ins w:id="993" w:author="PR Preview" w:date="2026-01-01T00:00:00Z">
         <w:r>
-          <w:t xml:space="preserve"> </w:t>
+          <w:t xml:space="preserve">-233.3,</w:t>
         </w:r>
       </w:ins>
       <w:ins w:id="994" w:author="PR Preview" w:date="2026-01-01T00:00:00Z">
         <w:r>
-          <w:t xml:space="preserve">38.4 horsepower and 7.8 miles per gallon,</w:t>
+          <w:t xml:space="preserve"> </w:t>
         </w:r>
       </w:ins>
       <w:ins w:id="995" w:author="PR Preview" w:date="2026-01-01T00:00:00Z">
         <w:r>
-          <w:t xml:space="preserve"> </w:t>
+          <w:t xml:space="preserve">in units of horsepower times miles per gallon.</w:t>
         </w:r>
       </w:ins>
       <w:ins w:id="996" w:author="PR Preview" w:date="2026-01-01T00:00:00Z">
         <w:r>
-          <w:t xml:space="preserve">removes the units and gives a correlation of</w:t>
+          <w:t xml:space="preserve"> </w:t>
         </w:r>
       </w:ins>
       <w:ins w:id="997" w:author="PR Preview" w:date="2026-01-01T00:00:00Z">
         <w:r>
-          <w:t xml:space="preserve"> </w:t>
+          <w:t xml:space="preserve">It is negative, so cars with more horsepower than average tend to have</w:t>
         </w:r>
       </w:ins>
       <w:ins w:id="998" w:author="PR Preview" w:date="2026-01-01T00:00:00Z">
         <w:r>
-          <w:t xml:space="preserve">-0.78,</w:t>
+          <w:t xml:space="preserve"> </w:t>
         </w:r>
       </w:ins>
       <w:ins w:id="999" w:author="PR Preview" w:date="2026-01-01T00:00:00Z">
         <w:r>
-          <w:t xml:space="preserve"> </w:t>
+          <w:t xml:space="preserve">lower fuel economy than average.</w:t>
         </w:r>
       </w:ins>
       <w:ins w:id="1000" w:author="PR Preview" w:date="2026-01-01T00:00:00Z">
         <w:r>
-          <w:t xml:space="preserve">which lies between</w:t>
+          <w:t xml:space="preserve"> </w:t>
         </w:r>
       </w:ins>
       <w:ins w:id="1001" w:author="PR Preview" w:date="2026-01-01T00:00:00Z">
         <w:r>
+          <w:t xml:space="preserve">Dividing by the two standard deviations,</w:t>
+        </w:r>
+      </w:ins>
+      <w:ins w:id="1002" w:author="PR Preview" w:date="2026-01-01T00:00:00Z">
+        <w:r>
+          <w:t xml:space="preserve"> </w:t>
+        </w:r>
+      </w:ins>
+      <w:ins w:id="1003" w:author="PR Preview" w:date="2026-01-01T00:00:00Z">
+        <w:r>
+          <w:t xml:space="preserve">38.4 horsepower and 7.8 miles per gallon,</w:t>
+        </w:r>
+      </w:ins>
+      <w:ins w:id="1004" w:author="PR Preview" w:date="2026-01-01T00:00:00Z">
+        <w:r>
+          <w:t xml:space="preserve"> </w:t>
+        </w:r>
+      </w:ins>
+      <w:ins w:id="1005" w:author="PR Preview" w:date="2026-01-01T00:00:00Z">
+        <w:r>
+          <w:t xml:space="preserve">removes the units and gives a correlation of</w:t>
+        </w:r>
+      </w:ins>
+      <w:ins w:id="1006" w:author="PR Preview" w:date="2026-01-01T00:00:00Z">
+        <w:r>
+          <w:t xml:space="preserve"> </w:t>
+        </w:r>
+      </w:ins>
+      <w:ins w:id="1007" w:author="PR Preview" w:date="2026-01-01T00:00:00Z">
+        <w:r>
+          <w:t xml:space="preserve">-0.78,</w:t>
+        </w:r>
+      </w:ins>
+      <w:ins w:id="1008" w:author="PR Preview" w:date="2026-01-01T00:00:00Z">
+        <w:r>
+          <w:t xml:space="preserve"> </w:t>
+        </w:r>
+      </w:ins>
+      <w:ins w:id="1009" w:author="PR Preview" w:date="2026-01-01T00:00:00Z">
+        <w:r>
+          <w:t xml:space="preserve">which lies between</w:t>
+        </w:r>
+      </w:ins>
+      <w:ins w:id="1010" w:author="PR Preview" w:date="2026-01-01T00:00:00Z">
+        <w:r>
           <w:t xml:space="preserve"> </w:t>
         </w:r>
       </w:ins>
@@ -57906,17 +57728,17 @@
           <m:t>1</m:t>
         </m:r>
       </m:oMath>
-      <w:ins w:id="1002" w:author="PR Preview" w:date="2026-01-01T00:00:00Z">
+      <w:ins w:id="1011" w:author="PR Preview" w:date="2026-01-01T00:00:00Z">
         <w:r>
           <w:t xml:space="preserve"> </w:t>
         </w:r>
       </w:ins>
-      <w:ins w:id="1003" w:author="PR Preview" w:date="2026-01-01T00:00:00Z">
+      <w:ins w:id="1012" w:author="PR Preview" w:date="2026-01-01T00:00:00Z">
         <w:r>
           <w:t xml:space="preserve">and</w:t>
         </w:r>
       </w:ins>
-      <w:ins w:id="1004" w:author="PR Preview" w:date="2026-01-01T00:00:00Z">
+      <w:ins w:id="1013" w:author="PR Preview" w:date="2026-01-01T00:00:00Z">
         <w:r>
           <w:t xml:space="preserve"> </w:t>
         </w:r>
@@ -57926,23 +57748,23 @@
           <m:t>1</m:t>
         </m:r>
       </m:oMath>
-      <w:ins w:id="1005" w:author="PR Preview" w:date="2026-01-01T00:00:00Z">
+      <w:ins w:id="1014" w:author="PR Preview" w:date="2026-01-01T00:00:00Z">
         <w:r>
           <w:t xml:space="preserve"> </w:t>
         </w:r>
       </w:ins>
-      <w:ins w:id="1006" w:author="PR Preview" w:date="2026-01-01T00:00:00Z">
+      <w:ins w:id="1015" w:author="PR Preview" w:date="2026-01-01T00:00:00Z">
         <w:r>
           <w:t xml:space="preserve">as</w:t>
         </w:r>
       </w:ins>
-      <w:ins w:id="1007" w:author="PR Preview" w:date="2026-01-01T00:00:00Z">
+      <w:ins w:id="1016" w:author="PR Preview" w:date="2026-01-01T00:00:00Z">
         <w:r>
           <w:t xml:space="preserve"> </w:t>
         </w:r>
       </w:ins>
       <w:hyperlink w:anchor="thm-cor-bounds">
-        <w:ins w:id="1008" w:author="PR Preview" w:date="2026-01-01T00:00:00Z">
+        <w:ins w:id="1017" w:author="PR Preview" w:date="2026-01-01T00:00:00Z">
           <w:r>
             <w:rPr>
               <w:rStyle w:val="Hyperlink"/>
@@ -57951,32 +57773,32 @@
           </w:r>
         </w:ins>
       </w:hyperlink>
-      <w:ins w:id="1009" w:author="PR Preview" w:date="2026-01-01T00:00:00Z">
+      <w:ins w:id="1018" w:author="PR Preview" w:date="2026-01-01T00:00:00Z">
         <w:r>
           <w:t xml:space="preserve"> </w:t>
         </w:r>
       </w:ins>
-      <w:ins w:id="1010" w:author="PR Preview" w:date="2026-01-01T00:00:00Z">
+      <w:ins w:id="1019" w:author="PR Preview" w:date="2026-01-01T00:00:00Z">
         <w:r>
           <w:t xml:space="preserve">requires.</w:t>
         </w:r>
       </w:ins>
-      <w:ins w:id="1011" w:author="PR Preview" w:date="2026-01-01T00:00:00Z">
+      <w:ins w:id="1020" w:author="PR Preview" w:date="2026-01-01T00:00:00Z">
         <w:r>
           <w:t xml:space="preserve"> </w:t>
         </w:r>
       </w:ins>
-      <w:ins w:id="1012" w:author="PR Preview" w:date="2026-01-01T00:00:00Z">
+      <w:ins w:id="1021" w:author="PR Preview" w:date="2026-01-01T00:00:00Z">
         <w:r>
           <w:t xml:space="preserve">The same value comes from R’s built-in</w:t>
         </w:r>
       </w:ins>
-      <w:ins w:id="1013" w:author="PR Preview" w:date="2026-01-01T00:00:00Z">
+      <w:ins w:id="1022" w:author="PR Preview" w:date="2026-01-01T00:00:00Z">
         <w:r>
           <w:t xml:space="preserve"> </w:t>
         </w:r>
       </w:ins>
-      <w:ins w:id="1014" w:author="PR Preview" w:date="2026-01-01T00:00:00Z">
+      <w:ins w:id="1023" w:author="PR Preview" w:date="2026-01-01T00:00:00Z">
         <w:r>
           <w:rPr>
             <w:rStyle w:val="VerbatimChar"/>
@@ -57984,27 +57806,27 @@
           <w:t xml:space="preserve">cor(x, y)</w:t>
         </w:r>
       </w:ins>
-      <w:ins w:id="1015" w:author="PR Preview" w:date="2026-01-01T00:00:00Z">
+      <w:ins w:id="1024" w:author="PR Preview" w:date="2026-01-01T00:00:00Z">
         <w:r>
           <w:t xml:space="preserve">,</w:t>
         </w:r>
       </w:ins>
-      <w:ins w:id="1016" w:author="PR Preview" w:date="2026-01-01T00:00:00Z">
+      <w:ins w:id="1025" w:author="PR Preview" w:date="2026-01-01T00:00:00Z">
         <w:r>
           <w:t xml:space="preserve"> </w:t>
         </w:r>
       </w:ins>
-      <w:ins w:id="1017" w:author="PR Preview" w:date="2026-01-01T00:00:00Z">
+      <w:ins w:id="1026" w:author="PR Preview" w:date="2026-01-01T00:00:00Z">
         <w:r>
           <w:t xml:space="preserve">because the correlation computed from the data divides the covariance and both standard</w:t>
         </w:r>
       </w:ins>
-      <w:ins w:id="1018" w:author="PR Preview" w:date="2026-01-01T00:00:00Z">
+      <w:ins w:id="1027" w:author="PR Preview" w:date="2026-01-01T00:00:00Z">
         <w:r>
           <w:t xml:space="preserve"> </w:t>
         </w:r>
       </w:ins>
-      <w:ins w:id="1019" w:author="PR Preview" w:date="2026-01-01T00:00:00Z">
+      <w:ins w:id="1028" w:author="PR Preview" w:date="2026-01-01T00:00:00Z">
         <w:r>
           <w:t xml:space="preserve">deviations by the same count, which cancels.</w:t>
         </w:r>
